--- a/05-数字电路/02-时序逻辑电路/十进制计数器电路/十进制计数器电路.docx
+++ b/05-数字电路/02-时序逻辑电路/十进制计数器电路/十进制计数器电路.docx
@@ -2478,6 +2478,20 @@
     </w:p>
     <w:bookmarkEnd w:id="26"/>
     <w:bookmarkEnd w:id="27"/>
+    <w:p>
+      <w:pPr>
+        <w:spacing w:before="360"/>
+        <w:jc w:val="center"/>
+      </w:pPr>
+      <w:r>
+        <w:rPr>
+          <w:rFonts w:ascii="Times New Roman" w:hAnsi="Times New Roman"/>
+          <w:color w:val="555555"/>
+          <w:sz w:val="21"/>
+        </w:rPr>
+        <w:t>材料收集者：杜文杰</w:t>
+      </w:r>
+    </w:p>
     <w:sectPr>
       <w:headerReference r:id="rId9" w:type="default"/>
       <w:footerReference r:id="rId10" w:type="default"/>

--- a/05-数字电路/02-时序逻辑电路/十进制计数器电路/十进制计数器电路.docx
+++ b/05-数字电路/02-时序逻辑电路/十进制计数器电路/十进制计数器电路.docx
@@ -1,6 +1,6 @@
 
 <file path=word/document.xml><?xml version="1.0" encoding="utf-8"?>
-<w:document xmlns:w="http://schemas.openxmlformats.org/wordprocessingml/2006/main" xmlns:m="http://schemas.openxmlformats.org/officeDocument/2006/math" xmlns:r="http://schemas.openxmlformats.org/officeDocument/2006/relationships" xmlns:o="urn:schemas-microsoft-com:office:office" xmlns:v="urn:schemas-microsoft-com:vml" xmlns:w10="urn:schemas-microsoft-com:office:word" xmlns:a="http://schemas.openxmlformats.org/drawingml/2006/main" xmlns:pic="http://schemas.openxmlformats.org/drawingml/2006/picture" xmlns:wp="http://schemas.openxmlformats.org/drawingml/2006/wordprocessingDrawing">
+<w:document xmlns:m="http://schemas.openxmlformats.org/officeDocument/2006/math" xmlns:r="http://schemas.openxmlformats.org/officeDocument/2006/relationships" xmlns:w="http://schemas.openxmlformats.org/wordprocessingml/2006/main" xmlns:o="urn:schemas-microsoft-com:office:office" xmlns:v="urn:schemas-microsoft-com:vml" xmlns:w10="urn:schemas-microsoft-com:office:word" xmlns:a="http://schemas.openxmlformats.org/drawingml/2006/main" xmlns:pic="http://schemas.openxmlformats.org/drawingml/2006/picture" xmlns:wp="http://schemas.openxmlformats.org/drawingml/2006/wordprocessingDrawing">
   <w:body>
     <w:bookmarkStart w:id="27" w:name="十进制计数器电路"/>
     <w:p>
@@ -9,7 +9,7 @@
       </w:pPr>
       <w:r>
         <w:rPr>
-          <w:rFonts w:hint="eastAsia"/>
+          <w:rFonts w:hint="eastAsia" w:eastAsia="黑体"/>
         </w:rPr>
         <w:t xml:space="preserve">十进制计数器电路</w:t>
       </w:r>
@@ -21,7 +21,7 @@
       </w:pPr>
       <w:r>
         <w:rPr>
-          <w:rFonts w:hint="eastAsia"/>
+          <w:rFonts w:hint="eastAsia" w:eastAsia="黑体"/>
         </w:rPr>
         <w:t xml:space="preserve">拓扑描述</w:t>
       </w:r>
@@ -32,15 +32,19 @@
       </w:pPr>
       <w:r>
         <w:rPr>
-          <w:rFonts w:hint="eastAsia"/>
+          <w:rFonts w:hint="eastAsia" w:eastAsia="黑体"/>
         </w:rPr>
         <w:t xml:space="preserve">由</w:t>
       </w:r>
       <w:r>
+        <w:rPr>
+          <w:rFonts w:eastAsia="黑体"/>
+        </w:rPr>
         <w:t xml:space="preserve"> </w:t>
       </w:r>
       <w:r>
         <w:rPr>
+          <w:rFonts w:eastAsia="黑体"/>
           <w:b/>
           <w:bCs/>
         </w:rPr>
@@ -48,7 +52,7 @@
       </w:r>
       <w:r>
         <w:rPr>
-          <w:rFonts w:hint="eastAsia"/>
+          <w:rFonts w:hint="eastAsia" w:eastAsia="黑体"/>
           <w:b/>
           <w:bCs/>
         </w:rPr>
@@ -56,6 +60,7 @@
       </w:r>
       <w:r>
         <w:rPr>
+          <w:rFonts w:eastAsia="黑体"/>
           <w:b/>
           <w:bCs/>
         </w:rPr>
@@ -143,40 +148,49 @@
       </m:oMath>
       <w:r>
         <w:rPr>
-          <w:rFonts w:hint="eastAsia"/>
+          <w:rFonts w:hint="eastAsia" w:eastAsia="黑体"/>
         </w:rPr>
         <w:t xml:space="preserve">（D</w:t>
       </w:r>
       <w:r>
+        <w:rPr>
+          <w:rFonts w:eastAsia="黑体"/>
+        </w:rPr>
         <w:t xml:space="preserve"> </w:t>
       </w:r>
       <w:r>
         <w:rPr>
-          <w:rFonts w:hint="eastAsia"/>
+          <w:rFonts w:hint="eastAsia" w:eastAsia="黑体"/>
         </w:rPr>
         <w:t xml:space="preserve">触发器或</w:t>
       </w:r>
       <w:r>
+        <w:rPr>
+          <w:rFonts w:eastAsia="黑体"/>
+        </w:rPr>
         <w:t xml:space="preserve"> JK </w:t>
       </w:r>
       <w:r>
         <w:rPr>
-          <w:rFonts w:hint="eastAsia"/>
+          <w:rFonts w:hint="eastAsia" w:eastAsia="黑体"/>
         </w:rPr>
         <w:t xml:space="preserve">触发器接成计数型）组成的</w:t>
       </w:r>
       <w:r>
+        <w:rPr>
+          <w:rFonts w:eastAsia="黑体"/>
+        </w:rPr>
         <w:t xml:space="preserve"> 4 </w:t>
       </w:r>
       <w:r>
         <w:rPr>
-          <w:rFonts w:hint="eastAsia"/>
+          <w:rFonts w:hint="eastAsia" w:eastAsia="黑体"/>
         </w:rPr>
         <w:t xml:space="preserve">位二进制计数器以及</w:t>
       </w:r>
       <w:r>
         <w:rPr>
-          <w:rFonts w:hint="eastAsia"/>
+          <w:rFonts w:hint="eastAsia" w:eastAsia="黑体"/>
           <w:b/>
           <w:bCs/>
         </w:rPr>
@@ -184,11 +198,14 @@
       </w:r>
       <w:r>
         <w:rPr>
-          <w:rFonts w:hint="eastAsia"/>
+          <w:rFonts w:hint="eastAsia" w:eastAsia="黑体"/>
         </w:rPr>
         <w:t xml:space="preserve">构成，反馈逻辑在计数到</w:t>
       </w:r>
       <w:r>
+        <w:rPr>
+          <w:rFonts w:eastAsia="黑体"/>
+        </w:rPr>
         <w:t xml:space="preserve"> </w:t>
       </w:r>
       <m:oMath>
@@ -198,11 +215,14 @@
       </m:oMath>
       <w:r>
         <w:rPr>
-          <w:rFonts w:hint="eastAsia"/>
+          <w:rFonts w:hint="eastAsia" w:eastAsia="黑体"/>
         </w:rPr>
         <w:t xml:space="preserve">（9）后的下一个时钟使电路回到</w:t>
       </w:r>
       <w:r>
+        <w:rPr>
+          <w:rFonts w:eastAsia="黑体"/>
+        </w:rPr>
         <w:t xml:space="preserve"> </w:t>
       </w:r>
       <m:oMath>
@@ -212,22 +232,25 @@
       </m:oMath>
       <w:r>
         <w:rPr>
-          <w:rFonts w:hint="eastAsia"/>
+          <w:rFonts w:hint="eastAsia" w:eastAsia="黑体"/>
         </w:rPr>
         <w:t xml:space="preserve">。电路共</w:t>
       </w:r>
       <w:r>
+        <w:rPr>
+          <w:rFonts w:eastAsia="黑体"/>
+        </w:rPr>
         <w:t xml:space="preserve"> 4 </w:t>
       </w:r>
       <w:r>
         <w:rPr>
-          <w:rFonts w:hint="eastAsia"/>
+          <w:rFonts w:hint="eastAsia" w:eastAsia="黑体"/>
         </w:rPr>
         <w:t xml:space="preserve">组关键节点：</w:t>
       </w:r>
       <w:r>
         <w:rPr>
-          <w:rFonts w:hint="eastAsia"/>
+          <w:rFonts w:hint="eastAsia" w:eastAsia="黑体"/>
           <w:b/>
           <w:bCs/>
         </w:rPr>
@@ -235,6 +258,7 @@
       </w:r>
       <w:r>
         <w:rPr>
+          <w:rFonts w:eastAsia="黑体"/>
           <w:b/>
           <w:bCs/>
         </w:rPr>
@@ -242,7 +266,7 @@
       </w:r>
       <w:r>
         <w:rPr>
-          <w:rFonts w:hint="eastAsia"/>
+          <w:rFonts w:hint="eastAsia" w:eastAsia="黑体"/>
           <w:b/>
           <w:bCs/>
         </w:rPr>
@@ -250,6 +274,7 @@
       </w:r>
       <w:r>
         <w:rPr>
+          <w:rFonts w:eastAsia="黑体"/>
           <w:b/>
           <w:bCs/>
         </w:rPr>
@@ -268,11 +293,14 @@
       </m:oMath>
       <w:r>
         <w:rPr>
-          <w:rFonts w:hint="eastAsia"/>
+          <w:rFonts w:hint="eastAsia" w:eastAsia="黑体"/>
         </w:rPr>
         <w:t xml:space="preserve">（同步型接全部触发器公共时钟，异步型接</w:t>
       </w:r>
       <w:r>
+        <w:rPr>
+          <w:rFonts w:eastAsia="黑体"/>
+        </w:rPr>
         <w:t xml:space="preserve"> </w:t>
       </w:r>
       <m:oMath>
@@ -293,17 +321,20 @@
         </m:sSub>
       </m:oMath>
       <w:r>
+        <w:rPr>
+          <w:rFonts w:eastAsia="黑体"/>
+        </w:rPr>
         <w:t xml:space="preserve"> </w:t>
       </w:r>
       <w:r>
         <w:rPr>
-          <w:rFonts w:hint="eastAsia"/>
+          <w:rFonts w:hint="eastAsia" w:eastAsia="黑体"/>
         </w:rPr>
         <w:t xml:space="preserve">时钟及级联）；</w:t>
       </w:r>
       <w:r>
         <w:rPr>
-          <w:rFonts w:hint="eastAsia"/>
+          <w:rFonts w:hint="eastAsia" w:eastAsia="黑体"/>
           <w:b/>
           <w:bCs/>
         </w:rPr>
@@ -311,6 +342,7 @@
       </w:r>
       <w:r>
         <w:rPr>
+          <w:rFonts w:eastAsia="黑体"/>
           <w:b/>
           <w:bCs/>
         </w:rPr>
@@ -318,7 +350,7 @@
       </w:r>
       <w:r>
         <w:rPr>
-          <w:rFonts w:hint="eastAsia"/>
+          <w:rFonts w:hint="eastAsia" w:eastAsia="黑体"/>
           <w:b/>
           <w:bCs/>
         </w:rPr>
@@ -326,6 +358,7 @@
       </w:r>
       <w:r>
         <w:rPr>
+          <w:rFonts w:eastAsia="黑体"/>
           <w:b/>
           <w:bCs/>
         </w:rPr>
@@ -401,7 +434,7 @@
       </m:oMath>
       <w:r>
         <w:rPr>
-          <w:rFonts w:hint="eastAsia"/>
+          <w:rFonts w:hint="eastAsia" w:eastAsia="黑体"/>
         </w:rPr>
         <w:t xml:space="preserve">（</w:t>
       </w:r>
@@ -423,35 +456,44 @@
         </m:sSub>
       </m:oMath>
       <w:r>
+        <w:rPr>
+          <w:rFonts w:eastAsia="黑体"/>
+        </w:rPr>
         <w:t xml:space="preserve"> </w:t>
       </w:r>
       <w:r>
         <w:rPr>
-          <w:rFonts w:hint="eastAsia"/>
+          <w:rFonts w:hint="eastAsia" w:eastAsia="黑体"/>
         </w:rPr>
         <w:t xml:space="preserve">的输出，即</w:t>
       </w:r>
       <w:r>
+        <w:rPr>
+          <w:rFonts w:eastAsia="黑体"/>
+        </w:rPr>
         <w:t xml:space="preserve"> 4 </w:t>
       </w:r>
       <w:r>
         <w:rPr>
-          <w:rFonts w:hint="eastAsia"/>
+          <w:rFonts w:hint="eastAsia" w:eastAsia="黑体"/>
         </w:rPr>
         <w:t xml:space="preserve">位</w:t>
       </w:r>
       <w:r>
+        <w:rPr>
+          <w:rFonts w:eastAsia="黑体"/>
+        </w:rPr>
         <w:t xml:space="preserve"> BCD </w:t>
       </w:r>
       <w:r>
         <w:rPr>
-          <w:rFonts w:hint="eastAsia"/>
+          <w:rFonts w:hint="eastAsia" w:eastAsia="黑体"/>
         </w:rPr>
         <w:t xml:space="preserve">码）；</w:t>
       </w:r>
       <w:r>
         <w:rPr>
-          <w:rFonts w:hint="eastAsia"/>
+          <w:rFonts w:hint="eastAsia" w:eastAsia="黑体"/>
           <w:b/>
           <w:bCs/>
         </w:rPr>
@@ -459,6 +501,7 @@
       </w:r>
       <w:r>
         <w:rPr>
+          <w:rFonts w:eastAsia="黑体"/>
           <w:b/>
           <w:bCs/>
         </w:rPr>
@@ -466,7 +509,7 @@
       </w:r>
       <w:r>
         <w:rPr>
-          <w:rFonts w:hint="eastAsia"/>
+          <w:rFonts w:hint="eastAsia" w:eastAsia="黑体"/>
           <w:b/>
           <w:bCs/>
         </w:rPr>
@@ -474,6 +517,7 @@
       </w:r>
       <w:r>
         <w:rPr>
+          <w:rFonts w:eastAsia="黑体"/>
           <w:b/>
           <w:bCs/>
         </w:rPr>
@@ -489,11 +533,14 @@
       </m:oMath>
       <w:r>
         <w:rPr>
-          <w:rFonts w:hint="eastAsia"/>
+          <w:rFonts w:hint="eastAsia" w:eastAsia="黑体"/>
         </w:rPr>
         <w:t xml:space="preserve">（反馈逻辑在</w:t>
       </w:r>
       <w:r>
+        <w:rPr>
+          <w:rFonts w:eastAsia="黑体"/>
+        </w:rPr>
         <w:t xml:space="preserve"> </w:t>
       </w:r>
       <m:oMath>
@@ -502,17 +549,20 @@
         </m:r>
       </m:oMath>
       <w:r>
+        <w:rPr>
+          <w:rFonts w:eastAsia="黑体"/>
+        </w:rPr>
         <w:t xml:space="preserve"> </w:t>
       </w:r>
       <w:r>
         <w:rPr>
-          <w:rFonts w:hint="eastAsia"/>
+          <w:rFonts w:hint="eastAsia" w:eastAsia="黑体"/>
         </w:rPr>
         <w:t xml:space="preserve">时产生的进位/清零信号，供高位级联）；</w:t>
       </w:r>
       <w:r>
         <w:rPr>
-          <w:rFonts w:hint="eastAsia"/>
+          <w:rFonts w:hint="eastAsia" w:eastAsia="黑体"/>
           <w:b/>
           <w:bCs/>
         </w:rPr>
@@ -520,6 +570,7 @@
       </w:r>
       <w:r>
         <w:rPr>
+          <w:rFonts w:eastAsia="黑体"/>
           <w:b/>
           <w:bCs/>
         </w:rPr>
@@ -527,7 +578,7 @@
       </w:r>
       <w:r>
         <w:rPr>
-          <w:rFonts w:hint="eastAsia"/>
+          <w:rFonts w:hint="eastAsia" w:eastAsia="黑体"/>
           <w:b/>
           <w:bCs/>
         </w:rPr>
@@ -535,6 +586,7 @@
       </w:r>
       <w:r>
         <w:rPr>
+          <w:rFonts w:eastAsia="黑体"/>
           <w:b/>
           <w:bCs/>
         </w:rPr>
@@ -547,7 +599,7 @@
       </m:oMath>
       <w:r>
         <w:rPr>
-          <w:rFonts w:hint="eastAsia"/>
+          <w:rFonts w:hint="eastAsia" w:eastAsia="黑体"/>
         </w:rPr>
         <w:t xml:space="preserve">（</w:t>
       </w:r>
@@ -611,11 +663,14 @@
         </m:r>
       </m:oMath>
       <w:r>
+        <w:rPr>
+          <w:rFonts w:eastAsia="黑体"/>
+        </w:rPr>
         <w:t xml:space="preserve"> </w:t>
       </w:r>
       <w:r>
         <w:rPr>
-          <w:rFonts w:hint="eastAsia"/>
+          <w:rFonts w:hint="eastAsia" w:eastAsia="黑体"/>
         </w:rPr>
         <w:t xml:space="preserve">时送各级清零/置数脚的反馈信号）。</w:t>
       </w:r>
@@ -624,7 +679,7 @@
       <w:pPr/>
       <w:r>
         <w:rPr>
-          <w:rFonts w:hint="eastAsia"/>
+          <w:rFonts w:hint="eastAsia" w:eastAsia="黑体"/>
         </w:rPr>
         <w:t xml:space="preserve">各单元管脚连接：</w:t>
       </w:r>
@@ -646,15 +701,21 @@
         </m:sSub>
       </m:oMath>
       <w:r>
+        <w:rPr>
+          <w:rFonts w:eastAsia="黑体"/>
+        </w:rPr>
         <w:t xml:space="preserve"> </w:t>
       </w:r>
       <w:r>
         <w:rPr>
-          <w:rFonts w:hint="eastAsia"/>
+          <w:rFonts w:hint="eastAsia" w:eastAsia="黑体"/>
         </w:rPr>
         <w:t xml:space="preserve">的数据脚</w:t>
       </w:r>
       <w:r>
+        <w:rPr>
+          <w:rFonts w:eastAsia="黑体"/>
+        </w:rPr>
         <w:t xml:space="preserve"> </w:t>
       </w:r>
       <m:oMath>
@@ -663,15 +724,21 @@
         </m:r>
       </m:oMath>
       <w:r>
+        <w:rPr>
+          <w:rFonts w:eastAsia="黑体"/>
+        </w:rPr>
         <w:t xml:space="preserve"> </w:t>
       </w:r>
       <w:r>
         <w:rPr>
-          <w:rFonts w:hint="eastAsia"/>
+          <w:rFonts w:hint="eastAsia" w:eastAsia="黑体"/>
         </w:rPr>
         <w:t xml:space="preserve">接最低位计数输入，时钟脚接</w:t>
       </w:r>
       <w:r>
+        <w:rPr>
+          <w:rFonts w:eastAsia="黑体"/>
+        </w:rPr>
         <w:t xml:space="preserve"> </w:t>
       </w:r>
       <m:oMath>
@@ -687,11 +754,14 @@
       </m:oMath>
       <w:r>
         <w:rPr>
-          <w:rFonts w:hint="eastAsia"/>
+          <w:rFonts w:hint="eastAsia" w:eastAsia="黑体"/>
         </w:rPr>
         <w:t xml:space="preserve">，输出脚</w:t>
       </w:r>
       <w:r>
+        <w:rPr>
+          <w:rFonts w:eastAsia="黑体"/>
+        </w:rPr>
         <w:t xml:space="preserve"> </w:t>
       </w:r>
       <m:oMath>
@@ -700,15 +770,21 @@
         </m:r>
       </m:oMath>
       <w:r>
+        <w:rPr>
+          <w:rFonts w:eastAsia="黑体"/>
+        </w:rPr>
         <w:t xml:space="preserve"> </w:t>
       </w:r>
       <w:r>
         <w:rPr>
-          <w:rFonts w:hint="eastAsia"/>
+          <w:rFonts w:hint="eastAsia" w:eastAsia="黑体"/>
         </w:rPr>
         <w:t xml:space="preserve">接</w:t>
       </w:r>
       <w:r>
+        <w:rPr>
+          <w:rFonts w:eastAsia="黑体"/>
+        </w:rPr>
         <w:t xml:space="preserve"> </w:t>
       </w:r>
       <m:oMath>
@@ -727,7 +803,7 @@
       </m:oMath>
       <w:r>
         <w:rPr>
-          <w:rFonts w:hint="eastAsia"/>
+          <w:rFonts w:hint="eastAsia" w:eastAsia="黑体"/>
         </w:rPr>
         <w:t xml:space="preserve">；</w:t>
       </w:r>
@@ -750,6 +826,7 @@
       </m:oMath>
       <w:r>
         <w:rPr>
+          <w:rFonts w:eastAsia="黑体"/>
           <w:b/>
           <w:bCs/>
         </w:rPr>
@@ -774,6 +851,7 @@
       </m:oMath>
       <w:r>
         <w:rPr>
+          <w:rFonts w:eastAsia="黑体"/>
           <w:b/>
           <w:bCs/>
         </w:rPr>
@@ -797,15 +875,21 @@
         </m:sSub>
       </m:oMath>
       <w:r>
+        <w:rPr>
+          <w:rFonts w:eastAsia="黑体"/>
+        </w:rPr>
         <w:t xml:space="preserve"> </w:t>
       </w:r>
       <w:r>
         <w:rPr>
-          <w:rFonts w:hint="eastAsia"/>
+          <w:rFonts w:hint="eastAsia" w:eastAsia="黑体"/>
         </w:rPr>
         <w:t xml:space="preserve">的数据脚</w:t>
       </w:r>
       <w:r>
+        <w:rPr>
+          <w:rFonts w:eastAsia="黑体"/>
+        </w:rPr>
         <w:t xml:space="preserve"> </w:t>
       </w:r>
       <m:oMath>
@@ -814,15 +898,21 @@
         </m:r>
       </m:oMath>
       <w:r>
+        <w:rPr>
+          <w:rFonts w:eastAsia="黑体"/>
+        </w:rPr>
         <w:t xml:space="preserve"> </w:t>
       </w:r>
       <w:r>
         <w:rPr>
-          <w:rFonts w:hint="eastAsia"/>
+          <w:rFonts w:hint="eastAsia" w:eastAsia="黑体"/>
         </w:rPr>
         <w:t xml:space="preserve">接各自计数/级联输入，时钟脚接</w:t>
       </w:r>
       <w:r>
+        <w:rPr>
+          <w:rFonts w:eastAsia="黑体"/>
+        </w:rPr>
         <w:t xml:space="preserve"> </w:t>
       </w:r>
       <m:oMath>
@@ -838,11 +928,14 @@
       </m:oMath>
       <w:r>
         <w:rPr>
-          <w:rFonts w:hint="eastAsia"/>
+          <w:rFonts w:hint="eastAsia" w:eastAsia="黑体"/>
         </w:rPr>
         <w:t xml:space="preserve">，输出脚</w:t>
       </w:r>
       <w:r>
+        <w:rPr>
+          <w:rFonts w:eastAsia="黑体"/>
+        </w:rPr>
         <w:t xml:space="preserve"> </w:t>
       </w:r>
       <m:oMath>
@@ -851,15 +944,21 @@
         </m:r>
       </m:oMath>
       <w:r>
+        <w:rPr>
+          <w:rFonts w:eastAsia="黑体"/>
+        </w:rPr>
         <w:t xml:space="preserve"> </w:t>
       </w:r>
       <w:r>
         <w:rPr>
-          <w:rFonts w:hint="eastAsia"/>
+          <w:rFonts w:hint="eastAsia" w:eastAsia="黑体"/>
         </w:rPr>
         <w:t xml:space="preserve">接</w:t>
       </w:r>
       <w:r>
+        <w:rPr>
+          <w:rFonts w:eastAsia="黑体"/>
+        </w:rPr>
         <w:t xml:space="preserve"> </w:t>
       </w:r>
       <m:oMath>
@@ -877,6 +976,9 @@
         </m:sSub>
       </m:oMath>
       <w:r>
+        <w:rPr>
+          <w:rFonts w:eastAsia="黑体"/>
+        </w:rPr>
         <w:t xml:space="preserve">、</w:t>
       </w:r>
       <m:oMath>
@@ -894,6 +996,9 @@
         </m:sSub>
       </m:oMath>
       <w:r>
+        <w:rPr>
+          <w:rFonts w:eastAsia="黑体"/>
+        </w:rPr>
         <w:t xml:space="preserve">、</w:t>
       </w:r>
       <m:oMath>
@@ -912,28 +1017,34 @@
       </m:oMath>
       <w:r>
         <w:rPr>
-          <w:rFonts w:hint="eastAsia"/>
+          <w:rFonts w:hint="eastAsia" w:eastAsia="黑体"/>
         </w:rPr>
         <w:t xml:space="preserve">；</w:t>
       </w:r>
       <w:r>
         <w:rPr>
-          <w:rFonts w:hint="eastAsia"/>
+          <w:rFonts w:hint="eastAsia" w:eastAsia="黑体"/>
           <w:b/>
           <w:bCs/>
         </w:rPr>
         <w:t xml:space="preserve">反馈逻辑</w:t>
       </w:r>
       <w:r>
+        <w:rPr>
+          <w:rFonts w:eastAsia="黑体"/>
+        </w:rPr>
         <w:t xml:space="preserve"> </w:t>
       </w:r>
       <w:r>
         <w:rPr>
-          <w:rFonts w:hint="eastAsia"/>
+          <w:rFonts w:hint="eastAsia" w:eastAsia="黑体"/>
         </w:rPr>
         <w:t xml:space="preserve">输入接</w:t>
       </w:r>
       <w:r>
+        <w:rPr>
+          <w:rFonts w:eastAsia="黑体"/>
+        </w:rPr>
         <w:t xml:space="preserve"> </w:t>
       </w:r>
       <m:oMath>
@@ -970,11 +1081,14 @@
       </m:oMath>
       <w:r>
         <w:rPr>
-          <w:rFonts w:hint="eastAsia"/>
+          <w:rFonts w:hint="eastAsia" w:eastAsia="黑体"/>
         </w:rPr>
         <w:t xml:space="preserve">，输出经</w:t>
       </w:r>
       <w:r>
+        <w:rPr>
+          <w:rFonts w:eastAsia="黑体"/>
+        </w:rPr>
         <w:t xml:space="preserve"> </w:t>
       </w:r>
       <m:oMath>
@@ -983,15 +1097,21 @@
         </m:r>
       </m:oMath>
       <w:r>
+        <w:rPr>
+          <w:rFonts w:eastAsia="黑体"/>
+        </w:rPr>
         <w:t xml:space="preserve"> </w:t>
       </w:r>
       <w:r>
         <w:rPr>
-          <w:rFonts w:hint="eastAsia"/>
+          <w:rFonts w:hint="eastAsia" w:eastAsia="黑体"/>
         </w:rPr>
         <w:t xml:space="preserve">接各级清零脚（或置数脚），并产生</w:t>
       </w:r>
       <w:r>
+        <w:rPr>
+          <w:rFonts w:eastAsia="黑体"/>
+        </w:rPr>
         <w:t xml:space="preserve"> </w:t>
       </w:r>
       <m:oMath>
@@ -1004,11 +1124,14 @@
       </m:oMath>
       <w:r>
         <w:rPr>
-          <w:rFonts w:hint="eastAsia"/>
+          <w:rFonts w:hint="eastAsia" w:eastAsia="黑体"/>
         </w:rPr>
         <w:t xml:space="preserve">；各触发器正电源脚</w:t>
       </w:r>
       <w:r>
+        <w:rPr>
+          <w:rFonts w:eastAsia="黑体"/>
+        </w:rPr>
         <w:t xml:space="preserve"> </w:t>
       </w:r>
       <m:oMath>
@@ -1029,15 +1152,21 @@
         </m:sSub>
       </m:oMath>
       <w:r>
+        <w:rPr>
+          <w:rFonts w:eastAsia="黑体"/>
+        </w:rPr>
         <w:t xml:space="preserve"> </w:t>
       </w:r>
       <w:r>
         <w:rPr>
-          <w:rFonts w:hint="eastAsia"/>
+          <w:rFonts w:hint="eastAsia" w:eastAsia="黑体"/>
         </w:rPr>
         <w:t xml:space="preserve">接</w:t>
       </w:r>
       <w:r>
+        <w:rPr>
+          <w:rFonts w:eastAsia="黑体"/>
+        </w:rPr>
         <w:t xml:space="preserve"> </w:t>
       </w:r>
       <m:oMath>
@@ -1065,11 +1194,14 @@
       </m:oMath>
       <w:r>
         <w:rPr>
-          <w:rFonts w:hint="eastAsia"/>
+          <w:rFonts w:hint="eastAsia" w:eastAsia="黑体"/>
         </w:rPr>
         <w:t xml:space="preserve">、地脚</w:t>
       </w:r>
       <w:r>
+        <w:rPr>
+          <w:rFonts w:eastAsia="黑体"/>
+        </w:rPr>
         <w:t xml:space="preserve"> </w:t>
       </w:r>
       <m:oMath>
@@ -1084,24 +1216,33 @@
         </m:r>
       </m:oMath>
       <w:r>
+        <w:rPr>
+          <w:rFonts w:eastAsia="黑体"/>
+        </w:rPr>
         <w:t xml:space="preserve"> </w:t>
       </w:r>
       <w:r>
         <w:rPr>
-          <w:rFonts w:hint="eastAsia"/>
+          <w:rFonts w:hint="eastAsia" w:eastAsia="黑体"/>
         </w:rPr>
         <w:t xml:space="preserve">接地。电路按</w:t>
       </w:r>
       <w:r>
+        <w:rPr>
+          <w:rFonts w:eastAsia="黑体"/>
+        </w:rPr>
         <w:t xml:space="preserve"> 4 </w:t>
       </w:r>
       <w:r>
         <w:rPr>
-          <w:rFonts w:hint="eastAsia"/>
+          <w:rFonts w:hint="eastAsia" w:eastAsia="黑体"/>
         </w:rPr>
         <w:t xml:space="preserve">位二进制递增，到达</w:t>
       </w:r>
       <w:r>
+        <w:rPr>
+          <w:rFonts w:eastAsia="黑体"/>
+        </w:rPr>
         <w:t xml:space="preserve"> </w:t>
       </w:r>
       <m:oMath>
@@ -1110,15 +1251,21 @@
         </m:r>
       </m:oMath>
       <w:r>
+        <w:rPr>
+          <w:rFonts w:eastAsia="黑体"/>
+        </w:rPr>
         <w:t xml:space="preserve"> </w:t>
       </w:r>
       <w:r>
         <w:rPr>
-          <w:rFonts w:hint="eastAsia"/>
+          <w:rFonts w:hint="eastAsia" w:eastAsia="黑体"/>
         </w:rPr>
         <w:t xml:space="preserve">后下一时钟被反馈清零到</w:t>
       </w:r>
       <w:r>
+        <w:rPr>
+          <w:rFonts w:eastAsia="黑体"/>
+        </w:rPr>
         <w:t xml:space="preserve"> </w:t>
       </w:r>
       <m:oMath>
@@ -1127,6 +1274,9 @@
         </m:r>
       </m:oMath>
       <w:r>
+        <w:rPr>
+          <w:rFonts w:eastAsia="黑体"/>
+        </w:rPr>
         <w:t xml:space="preserve">。</w:t>
       </w:r>
     </w:p>
@@ -1134,20 +1284,26 @@
       <w:pPr/>
       <w:r>
         <w:rPr>
-          <w:rFonts w:hint="eastAsia"/>
+          <w:rFonts w:hint="eastAsia" w:eastAsia="黑体"/>
         </w:rPr>
         <w:t xml:space="preserve">由此构成“模</w:t>
       </w:r>
       <w:r>
+        <w:rPr>
+          <w:rFonts w:eastAsia="黑体"/>
+        </w:rPr>
         <w:t xml:space="preserve"> 10 </w:t>
       </w:r>
       <w:r>
         <w:rPr>
-          <w:rFonts w:hint="eastAsia"/>
+          <w:rFonts w:hint="eastAsia" w:eastAsia="黑体"/>
         </w:rPr>
         <w:t xml:space="preserve">十进制（BCD）计数器”组态，输出</w:t>
       </w:r>
       <w:r>
+        <w:rPr>
+          <w:rFonts w:eastAsia="黑体"/>
+        </w:rPr>
         <w:t xml:space="preserve"> </w:t>
       </w:r>
       <m:oMath>
@@ -1201,15 +1357,21 @@
         </m:sSub>
       </m:oMath>
       <w:r>
+        <w:rPr>
+          <w:rFonts w:eastAsia="黑体"/>
+        </w:rPr>
         <w:t xml:space="preserve"> </w:t>
       </w:r>
       <w:r>
         <w:rPr>
-          <w:rFonts w:hint="eastAsia"/>
+          <w:rFonts w:hint="eastAsia" w:eastAsia="黑体"/>
         </w:rPr>
         <w:t xml:space="preserve">在</w:t>
       </w:r>
       <w:r>
+        <w:rPr>
+          <w:rFonts w:eastAsia="黑体"/>
+        </w:rPr>
         <w:t xml:space="preserve"> </w:t>
       </w:r>
       <m:oMath>
@@ -1218,6 +1380,9 @@
         </m:r>
       </m:oMath>
       <w:r>
+        <w:rPr>
+          <w:rFonts w:eastAsia="黑体"/>
+        </w:rPr>
         <w:t xml:space="preserve">~</w:t>
       </w:r>
       <m:oMath>
@@ -1226,20 +1391,26 @@
         </m:r>
       </m:oMath>
       <w:r>
+        <w:rPr>
+          <w:rFonts w:eastAsia="黑体"/>
+        </w:rPr>
         <w:t xml:space="preserve"> </w:t>
       </w:r>
       <w:r>
         <w:rPr>
-          <w:rFonts w:hint="eastAsia"/>
+          <w:rFonts w:hint="eastAsia" w:eastAsia="黑体"/>
         </w:rPr>
         <w:t xml:space="preserve">间循环并产生进位，可实现</w:t>
       </w:r>
       <w:r>
+        <w:rPr>
+          <w:rFonts w:eastAsia="黑体"/>
+        </w:rPr>
         <w:t xml:space="preserve"> 0~9 </w:t>
       </w:r>
       <w:r>
         <w:rPr>
-          <w:rFonts w:hint="eastAsia"/>
+          <w:rFonts w:hint="eastAsia" w:eastAsia="黑体"/>
         </w:rPr>
         <w:t xml:space="preserve">计数与十分频。</w:t>
       </w:r>
@@ -1252,7 +1423,7 @@
       </w:pPr>
       <w:r>
         <w:rPr>
-          <w:rFonts w:hint="eastAsia"/>
+          <w:rFonts w:hint="eastAsia" w:eastAsia="黑体"/>
         </w:rPr>
         <w:t xml:space="preserve">工作原理</w:t>
       </w:r>
@@ -1263,61 +1434,79 @@
       </w:pPr>
       <w:r>
         <w:rPr>
-          <w:rFonts w:hint="eastAsia"/>
+          <w:rFonts w:hint="eastAsia" w:eastAsia="黑体"/>
         </w:rPr>
         <w:t xml:space="preserve">电路按</w:t>
       </w:r>
       <w:r>
+        <w:rPr>
+          <w:rFonts w:eastAsia="黑体"/>
+        </w:rPr>
         <w:t xml:space="preserve"> 4 </w:t>
       </w:r>
       <w:r>
         <w:rPr>
-          <w:rFonts w:hint="eastAsia"/>
+          <w:rFonts w:hint="eastAsia" w:eastAsia="黑体"/>
         </w:rPr>
         <w:t xml:space="preserve">位二进制递增计数，当状态由</w:t>
       </w:r>
       <w:r>
+        <w:rPr>
+          <w:rFonts w:eastAsia="黑体"/>
+        </w:rPr>
         <w:t xml:space="preserve"> </w:t>
       </w:r>
       <w:r>
         <w:rPr>
-          <w:rFonts w:hint="eastAsia"/>
+          <w:rFonts w:hint="eastAsia" w:eastAsia="黑体"/>
         </w:rPr>
         <w:t xml:space="preserve">9（1001）再加</w:t>
       </w:r>
       <w:r>
+        <w:rPr>
+          <w:rFonts w:eastAsia="黑体"/>
+        </w:rPr>
         <w:t xml:space="preserve"> 1 </w:t>
       </w:r>
       <w:r>
         <w:rPr>
-          <w:rFonts w:hint="eastAsia"/>
+          <w:rFonts w:hint="eastAsia" w:eastAsia="黑体"/>
         </w:rPr>
         <w:t xml:space="preserve">时，通过反馈清零或置数使状态跳回</w:t>
       </w:r>
       <w:r>
+        <w:rPr>
+          <w:rFonts w:eastAsia="黑体"/>
+        </w:rPr>
         <w:t xml:space="preserve"> </w:t>
       </w:r>
       <w:r>
         <w:rPr>
-          <w:rFonts w:hint="eastAsia"/>
+          <w:rFonts w:hint="eastAsia" w:eastAsia="黑体"/>
         </w:rPr>
         <w:t xml:space="preserve">0，而不是继续到</w:t>
       </w:r>
       <w:r>
+        <w:rPr>
+          <w:rFonts w:eastAsia="黑体"/>
+        </w:rPr>
         <w:t xml:space="preserve"> </w:t>
       </w:r>
       <w:r>
         <w:rPr>
-          <w:rFonts w:hint="eastAsia"/>
+          <w:rFonts w:hint="eastAsia" w:eastAsia="黑体"/>
         </w:rPr>
         <w:t xml:space="preserve">10（1010）。这样输出保持十进制</w:t>
       </w:r>
       <w:r>
+        <w:rPr>
+          <w:rFonts w:eastAsia="黑体"/>
+        </w:rPr>
         <w:t xml:space="preserve"> 0~9 </w:t>
       </w:r>
       <w:r>
         <w:rPr>
-          <w:rFonts w:hint="eastAsia"/>
+          <w:rFonts w:hint="eastAsia" w:eastAsia="黑体"/>
         </w:rPr>
         <w:t xml:space="preserve">循环，并产生进位信号供高位十进制计数使用。</w:t>
       </w:r>
@@ -1330,7 +1519,7 @@
       </w:pPr>
       <w:r>
         <w:rPr>
-          <w:rFonts w:hint="eastAsia"/>
+          <w:rFonts w:hint="eastAsia" w:eastAsia="黑体"/>
         </w:rPr>
         <w:t xml:space="preserve">关键计算公式</w:t>
       </w:r>
@@ -1344,7 +1533,7 @@
       </w:pPr>
       <w:r>
         <w:rPr>
-          <w:rFonts w:hint="eastAsia"/>
+          <w:rFonts w:hint="eastAsia" w:eastAsia="黑体"/>
         </w:rPr>
         <w:t xml:space="preserve">计数模：</w:t>
       </w:r>
@@ -1383,7 +1572,7 @@
       </w:pPr>
       <w:r>
         <w:rPr>
-          <w:rFonts w:hint="eastAsia"/>
+          <w:rFonts w:hint="eastAsia" w:eastAsia="黑体"/>
         </w:rPr>
         <w:t xml:space="preserve">计数范围：</w:t>
       </w:r>
@@ -1422,16 +1611,19 @@
       </w:pPr>
       <w:r>
         <w:rPr>
-          <w:rFonts w:hint="eastAsia"/>
+          <w:rFonts w:hint="eastAsia" w:eastAsia="黑体"/>
         </w:rPr>
         <w:t xml:space="preserve">反馈清零条件（1001</w:t>
       </w:r>
       <w:r>
+        <w:rPr>
+          <w:rFonts w:eastAsia="黑体"/>
+        </w:rPr>
         <w:t xml:space="preserve"> </w:t>
       </w:r>
       <w:r>
         <w:rPr>
-          <w:rFonts w:hint="eastAsia"/>
+          <w:rFonts w:hint="eastAsia" w:eastAsia="黑体"/>
         </w:rPr>
         <w:t xml:space="preserve">后回零）：</w:t>
       </w:r>
@@ -1524,7 +1716,7 @@
       </w:pPr>
       <w:r>
         <w:rPr>
-          <w:rFonts w:hint="eastAsia"/>
+          <w:rFonts w:hint="eastAsia" w:eastAsia="黑体"/>
         </w:rPr>
         <w:t xml:space="preserve">最高位输出频率：</w:t>
       </w:r>
@@ -1628,7 +1820,7 @@
             </w:pPr>
             <w:r>
               <w:rPr>
-                <w:rFonts w:hint="eastAsia"/>
+                <w:rFonts w:hint="eastAsia" w:eastAsia="黑体"/>
               </w:rPr>
               <w:t xml:space="preserve">符号</w:t>
             </w:r>
@@ -1642,7 +1834,7 @@
             </w:pPr>
             <w:r>
               <w:rPr>
-                <w:rFonts w:hint="eastAsia"/>
+                <w:rFonts w:hint="eastAsia" w:eastAsia="黑体"/>
               </w:rPr>
               <w:t xml:space="preserve">含义</w:t>
             </w:r>
@@ -1656,7 +1848,7 @@
             </w:pPr>
             <w:r>
               <w:rPr>
-                <w:rFonts w:hint="eastAsia"/>
+                <w:rFonts w:hint="eastAsia" w:eastAsia="黑体"/>
               </w:rPr>
               <w:t xml:space="preserve">单位</w:t>
             </w:r>
@@ -1676,6 +1868,9 @@
               </m:r>
             </m:oMath>
             <w:r>
+              <w:rPr>
+                <w:rFonts w:eastAsia="黑体"/>
+              </w:rPr>
               <w:t xml:space="preserve">​</w:t>
             </w:r>
           </w:p>
@@ -1688,7 +1883,7 @@
             </w:pPr>
             <w:r>
               <w:rPr>
-                <w:rFonts w:hint="eastAsia"/>
+                <w:rFonts w:hint="eastAsia" w:eastAsia="黑体"/>
               </w:rPr>
               <w:t xml:space="preserve">计数模</w:t>
             </w:r>
@@ -1701,6 +1896,9 @@
               <w:pStyle w:val="Compact"/>
             </w:pPr>
             <w:r>
+              <w:rPr>
+                <w:rFonts w:eastAsia="黑体"/>
+              </w:rPr>
               <w:t xml:space="preserve">—</w:t>
             </w:r>
           </w:p>
@@ -1746,6 +1944,9 @@
               </m:sSub>
             </m:oMath>
             <w:r>
+              <w:rPr>
+                <w:rFonts w:eastAsia="黑体"/>
+              </w:rPr>
               <w:t xml:space="preserve">​</w:t>
             </w:r>
           </w:p>
@@ -1757,20 +1958,26 @@
               <w:pStyle w:val="Compact"/>
             </w:pPr>
             <w:r>
+              <w:rPr>
+                <w:rFonts w:eastAsia="黑体"/>
+              </w:rPr>
               <w:t xml:space="preserve">4 </w:t>
             </w:r>
             <w:r>
               <w:rPr>
-                <w:rFonts w:hint="eastAsia"/>
+                <w:rFonts w:hint="eastAsia" w:eastAsia="黑体"/>
               </w:rPr>
               <w:t xml:space="preserve">位</w:t>
             </w:r>
             <w:r>
+              <w:rPr>
+                <w:rFonts w:eastAsia="黑体"/>
+              </w:rPr>
               <w:t xml:space="preserve"> BCD </w:t>
             </w:r>
             <w:r>
               <w:rPr>
-                <w:rFonts w:hint="eastAsia"/>
+                <w:rFonts w:hint="eastAsia" w:eastAsia="黑体"/>
               </w:rPr>
               <w:t xml:space="preserve">输出</w:t>
             </w:r>
@@ -1783,6 +1990,9 @@
               <w:pStyle w:val="Compact"/>
             </w:pPr>
             <w:r>
+              <w:rPr>
+                <w:rFonts w:eastAsia="黑体"/>
+              </w:rPr>
               <w:t xml:space="preserve">—</w:t>
             </w:r>
           </w:p>
@@ -1814,6 +2024,9 @@
               </m:sSub>
             </m:oMath>
             <w:r>
+              <w:rPr>
+                <w:rFonts w:eastAsia="黑体"/>
+              </w:rPr>
               <w:t xml:space="preserve">​</w:t>
             </w:r>
           </w:p>
@@ -1826,7 +2039,7 @@
             </w:pPr>
             <w:r>
               <w:rPr>
-                <w:rFonts w:hint="eastAsia"/>
+                <w:rFonts w:hint="eastAsia" w:eastAsia="黑体"/>
               </w:rPr>
               <w:t xml:space="preserve">时钟频率</w:t>
             </w:r>
@@ -1839,6 +2052,9 @@
               <w:pStyle w:val="Compact"/>
             </w:pPr>
             <w:r>
+              <w:rPr>
+                <w:rFonts w:eastAsia="黑体"/>
+              </w:rPr>
               <w:t xml:space="preserve">Hz</w:t>
             </w:r>
           </w:p>
@@ -1875,6 +2091,9 @@
               </m:sSub>
             </m:oMath>
             <w:r>
+              <w:rPr>
+                <w:rFonts w:eastAsia="黑体"/>
+              </w:rPr>
               <w:t xml:space="preserve">​</w:t>
             </w:r>
           </w:p>
@@ -1887,7 +2106,7 @@
             </w:pPr>
             <w:r>
               <w:rPr>
-                <w:rFonts w:hint="eastAsia"/>
+                <w:rFonts w:hint="eastAsia" w:eastAsia="黑体"/>
               </w:rPr>
               <w:t xml:space="preserve">最高位输出频率</w:t>
             </w:r>
@@ -1900,6 +2119,9 @@
               <w:pStyle w:val="Compact"/>
             </w:pPr>
             <w:r>
+              <w:rPr>
+                <w:rFonts w:eastAsia="黑体"/>
+              </w:rPr>
               <w:t xml:space="preserve">Hz</w:t>
             </w:r>
           </w:p>
@@ -1914,7 +2136,7 @@
       </w:pPr>
       <w:r>
         <w:rPr>
-          <w:rFonts w:hint="eastAsia"/>
+          <w:rFonts w:hint="eastAsia" w:eastAsia="黑体"/>
         </w:rPr>
         <w:t xml:space="preserve">元件调整影响</w:t>
       </w:r>
@@ -1929,21 +2151,27 @@
       </w:pPr>
       <w:r>
         <w:rPr>
-          <w:rFonts w:hint="eastAsia"/>
+          <w:rFonts w:hint="eastAsia" w:eastAsia="黑体"/>
           <w:b/>
           <w:bCs/>
         </w:rPr>
         <w:t xml:space="preserve">反馈清零改为置数</w:t>
       </w:r>
       <w:r>
+        <w:rPr>
+          <w:rFonts w:eastAsia="黑体"/>
+        </w:rPr>
         <w:t xml:space="preserve"> </w:t>
       </w:r>
       <w:r>
+        <w:rPr>
+          <w:rFonts w:eastAsia="黑体"/>
+        </w:rPr>
         <w:t xml:space="preserve">→ </w:t>
       </w:r>
       <w:r>
         <w:rPr>
-          <w:rFonts w:hint="eastAsia"/>
+          <w:rFonts w:hint="eastAsia" w:eastAsia="黑体"/>
         </w:rPr>
         <w:t xml:space="preserve">可实现任意进制或同步操作，避免中间毛刺。</w:t>
       </w:r>
@@ -1958,30 +2186,39 @@
       </w:pPr>
       <w:r>
         <w:rPr>
-          <w:rFonts w:hint="eastAsia"/>
+          <w:rFonts w:hint="eastAsia" w:eastAsia="黑体"/>
           <w:b/>
           <w:bCs/>
         </w:rPr>
         <w:t xml:space="preserve">清零方式（同步/异步）</w:t>
       </w:r>
       <w:r>
+        <w:rPr>
+          <w:rFonts w:eastAsia="黑体"/>
+        </w:rPr>
         <w:t xml:space="preserve"> </w:t>
       </w:r>
       <w:r>
+        <w:rPr>
+          <w:rFonts w:eastAsia="黑体"/>
+        </w:rPr>
         <w:t xml:space="preserve">→ </w:t>
       </w:r>
       <w:r>
         <w:rPr>
-          <w:rFonts w:hint="eastAsia"/>
+          <w:rFonts w:hint="eastAsia" w:eastAsia="黑体"/>
         </w:rPr>
         <w:t xml:space="preserve">异步清零在状态</w:t>
       </w:r>
       <w:r>
+        <w:rPr>
+          <w:rFonts w:eastAsia="黑体"/>
+        </w:rPr>
         <w:t xml:space="preserve"> 1010 </w:t>
       </w:r>
       <w:r>
         <w:rPr>
-          <w:rFonts w:hint="eastAsia"/>
+          <w:rFonts w:hint="eastAsia" w:eastAsia="黑体"/>
         </w:rPr>
         <w:t xml:space="preserve">短暂出现，同步清零更干净。</w:t>
       </w:r>
@@ -1996,21 +2233,27 @@
       </w:pPr>
       <w:r>
         <w:rPr>
-          <w:rFonts w:hint="eastAsia"/>
+          <w:rFonts w:hint="eastAsia" w:eastAsia="黑体"/>
           <w:b/>
           <w:bCs/>
         </w:rPr>
         <w:t xml:space="preserve">加进位输出</w:t>
       </w:r>
       <w:r>
+        <w:rPr>
+          <w:rFonts w:eastAsia="黑体"/>
+        </w:rPr>
         <w:t xml:space="preserve"> </w:t>
       </w:r>
       <w:r>
+        <w:rPr>
+          <w:rFonts w:eastAsia="黑体"/>
+        </w:rPr>
         <w:t xml:space="preserve">→ </w:t>
       </w:r>
       <w:r>
         <w:rPr>
-          <w:rFonts w:hint="eastAsia"/>
+          <w:rFonts w:hint="eastAsia" w:eastAsia="黑体"/>
         </w:rPr>
         <w:t xml:space="preserve">可级联多个十进制计数器构成多位数计数。</w:t>
       </w:r>
@@ -2025,25 +2268,34 @@
       </w:pPr>
       <w:r>
         <w:rPr>
-          <w:rFonts w:hint="eastAsia"/>
+          <w:rFonts w:hint="eastAsia" w:eastAsia="黑体"/>
           <w:b/>
           <w:bCs/>
         </w:rPr>
         <w:t xml:space="preserve">输出接七段译码</w:t>
       </w:r>
       <w:r>
+        <w:rPr>
+          <w:rFonts w:eastAsia="黑体"/>
+        </w:rPr>
         <w:t xml:space="preserve"> </w:t>
       </w:r>
       <w:r>
+        <w:rPr>
+          <w:rFonts w:eastAsia="黑体"/>
+        </w:rPr>
         <w:t xml:space="preserve">→ </w:t>
       </w:r>
       <w:r>
         <w:rPr>
-          <w:rFonts w:hint="eastAsia"/>
+          <w:rFonts w:hint="eastAsia" w:eastAsia="黑体"/>
         </w:rPr>
         <w:t xml:space="preserve">直接驱动数码管显示</w:t>
       </w:r>
       <w:r>
+        <w:rPr>
+          <w:rFonts w:eastAsia="黑体"/>
+        </w:rPr>
         <w:t xml:space="preserve"> 0~9。</w:t>
       </w:r>
     </w:p>
@@ -2055,7 +2307,7 @@
       </w:pPr>
       <w:r>
         <w:rPr>
-          <w:rFonts w:hint="eastAsia"/>
+          <w:rFonts w:hint="eastAsia" w:eastAsia="黑体"/>
         </w:rPr>
         <w:t xml:space="preserve">典型参数示例</w:t>
       </w:r>
@@ -2070,7 +2322,7 @@
       </w:pPr>
       <w:r>
         <w:rPr>
-          <w:rFonts w:hint="eastAsia"/>
+          <w:rFonts w:hint="eastAsia" w:eastAsia="黑体"/>
         </w:rPr>
         <w:t xml:space="preserve">单个十进制计数器：</w:t>
       </w:r>
@@ -2090,11 +2342,14 @@
       </m:oMath>
       <w:r>
         <w:rPr>
-          <w:rFonts w:hint="eastAsia"/>
+          <w:rFonts w:hint="eastAsia" w:eastAsia="黑体"/>
         </w:rPr>
         <w:t xml:space="preserve">，输入</w:t>
       </w:r>
       <w:r>
+        <w:rPr>
+          <w:rFonts w:eastAsia="黑体"/>
+        </w:rPr>
         <w:t xml:space="preserve"> </w:t>
       </w:r>
       <m:oMath>
@@ -2113,15 +2368,21 @@
         </m:r>
       </m:oMath>
       <w:r>
+        <w:rPr>
+          <w:rFonts w:eastAsia="黑体"/>
+        </w:rPr>
         <w:t xml:space="preserve"> </w:t>
       </w:r>
       <w:r>
         <w:rPr>
-          <w:rFonts w:hint="eastAsia"/>
+          <w:rFonts w:hint="eastAsia" w:eastAsia="黑体"/>
         </w:rPr>
         <w:t xml:space="preserve">时钟，最高位输出</w:t>
       </w:r>
       <w:r>
+        <w:rPr>
+          <w:rFonts w:eastAsia="黑体"/>
+        </w:rPr>
         <w:t xml:space="preserve"> </w:t>
       </w:r>
       <m:oMath>
@@ -2198,6 +2459,9 @@
         </m:r>
       </m:oMath>
       <w:r>
+        <w:rPr>
+          <w:rFonts w:eastAsia="黑体"/>
+        </w:rPr>
         <w:t xml:space="preserve">。</w:t>
       </w:r>
     </w:p>
@@ -2211,29 +2475,38 @@
       </w:pPr>
       <w:r>
         <w:rPr>
-          <w:rFonts w:hint="eastAsia"/>
+          <w:rFonts w:hint="eastAsia" w:eastAsia="黑体"/>
         </w:rPr>
         <w:t xml:space="preserve">用两片级联构成</w:t>
       </w:r>
       <w:r>
+        <w:rPr>
+          <w:rFonts w:eastAsia="黑体"/>
+        </w:rPr>
         <w:t xml:space="preserve"> 0~99 </w:t>
       </w:r>
       <w:r>
         <w:rPr>
-          <w:rFonts w:hint="eastAsia"/>
+          <w:rFonts w:hint="eastAsia" w:eastAsia="黑体"/>
         </w:rPr>
         <w:t xml:space="preserve">计数：低位计满</w:t>
       </w:r>
       <w:r>
+        <w:rPr>
+          <w:rFonts w:eastAsia="黑体"/>
+        </w:rPr>
         <w:t xml:space="preserve"> 10 </w:t>
       </w:r>
       <w:r>
         <w:rPr>
-          <w:rFonts w:hint="eastAsia"/>
+          <w:rFonts w:hint="eastAsia" w:eastAsia="黑体"/>
         </w:rPr>
         <w:t xml:space="preserve">产生进位驱动高位，总模数</w:t>
       </w:r>
       <w:r>
+        <w:rPr>
+          <w:rFonts w:eastAsia="黑体"/>
+        </w:rPr>
         <w:t xml:space="preserve"> </w:t>
       </w:r>
       <m:oMath>
@@ -2269,6 +2542,9 @@
         </m:r>
       </m:oMath>
       <w:r>
+        <w:rPr>
+          <w:rFonts w:eastAsia="黑体"/>
+        </w:rPr>
         <w:t xml:space="preserve">。</w:t>
       </w:r>
     </w:p>
@@ -2280,7 +2556,7 @@
       </w:pPr>
       <w:r>
         <w:rPr>
-          <w:rFonts w:hint="eastAsia"/>
+          <w:rFonts w:hint="eastAsia" w:eastAsia="黑体"/>
         </w:rPr>
         <w:t xml:space="preserve">常见器件型号</w:t>
       </w:r>
@@ -2295,7 +2571,7 @@
       </w:pPr>
       <w:r>
         <w:rPr>
-          <w:rFonts w:hint="eastAsia"/>
+          <w:rFonts w:hint="eastAsia" w:eastAsia="黑体"/>
         </w:rPr>
         <w:t xml:space="preserve">74HC160：同步十进制计数器（异步清零）。</w:t>
       </w:r>
@@ -2310,7 +2586,7 @@
       </w:pPr>
       <w:r>
         <w:rPr>
-          <w:rFonts w:hint="eastAsia"/>
+          <w:rFonts w:hint="eastAsia" w:eastAsia="黑体"/>
         </w:rPr>
         <w:t xml:space="preserve">74HC162：同步十进制计数器（同步清零）。</w:t>
       </w:r>
@@ -2324,20 +2600,26 @@
         </w:numPr>
       </w:pPr>
       <w:r>
+        <w:rPr>
+          <w:rFonts w:eastAsia="黑体"/>
+        </w:rPr>
         <w:t xml:space="preserve">74HC390 / </w:t>
       </w:r>
       <w:r>
         <w:rPr>
-          <w:rFonts w:hint="eastAsia"/>
+          <w:rFonts w:hint="eastAsia" w:eastAsia="黑体"/>
         </w:rPr>
         <w:t xml:space="preserve">74HC90：双</w:t>
       </w:r>
       <w:r>
+        <w:rPr>
+          <w:rFonts w:eastAsia="黑体"/>
+        </w:rPr>
         <w:t xml:space="preserve"> / </w:t>
       </w:r>
       <w:r>
         <w:rPr>
-          <w:rFonts w:hint="eastAsia"/>
+          <w:rFonts w:hint="eastAsia" w:eastAsia="黑体"/>
         </w:rPr>
         <w:t xml:space="preserve">单十进制计数器。</w:t>
       </w:r>
@@ -2350,7 +2632,7 @@
       </w:pPr>
       <w:r>
         <w:rPr>
-          <w:rFonts w:hint="eastAsia"/>
+          <w:rFonts w:hint="eastAsia" w:eastAsia="黑体"/>
         </w:rPr>
         <w:t xml:space="preserve">注意事项</w:t>
       </w:r>
@@ -2365,16 +2647,19 @@
       </w:pPr>
       <w:r>
         <w:rPr>
-          <w:rFonts w:hint="eastAsia"/>
+          <w:rFonts w:hint="eastAsia" w:eastAsia="黑体"/>
         </w:rPr>
         <w:t xml:space="preserve">异步清零会短暂出现非法状态</w:t>
       </w:r>
       <w:r>
+        <w:rPr>
+          <w:rFonts w:eastAsia="黑体"/>
+        </w:rPr>
         <w:t xml:space="preserve"> </w:t>
       </w:r>
       <w:r>
         <w:rPr>
-          <w:rFonts w:hint="eastAsia"/>
+          <w:rFonts w:hint="eastAsia" w:eastAsia="黑体"/>
         </w:rPr>
         <w:t xml:space="preserve">1010，可能产生毛刺，严格设计用同步清零。</w:t>
       </w:r>
@@ -2389,7 +2674,7 @@
       </w:pPr>
       <w:r>
         <w:rPr>
-          <w:rFonts w:hint="eastAsia"/>
+          <w:rFonts w:hint="eastAsia" w:eastAsia="黑体"/>
         </w:rPr>
         <w:t xml:space="preserve">级联时注意进位/时钟方向，保证正确传递。</w:t>
       </w:r>
@@ -2404,16 +2689,19 @@
       </w:pPr>
       <w:r>
         <w:rPr>
-          <w:rFonts w:hint="eastAsia"/>
+          <w:rFonts w:hint="eastAsia" w:eastAsia="黑体"/>
         </w:rPr>
         <w:t xml:space="preserve">输出可直接接</w:t>
       </w:r>
       <w:r>
+        <w:rPr>
+          <w:rFonts w:eastAsia="黑体"/>
+        </w:rPr>
         <w:t xml:space="preserve"> </w:t>
       </w:r>
       <w:r>
         <w:rPr>
-          <w:rFonts w:hint="eastAsia"/>
+          <w:rFonts w:hint="eastAsia" w:eastAsia="黑体"/>
         </w:rPr>
         <w:t xml:space="preserve">BCD-七段译码器驱动数码管。</w:t>
       </w:r>
@@ -2426,7 +2714,7 @@
       </w:pPr>
       <w:r>
         <w:rPr>
-          <w:rFonts w:hint="eastAsia"/>
+          <w:rFonts w:hint="eastAsia" w:eastAsia="黑体"/>
         </w:rPr>
         <w:t xml:space="preserve">参考资料</w:t>
       </w:r>
@@ -2441,7 +2729,7 @@
       </w:pPr>
       <w:r>
         <w:rPr>
-          <w:rFonts w:hint="eastAsia"/>
+          <w:rFonts w:hint="eastAsia" w:eastAsia="黑体"/>
         </w:rPr>
         <w:t xml:space="preserve">《数字电子技术基础》（阎石）。</w:t>
       </w:r>
@@ -2455,6 +2743,9 @@
         </w:numPr>
       </w:pPr>
       <w:r>
+        <w:rPr>
+          <w:rFonts w:eastAsia="黑体"/>
+        </w:rPr>
         <w:t xml:space="preserve">Wikipedia: Decade counter。</w:t>
       </w:r>
     </w:p>
@@ -2467,11 +2758,14 @@
         </w:numPr>
       </w:pPr>
       <w:r>
+        <w:rPr>
+          <w:rFonts w:eastAsia="黑体"/>
+        </w:rPr>
         <w:t xml:space="preserve">TI 74HC160 </w:t>
       </w:r>
       <w:r>
         <w:rPr>
-          <w:rFonts w:hint="eastAsia"/>
+          <w:rFonts w:hint="eastAsia" w:eastAsia="黑体"/>
         </w:rPr>
         <w:t xml:space="preserve">数据手册。</w:t>
       </w:r>
@@ -2485,11 +2779,11 @@
       </w:pPr>
       <w:r>
         <w:rPr>
-          <w:rFonts w:ascii="Times New Roman" w:hAnsi="Times New Roman"/>
+          <w:rFonts w:ascii="Times New Roman" w:hAnsi="Times New Roman" w:eastAsia="黑体"/>
           <w:color w:val="555555"/>
           <w:sz w:val="21"/>
         </w:rPr>
-        <w:t>材料收集者：杜文杰</w:t>
+        <w:t>材料收集者：杜文杰，WX手机：19519196569，QQ:3478827729</w:t>
       </w:r>
     </w:p>
     <w:sectPr>
@@ -2509,7 +2803,7 @@
 </file>
 
 <file path=word/footer1.xml><?xml version="1.0" encoding="utf-8"?>
-<w:ftr xmlns:m="http://schemas.openxmlformats.org/officeDocument/2006/math" xmlns:mc="http://schemas.openxmlformats.org/markup-compatibility/2006" xmlns:mo="http://schemas.microsoft.com/office/mac/office/2008/main" xmlns:mv="urn:schemas-microsoft-com:mac:vml" xmlns:o="urn:schemas-microsoft-com:office:office" xmlns:r="http://schemas.openxmlformats.org/officeDocument/2006/relationships" xmlns:v="urn:schemas-microsoft-com:vml" xmlns:w10="urn:schemas-microsoft-com:office:word" xmlns:w14="http://schemas.microsoft.com/office/word/2010/wordml" xmlns:w="http://schemas.openxmlformats.org/wordprocessingml/2006/main" xmlns:wne="http://schemas.microsoft.com/office/word/2006/wordml" xmlns:wp14="http://schemas.microsoft.com/office/word/2010/wordprocessingDrawing" xmlns:wp="http://schemas.openxmlformats.org/drawingml/2006/wordprocessingDrawing" xmlns:wpc="http://schemas.microsoft.com/office/word/2010/wordprocessingCanvas" xmlns:wpg="http://schemas.microsoft.com/office/word/2010/wordprocessingGroup" xmlns:wpi="http://schemas.microsoft.com/office/word/2010/wordprocessingInk" xmlns:wps="http://schemas.microsoft.com/office/word/2010/wordprocessingShape" mc:Ignorable="w14 wp14">
+<w:ftr xmlns:mc="http://schemas.openxmlformats.org/markup-compatibility/2006" xmlns:w="http://schemas.openxmlformats.org/wordprocessingml/2006/main" xmlns:m="http://schemas.openxmlformats.org/officeDocument/2006/math" xmlns:mo="http://schemas.microsoft.com/office/mac/office/2008/main" xmlns:mv="urn:schemas-microsoft-com:mac:vml" xmlns:o="urn:schemas-microsoft-com:office:office" xmlns:r="http://schemas.openxmlformats.org/officeDocument/2006/relationships" xmlns:v="urn:schemas-microsoft-com:vml" xmlns:w10="urn:schemas-microsoft-com:office:word" xmlns:w14="http://schemas.microsoft.com/office/word/2010/wordml" xmlns:wne="http://schemas.microsoft.com/office/word/2006/wordml" xmlns:wp14="http://schemas.microsoft.com/office/word/2010/wordprocessingDrawing" xmlns:wp="http://schemas.openxmlformats.org/drawingml/2006/wordprocessingDrawing" xmlns:wpc="http://schemas.microsoft.com/office/word/2010/wordprocessingCanvas" xmlns:wpg="http://schemas.microsoft.com/office/word/2010/wordprocessingGroup" xmlns:wpi="http://schemas.microsoft.com/office/word/2010/wordprocessingInk" xmlns:wps="http://schemas.microsoft.com/office/word/2010/wordprocessingShape" mc:Ignorable="w14 wp14">
   <w:p>
     <w:pPr>
       <w:pStyle w:val="Footer"/>
@@ -2517,12 +2811,14 @@
     </w:pPr>
     <w:r>
       <w:rPr>
+        <w:rFonts w:eastAsia="黑体"/>
         <w:sz w:val="18"/>
       </w:rPr>
       <w:t xml:space="preserve">第 </w:t>
     </w:r>
     <w:r>
       <w:rPr>
+        <w:rFonts w:eastAsia="黑体"/>
         <w:sz w:val="18"/>
       </w:rPr>
       <w:fldChar w:fldCharType="begin"/>
@@ -2531,6 +2827,7 @@
     </w:r>
     <w:r>
       <w:rPr>
+        <w:rFonts w:eastAsia="黑体"/>
         <w:sz w:val="18"/>
       </w:rPr>
       <w:t xml:space="preserve"> 页</w:t>
@@ -2544,6 +2841,9 @@
   <w:footnote w:type="continuationSeparator" w:id="0">
     <w:p>
       <w:r>
+        <w:rPr>
+          <w:rFonts w:eastAsia="黑体"/>
+        </w:rPr>
         <w:continuationSeparator/>
       </w:r>
     </w:p>
@@ -2551,6 +2851,9 @@
   <w:footnote w:type="separator" w:id="-1">
     <w:p>
       <w:r>
+        <w:rPr>
+          <w:rFonts w:eastAsia="黑体"/>
+        </w:rPr>
         <w:separator/>
       </w:r>
     </w:p>
@@ -2559,7 +2862,7 @@
 </file>
 
 <file path=word/header1.xml><?xml version="1.0" encoding="utf-8"?>
-<w:hdr xmlns:m="http://schemas.openxmlformats.org/officeDocument/2006/math" xmlns:mc="http://schemas.openxmlformats.org/markup-compatibility/2006" xmlns:mo="http://schemas.microsoft.com/office/mac/office/2008/main" xmlns:mv="urn:schemas-microsoft-com:mac:vml" xmlns:o="urn:schemas-microsoft-com:office:office" xmlns:r="http://schemas.openxmlformats.org/officeDocument/2006/relationships" xmlns:v="urn:schemas-microsoft-com:vml" xmlns:w10="urn:schemas-microsoft-com:office:word" xmlns:w14="http://schemas.microsoft.com/office/word/2010/wordml" xmlns:w="http://schemas.openxmlformats.org/wordprocessingml/2006/main" xmlns:wne="http://schemas.microsoft.com/office/word/2006/wordml" xmlns:wp14="http://schemas.microsoft.com/office/word/2010/wordprocessingDrawing" xmlns:wp="http://schemas.openxmlformats.org/drawingml/2006/wordprocessingDrawing" xmlns:wpc="http://schemas.microsoft.com/office/word/2010/wordprocessingCanvas" xmlns:wpg="http://schemas.microsoft.com/office/word/2010/wordprocessingGroup" xmlns:wpi="http://schemas.microsoft.com/office/word/2010/wordprocessingInk" xmlns:wps="http://schemas.microsoft.com/office/word/2010/wordprocessingShape" mc:Ignorable="w14 wp14">
+<w:hdr xmlns:mc="http://schemas.openxmlformats.org/markup-compatibility/2006" xmlns:w="http://schemas.openxmlformats.org/wordprocessingml/2006/main" xmlns:m="http://schemas.openxmlformats.org/officeDocument/2006/math" xmlns:mo="http://schemas.microsoft.com/office/mac/office/2008/main" xmlns:mv="urn:schemas-microsoft-com:mac:vml" xmlns:o="urn:schemas-microsoft-com:office:office" xmlns:r="http://schemas.openxmlformats.org/officeDocument/2006/relationships" xmlns:v="urn:schemas-microsoft-com:vml" xmlns:w10="urn:schemas-microsoft-com:office:word" xmlns:w14="http://schemas.microsoft.com/office/word/2010/wordml" xmlns:wne="http://schemas.microsoft.com/office/word/2006/wordml" xmlns:wp14="http://schemas.microsoft.com/office/word/2010/wordprocessingDrawing" xmlns:wp="http://schemas.openxmlformats.org/drawingml/2006/wordprocessingDrawing" xmlns:wpc="http://schemas.microsoft.com/office/word/2010/wordprocessingCanvas" xmlns:wpg="http://schemas.microsoft.com/office/word/2010/wordprocessingGroup" xmlns:wpi="http://schemas.microsoft.com/office/word/2010/wordprocessingInk" xmlns:wps="http://schemas.microsoft.com/office/word/2010/wordprocessingShape" mc:Ignorable="w14 wp14">
   <w:p>
     <w:pPr>
       <w:pStyle w:val="Header"/>
@@ -2567,7 +2870,7 @@
     </w:pPr>
     <w:r>
       <w:rPr>
-        <w:rFonts w:ascii="Times New Roman" w:hAnsi="Times New Roman"/>
+        <w:rFonts w:ascii="Times New Roman" w:hAnsi="Times New Roman" w:eastAsia="黑体"/>
         <w:sz w:val="18"/>
         <w:rFonts w:eastAsia="黑体"/>
         <w:rFonts w:eastAsia="黑体"/>
@@ -2579,7 +2882,7 @@
 </file>
 
 <file path=word/numbering.xml><?xml version="1.0" encoding="utf-8"?>
-<w:numbering xmlns:m="http://schemas.openxmlformats.org/officeDocument/2006/math" xmlns:mc="http://schemas.openxmlformats.org/markup-compatibility/2006" xmlns:mo="http://schemas.microsoft.com/office/mac/office/2008/main" xmlns:mv="urn:schemas-microsoft-com:mac:vml" xmlns:o="urn:schemas-microsoft-com:office:office" xmlns:r="http://schemas.openxmlformats.org/officeDocument/2006/relationships" xmlns:v="urn:schemas-microsoft-com:vml" xmlns:w="http://schemas.openxmlformats.org/wordprocessingml/2006/main" xmlns:w10="urn:schemas-microsoft-com:office:word" xmlns:w14="http://schemas.microsoft.com/office/word/2010/wordml" xmlns:wne="http://schemas.microsoft.com/office/word/2006/wordml" xmlns:wp="http://schemas.openxmlformats.org/drawingml/2006/wordprocessingDrawing" xmlns:wp14="http://schemas.microsoft.com/office/word/2010/wordprocessingDrawing" xmlns:wpc="http://schemas.microsoft.com/office/word/2010/wordprocessingCanvas" xmlns:wpg="http://schemas.microsoft.com/office/word/2010/wordprocessingGroup" xmlns:wpi="http://schemas.microsoft.com/office/word/2010/wordprocessingInk" xmlns:wps="http://schemas.microsoft.com/office/word/2010/wordprocessingShape" mc:Ignorable="w14 wp14">
+<w:numbering xmlns:mc="http://schemas.openxmlformats.org/markup-compatibility/2006" xmlns:w="http://schemas.openxmlformats.org/wordprocessingml/2006/main" xmlns:m="http://schemas.openxmlformats.org/officeDocument/2006/math" xmlns:mo="http://schemas.microsoft.com/office/mac/office/2008/main" xmlns:mv="urn:schemas-microsoft-com:mac:vml" xmlns:o="urn:schemas-microsoft-com:office:office" xmlns:r="http://schemas.openxmlformats.org/officeDocument/2006/relationships" xmlns:v="urn:schemas-microsoft-com:vml" xmlns:w10="urn:schemas-microsoft-com:office:word" xmlns:w14="http://schemas.microsoft.com/office/word/2010/wordml" xmlns:wne="http://schemas.microsoft.com/office/word/2006/wordml" xmlns:wp="http://schemas.openxmlformats.org/drawingml/2006/wordprocessingDrawing" xmlns:wp14="http://schemas.microsoft.com/office/word/2010/wordprocessingDrawing" xmlns:wpc="http://schemas.microsoft.com/office/word/2010/wordprocessingCanvas" xmlns:wpg="http://schemas.microsoft.com/office/word/2010/wordprocessingGroup" xmlns:wpi="http://schemas.microsoft.com/office/word/2010/wordprocessingInk" xmlns:wps="http://schemas.microsoft.com/office/word/2010/wordprocessingShape" mc:Ignorable="w14 wp14">
   <w:abstractNum w:abstractNumId="0">
     <w:nsid w:val="FFFFFF7C"/>
     <w:multiLevelType w:val="singleLevel"/>
@@ -2666,7 +2969,7 @@
         <w:ind w:hanging="360" w:left="1440"/>
       </w:pPr>
       <w:rPr>
-        <w:rFonts w:ascii="Symbol" w:hAnsi="Symbol" w:hint="default"/>
+        <w:rFonts w:ascii="Symbol" w:hAnsi="Symbol" w:hint="default" w:eastAsia="黑体"/>
       </w:rPr>
     </w:lvl>
   </w:abstractNum>
@@ -2687,7 +2990,7 @@
         <w:ind w:hanging="360" w:left="1080"/>
       </w:pPr>
       <w:rPr>
-        <w:rFonts w:ascii="Symbol" w:hAnsi="Symbol" w:hint="default"/>
+        <w:rFonts w:ascii="Symbol" w:hAnsi="Symbol" w:hint="default" w:eastAsia="黑体"/>
       </w:rPr>
     </w:lvl>
   </w:abstractNum>
@@ -2708,7 +3011,7 @@
         <w:ind w:hanging="360" w:left="720"/>
       </w:pPr>
       <w:rPr>
-        <w:rFonts w:ascii="Symbol" w:hAnsi="Symbol" w:hint="default"/>
+        <w:rFonts w:ascii="Symbol" w:hAnsi="Symbol" w:hint="default" w:eastAsia="黑体"/>
       </w:rPr>
     </w:lvl>
   </w:abstractNum>
@@ -2747,7 +3050,7 @@
         <w:ind w:hanging="360" w:left="360"/>
       </w:pPr>
       <w:rPr>
-        <w:rFonts w:ascii="Symbol" w:hAnsi="Symbol" w:hint="default"/>
+        <w:rFonts w:ascii="Symbol" w:hAnsi="Symbol" w:hint="default" w:eastAsia="黑体"/>
       </w:rPr>
     </w:lvl>
   </w:abstractNum>
@@ -2838,7 +3141,7 @@
         <w:ind w:left="720" w:hanging="360"/>
       </w:pPr>
       <w:rPr>
-        <w:rFonts w:ascii="Symbol" w:hAnsi="Symbol" w:cs="Symbol" w:hint="default"/>
+        <w:rFonts w:ascii="Symbol" w:hAnsi="Symbol" w:cs="Symbol" w:hint="default" w:eastAsia="黑体"/>
       </w:rPr>
     </w:lvl>
     <w:lvl w:ilvl="1">
@@ -2849,7 +3152,7 @@
         <w:ind w:left="1440" w:hanging="360"/>
       </w:pPr>
       <w:rPr>
-        <w:rFonts w:ascii="Courier New" w:hAnsi="Courier New" w:cs="Courier New" w:hint="default"/>
+        <w:rFonts w:ascii="Courier New" w:hAnsi="Courier New" w:cs="Courier New" w:hint="default" w:eastAsia="黑体"/>
       </w:rPr>
     </w:lvl>
     <w:lvl w:ilvl="2">
@@ -2860,7 +3163,7 @@
         <w:ind w:left="2160" w:hanging="360"/>
       </w:pPr>
       <w:rPr>
-        <w:rFonts w:ascii="Wingdings" w:hAnsi="Wingdings" w:cs="Wingdings" w:hint="default"/>
+        <w:rFonts w:ascii="Wingdings" w:hAnsi="Wingdings" w:cs="Wingdings" w:hint="default" w:eastAsia="黑体"/>
       </w:rPr>
     </w:lvl>
     <w:lvl w:ilvl="3">
@@ -2871,7 +3174,7 @@
         <w:ind w:left="2880" w:hanging="360"/>
       </w:pPr>
       <w:rPr>
-        <w:rFonts w:ascii="Symbol" w:hAnsi="Symbol" w:cs="Symbol" w:hint="default"/>
+        <w:rFonts w:ascii="Symbol" w:hAnsi="Symbol" w:cs="Symbol" w:hint="default" w:eastAsia="黑体"/>
       </w:rPr>
     </w:lvl>
     <w:lvl w:ilvl="4">
@@ -2882,7 +3185,7 @@
         <w:ind w:left="3600" w:hanging="360"/>
       </w:pPr>
       <w:rPr>
-        <w:rFonts w:ascii="Courier New" w:hAnsi="Courier New" w:cs="Courier New" w:hint="default"/>
+        <w:rFonts w:ascii="Courier New" w:hAnsi="Courier New" w:cs="Courier New" w:hint="default" w:eastAsia="黑体"/>
       </w:rPr>
     </w:lvl>
     <w:lvl w:ilvl="5">
@@ -2893,7 +3196,7 @@
         <w:ind w:left="4320" w:hanging="360"/>
       </w:pPr>
       <w:rPr>
-        <w:rFonts w:ascii="Wingdings" w:hAnsi="Wingdings" w:cs="Wingdings" w:hint="default"/>
+        <w:rFonts w:ascii="Wingdings" w:hAnsi="Wingdings" w:cs="Wingdings" w:hint="default" w:eastAsia="黑体"/>
       </w:rPr>
     </w:lvl>
     <w:lvl w:ilvl="6">
@@ -2904,7 +3207,7 @@
         <w:ind w:left="5040" w:hanging="360"/>
       </w:pPr>
       <w:rPr>
-        <w:rFonts w:ascii="Symbol" w:hAnsi="Symbol" w:cs="Symbol" w:hint="default"/>
+        <w:rFonts w:ascii="Symbol" w:hAnsi="Symbol" w:cs="Symbol" w:hint="default" w:eastAsia="黑体"/>
       </w:rPr>
     </w:lvl>
     <w:lvl w:ilvl="7">
@@ -2915,7 +3218,7 @@
         <w:ind w:left="5760" w:hanging="360"/>
       </w:pPr>
       <w:rPr>
-        <w:rFonts w:ascii="Courier New" w:hAnsi="Courier New" w:cs="Courier New" w:hint="default"/>
+        <w:rFonts w:ascii="Courier New" w:hAnsi="Courier New" w:cs="Courier New" w:hint="default" w:eastAsia="黑体"/>
       </w:rPr>
     </w:lvl>
     <w:lvl w:ilvl="8">
@@ -2926,7 +3229,7 @@
         <w:ind w:left="6480" w:hanging="360"/>
       </w:pPr>
       <w:rPr>
-        <w:rFonts w:ascii="Wingdings" w:hAnsi="Wingdings" w:cs="Wingdings" w:hint="default"/>
+        <w:rFonts w:ascii="Wingdings" w:hAnsi="Wingdings" w:cs="Wingdings" w:hint="default" w:eastAsia="黑体"/>
       </w:rPr>
     </w:lvl>
   </w:abstractNum>
@@ -2982,11 +3285,11 @@
 </file>
 
 <file path=word/styles.xml><?xml version="1.0" encoding="utf-8"?>
-<w:styles xmlns:mc="http://schemas.openxmlformats.org/markup-compatibility/2006" xmlns:r="http://schemas.openxmlformats.org/officeDocument/2006/relationships" xmlns:w="http://schemas.openxmlformats.org/wordprocessingml/2006/main" xmlns:w14="http://schemas.microsoft.com/office/word/2010/wordml" mc:Ignorable="w14">
+<w:styles xmlns:mc="http://schemas.openxmlformats.org/markup-compatibility/2006" xmlns:w="http://schemas.openxmlformats.org/wordprocessingml/2006/main" xmlns:r="http://schemas.openxmlformats.org/officeDocument/2006/relationships" xmlns:w14="http://schemas.microsoft.com/office/word/2010/wordml" mc:Ignorable="w14">
   <w:docDefaults>
     <w:rPrDefault>
       <w:rPr>
-        <w:rFonts w:asciiTheme="minorHAnsi" w:cstheme="minorBidi" w:eastAsiaTheme="minorEastAsia" w:hAnsiTheme="minorHAnsi"/>
+        <w:rFonts w:asciiTheme="minorHAnsi" w:cstheme="minorBidi" w:hAnsiTheme="minorHAnsi" w:eastAsia="黑体"/>
         <w:sz w:val="22"/>
         <w:szCs w:val="22"/>
         <w:lang w:bidi="ar-SA" w:eastAsia="en-US" w:val="en-US"/>
@@ -3208,7 +3511,7 @@
       <w:outlineLvl w:val="0"/>
     </w:pPr>
     <w:rPr>
-      <w:rFonts w:ascii="Times New Roman" w:asciiTheme="majorHAnsi" w:cstheme="majorBidi" w:eastAsia="黑体" w:eastAsiaTheme="majorEastAsia" w:hAnsi="Times New Roman" w:hAnsiTheme="majorHAnsi"/>
+      <w:rFonts w:ascii="Times New Roman" w:asciiTheme="majorHAnsi" w:cstheme="majorBidi" w:eastAsia="黑体" w:hAnsi="Times New Roman" w:hAnsiTheme="majorHAnsi"/>
       <w:b/>
       <w:bCs/>
       <w:color w:val="1F3864"/>
@@ -3232,7 +3535,7 @@
       <w:outlineLvl w:val="1"/>
     </w:pPr>
     <w:rPr>
-      <w:rFonts w:ascii="Times New Roman" w:asciiTheme="majorHAnsi" w:cstheme="majorBidi" w:eastAsia="黑体" w:eastAsiaTheme="majorEastAsia" w:hAnsi="Times New Roman" w:hAnsiTheme="majorHAnsi"/>
+      <w:rFonts w:ascii="Times New Roman" w:asciiTheme="majorHAnsi" w:cstheme="majorBidi" w:eastAsia="黑体" w:hAnsi="Times New Roman" w:hAnsiTheme="majorHAnsi"/>
       <w:b/>
       <w:bCs/>
       <w:color w:val="2E4E7E"/>
@@ -3256,7 +3559,7 @@
       <w:outlineLvl w:val="2"/>
     </w:pPr>
     <w:rPr>
-      <w:rFonts w:ascii="Times New Roman" w:asciiTheme="majorHAnsi" w:cstheme="majorBidi" w:eastAsia="黑体" w:eastAsiaTheme="majorEastAsia" w:hAnsi="Times New Roman" w:hAnsiTheme="majorHAnsi"/>
+      <w:rFonts w:ascii="Times New Roman" w:asciiTheme="majorHAnsi" w:cstheme="majorBidi" w:eastAsia="黑体" w:hAnsi="Times New Roman" w:hAnsiTheme="majorHAnsi"/>
       <w:b/>
       <w:bCs/>
       <w:color w:val="2E4E7E"/>
@@ -3280,7 +3583,7 @@
       <w:outlineLvl w:val="3"/>
     </w:pPr>
     <w:rPr>
-      <w:rFonts w:ascii="Times New Roman" w:asciiTheme="majorHAnsi" w:cstheme="majorBidi" w:eastAsia="黑体" w:eastAsiaTheme="majorEastAsia" w:hAnsi="Times New Roman" w:hAnsiTheme="majorHAnsi"/>
+      <w:rFonts w:ascii="Times New Roman" w:asciiTheme="majorHAnsi" w:cstheme="majorBidi" w:eastAsia="黑体" w:hAnsi="Times New Roman" w:hAnsiTheme="majorHAnsi"/>
       <w:b/>
       <w:bCs/>
       <w:i/>
@@ -3306,7 +3609,7 @@
       <w:outlineLvl w:val="4"/>
     </w:pPr>
     <w:rPr>
-      <w:rFonts w:ascii="Times New Roman" w:asciiTheme="majorHAnsi" w:cstheme="majorBidi" w:eastAsia="黑体" w:eastAsiaTheme="majorEastAsia" w:hAnsi="Times New Roman" w:hAnsiTheme="majorHAnsi"/>
+      <w:rFonts w:ascii="Times New Roman" w:asciiTheme="majorHAnsi" w:cstheme="majorBidi" w:eastAsia="黑体" w:hAnsi="Times New Roman" w:hAnsiTheme="majorHAnsi"/>
       <w:b/>
       <w:color w:val="333333"/>
       <w:sz w:val="22"/>
@@ -3329,7 +3632,7 @@
       <w:outlineLvl w:val="5"/>
     </w:pPr>
     <w:rPr>
-      <w:rFonts w:asciiTheme="majorHAnsi" w:cstheme="majorBidi" w:eastAsiaTheme="majorEastAsia" w:hAnsiTheme="majorHAnsi"/>
+      <w:rFonts w:asciiTheme="majorHAnsi" w:cstheme="majorBidi" w:hAnsiTheme="majorHAnsi" w:eastAsia="黑体"/>
       <w:i/>
       <w:iCs/>
       <w:color w:themeColor="accent1" w:themeShade="7F" w:val="243F60"/>
@@ -3352,7 +3655,7 @@
       <w:outlineLvl w:val="6"/>
     </w:pPr>
     <w:rPr>
-      <w:rFonts w:asciiTheme="majorHAnsi" w:cstheme="majorBidi" w:eastAsiaTheme="majorEastAsia" w:hAnsiTheme="majorHAnsi"/>
+      <w:rFonts w:asciiTheme="majorHAnsi" w:cstheme="majorBidi" w:hAnsiTheme="majorHAnsi" w:eastAsia="黑体"/>
       <w:i/>
       <w:iCs/>
       <w:color w:themeColor="text1" w:themeTint="BF" w:val="404040"/>
@@ -3375,7 +3678,7 @@
       <w:outlineLvl w:val="7"/>
     </w:pPr>
     <w:rPr>
-      <w:rFonts w:asciiTheme="majorHAnsi" w:cstheme="majorBidi" w:eastAsiaTheme="majorEastAsia" w:hAnsiTheme="majorHAnsi"/>
+      <w:rFonts w:asciiTheme="majorHAnsi" w:cstheme="majorBidi" w:hAnsiTheme="majorHAnsi" w:eastAsia="黑体"/>
       <w:color w:themeColor="accent1" w:val="4F81BD"/>
       <w:sz w:val="20"/>
       <w:szCs w:val="20"/>
@@ -3398,7 +3701,7 @@
       <w:outlineLvl w:val="8"/>
     </w:pPr>
     <w:rPr>
-      <w:rFonts w:asciiTheme="majorHAnsi" w:cstheme="majorBidi" w:eastAsiaTheme="majorEastAsia" w:hAnsiTheme="majorHAnsi"/>
+      <w:rFonts w:asciiTheme="majorHAnsi" w:cstheme="majorBidi" w:hAnsiTheme="majorHAnsi" w:eastAsia="黑体"/>
       <w:i/>
       <w:iCs/>
       <w:color w:themeColor="text1" w:themeTint="BF" w:val="404040"/>
@@ -3449,7 +3752,7 @@
     <w:uiPriority w:val="9"/>
     <w:rsid w:val="00FC693F"/>
     <w:rPr>
-      <w:rFonts w:asciiTheme="majorHAnsi" w:cstheme="majorBidi" w:eastAsiaTheme="majorEastAsia" w:hAnsiTheme="majorHAnsi"/>
+      <w:rFonts w:asciiTheme="majorHAnsi" w:cstheme="majorBidi" w:hAnsiTheme="majorHAnsi" w:eastAsia="黑体"/>
       <w:b/>
       <w:bCs/>
       <w:color w:themeColor="accent1" w:themeShade="BF" w:val="365F91"/>
@@ -3464,7 +3767,7 @@
     <w:uiPriority w:val="9"/>
     <w:rsid w:val="00FC693F"/>
     <w:rPr>
-      <w:rFonts w:asciiTheme="majorHAnsi" w:cstheme="majorBidi" w:eastAsiaTheme="majorEastAsia" w:hAnsiTheme="majorHAnsi"/>
+      <w:rFonts w:asciiTheme="majorHAnsi" w:cstheme="majorBidi" w:hAnsiTheme="majorHAnsi" w:eastAsia="黑体"/>
       <w:b/>
       <w:bCs/>
       <w:color w:themeColor="accent1" w:val="4F81BD"/>
@@ -3479,7 +3782,7 @@
     <w:uiPriority w:val="9"/>
     <w:rsid w:val="00FC693F"/>
     <w:rPr>
-      <w:rFonts w:asciiTheme="majorHAnsi" w:cstheme="majorBidi" w:eastAsiaTheme="majorEastAsia" w:hAnsiTheme="majorHAnsi"/>
+      <w:rFonts w:asciiTheme="majorHAnsi" w:cstheme="majorBidi" w:hAnsiTheme="majorHAnsi" w:eastAsia="黑体"/>
       <w:b/>
       <w:bCs/>
       <w:color w:themeColor="accent1" w:val="4F81BD"/>
@@ -3502,7 +3805,7 @@
       <w:contextualSpacing/>
     </w:pPr>
     <w:rPr>
-      <w:rFonts w:ascii="Times New Roman" w:asciiTheme="majorHAnsi" w:cstheme="majorBidi" w:eastAsia="黑体" w:eastAsiaTheme="majorEastAsia" w:hAnsi="Times New Roman" w:hAnsiTheme="majorHAnsi"/>
+      <w:rFonts w:ascii="Times New Roman" w:asciiTheme="majorHAnsi" w:cstheme="majorBidi" w:eastAsia="黑体" w:hAnsi="Times New Roman" w:hAnsiTheme="majorHAnsi"/>
       <w:b/>
       <w:color w:val="1F3864"/>
       <w:spacing w:val="5"/>
@@ -3518,7 +3821,7 @@
     <w:uiPriority w:val="10"/>
     <w:rsid w:val="00FC693F"/>
     <w:rPr>
-      <w:rFonts w:asciiTheme="majorHAnsi" w:cstheme="majorBidi" w:eastAsiaTheme="majorEastAsia" w:hAnsiTheme="majorHAnsi"/>
+      <w:rFonts w:asciiTheme="majorHAnsi" w:cstheme="majorBidi" w:hAnsiTheme="majorHAnsi" w:eastAsia="黑体"/>
       <w:color w:themeColor="text2" w:themeShade="BF" w:val="17365D"/>
       <w:spacing w:val="5"/>
       <w:kern w:val="28"/>
@@ -3540,7 +3843,7 @@
       </w:numPr>
     </w:pPr>
     <w:rPr>
-      <w:rFonts w:asciiTheme="majorHAnsi" w:cstheme="majorBidi" w:eastAsiaTheme="majorEastAsia" w:hAnsiTheme="majorHAnsi"/>
+      <w:rFonts w:asciiTheme="majorHAnsi" w:cstheme="majorBidi" w:hAnsiTheme="majorHAnsi" w:eastAsia="黑体"/>
       <w:i/>
       <w:iCs/>
       <w:color w:themeColor="accent1" w:val="4F81BD"/>
@@ -3556,7 +3859,7 @@
     <w:uiPriority w:val="11"/>
     <w:rsid w:val="00FC693F"/>
     <w:rPr>
-      <w:rFonts w:asciiTheme="majorHAnsi" w:cstheme="majorBidi" w:eastAsiaTheme="majorEastAsia" w:hAnsiTheme="majorHAnsi"/>
+      <w:rFonts w:asciiTheme="majorHAnsi" w:cstheme="majorBidi" w:hAnsiTheme="majorHAnsi" w:eastAsia="黑体"/>
       <w:i/>
       <w:iCs/>
       <w:color w:themeColor="accent1" w:val="4F81BD"/>
@@ -3623,6 +3926,7 @@
       <w:spacing w:after="120"/>
     </w:pPr>
     <w:rPr>
+      <w:rFonts w:eastAsia="黑体"/>
       <w:sz w:val="16"/>
       <w:szCs w:val="16"/>
     </w:rPr>
@@ -3634,6 +3938,7 @@
     <w:uiPriority w:val="99"/>
     <w:rsid w:val="00AA1D8D"/>
     <w:rPr>
+      <w:rFonts w:eastAsia="黑体"/>
       <w:sz w:val="16"/>
       <w:szCs w:val="16"/>
     </w:rPr>
@@ -3803,7 +4108,7 @@
       </w:tabs>
     </w:pPr>
     <w:rPr>
-      <w:rFonts w:ascii="Courier" w:hAnsi="Courier"/>
+      <w:rFonts w:ascii="Courier" w:hAnsi="Courier" w:eastAsia="黑体"/>
       <w:sz w:val="20"/>
       <w:szCs w:val="20"/>
     </w:rPr>
@@ -3815,7 +4120,7 @@
     <w:uiPriority w:val="99"/>
     <w:rsid w:val="0029639D"/>
     <w:rPr>
-      <w:rFonts w:ascii="Courier" w:hAnsi="Courier"/>
+      <w:rFonts w:ascii="Courier" w:hAnsi="Courier" w:eastAsia="黑体"/>
       <w:sz w:val="20"/>
       <w:szCs w:val="20"/>
     </w:rPr>
@@ -3851,6 +4156,7 @@
     <w:uiPriority w:val="29"/>
     <w:rsid w:val="00FC693F"/>
     <w:rPr>
+      <w:rFonts w:eastAsia="黑体"/>
       <w:i/>
       <w:iCs/>
       <w:color w:themeColor="text1" w:val="000000"/>
@@ -3864,7 +4170,7 @@
     <w:semiHidden/>
     <w:rsid w:val="00FC693F"/>
     <w:rPr>
-      <w:rFonts w:asciiTheme="majorHAnsi" w:cstheme="majorBidi" w:eastAsiaTheme="majorEastAsia" w:hAnsiTheme="majorHAnsi"/>
+      <w:rFonts w:asciiTheme="majorHAnsi" w:cstheme="majorBidi" w:hAnsiTheme="majorHAnsi" w:eastAsia="黑体"/>
       <w:b/>
       <w:bCs/>
       <w:i/>
@@ -3880,7 +4186,7 @@
     <w:semiHidden/>
     <w:rsid w:val="00FC693F"/>
     <w:rPr>
-      <w:rFonts w:asciiTheme="majorHAnsi" w:cstheme="majorBidi" w:eastAsiaTheme="majorEastAsia" w:hAnsiTheme="majorHAnsi"/>
+      <w:rFonts w:asciiTheme="majorHAnsi" w:cstheme="majorBidi" w:hAnsiTheme="majorHAnsi" w:eastAsia="黑体"/>
       <w:color w:themeColor="accent1" w:themeShade="7F" w:val="243F60"/>
     </w:rPr>
   </w:style>
@@ -3892,7 +4198,7 @@
     <w:semiHidden/>
     <w:rsid w:val="00FC693F"/>
     <w:rPr>
-      <w:rFonts w:asciiTheme="majorHAnsi" w:cstheme="majorBidi" w:eastAsiaTheme="majorEastAsia" w:hAnsiTheme="majorHAnsi"/>
+      <w:rFonts w:asciiTheme="majorHAnsi" w:cstheme="majorBidi" w:hAnsiTheme="majorHAnsi" w:eastAsia="黑体"/>
       <w:i/>
       <w:iCs/>
       <w:color w:themeColor="accent1" w:themeShade="7F" w:val="243F60"/>
@@ -3906,7 +4212,7 @@
     <w:semiHidden/>
     <w:rsid w:val="00FC693F"/>
     <w:rPr>
-      <w:rFonts w:asciiTheme="majorHAnsi" w:cstheme="majorBidi" w:eastAsiaTheme="majorEastAsia" w:hAnsiTheme="majorHAnsi"/>
+      <w:rFonts w:asciiTheme="majorHAnsi" w:cstheme="majorBidi" w:hAnsiTheme="majorHAnsi" w:eastAsia="黑体"/>
       <w:i/>
       <w:iCs/>
       <w:color w:themeColor="text1" w:themeTint="BF" w:val="404040"/>
@@ -3920,7 +4226,7 @@
     <w:semiHidden/>
     <w:rsid w:val="00FC693F"/>
     <w:rPr>
-      <w:rFonts w:asciiTheme="majorHAnsi" w:cstheme="majorBidi" w:eastAsiaTheme="majorEastAsia" w:hAnsiTheme="majorHAnsi"/>
+      <w:rFonts w:asciiTheme="majorHAnsi" w:cstheme="majorBidi" w:hAnsiTheme="majorHAnsi" w:eastAsia="黑体"/>
       <w:color w:themeColor="accent1" w:val="4F81BD"/>
       <w:sz w:val="20"/>
       <w:szCs w:val="20"/>
@@ -3934,7 +4240,7 @@
     <w:semiHidden/>
     <w:rsid w:val="00FC693F"/>
     <w:rPr>
-      <w:rFonts w:asciiTheme="majorHAnsi" w:cstheme="majorBidi" w:eastAsiaTheme="majorEastAsia" w:hAnsiTheme="majorHAnsi"/>
+      <w:rFonts w:asciiTheme="majorHAnsi" w:cstheme="majorBidi" w:hAnsiTheme="majorHAnsi" w:eastAsia="黑体"/>
       <w:i/>
       <w:iCs/>
       <w:color w:themeColor="text1" w:themeTint="BF" w:val="404040"/>
@@ -3955,6 +4261,7 @@
       <w:spacing w:line="240" w:lineRule="auto"/>
     </w:pPr>
     <w:rPr>
+      <w:rFonts w:eastAsia="黑体"/>
       <w:b/>
       <w:bCs/>
       <w:color w:themeColor="accent1" w:val="4F81BD"/>
@@ -3969,6 +4276,7 @@
     <w:qFormat/>
     <w:rsid w:val="00FC693F"/>
     <w:rPr>
+      <w:rFonts w:eastAsia="黑体"/>
       <w:b/>
       <w:bCs/>
     </w:rPr>
@@ -3980,6 +4288,7 @@
     <w:qFormat/>
     <w:rsid w:val="00FC693F"/>
     <w:rPr>
+      <w:rFonts w:eastAsia="黑体"/>
       <w:i/>
       <w:iCs/>
     </w:rPr>
@@ -4000,6 +4309,7 @@
       <w:ind w:left="936" w:right="936"/>
     </w:pPr>
     <w:rPr>
+      <w:rFonts w:eastAsia="黑体"/>
       <w:b/>
       <w:bCs/>
       <w:i/>
@@ -4014,6 +4324,7 @@
     <w:uiPriority w:val="30"/>
     <w:rsid w:val="00FC693F"/>
     <w:rPr>
+      <w:rFonts w:eastAsia="黑体"/>
       <w:b/>
       <w:bCs/>
       <w:i/>
@@ -4028,6 +4339,7 @@
     <w:qFormat/>
     <w:rsid w:val="00FC693F"/>
     <w:rPr>
+      <w:rFonts w:eastAsia="黑体"/>
       <w:i/>
       <w:iCs/>
       <w:color w:themeColor="text1" w:themeTint="7F" w:val="808080"/>
@@ -4040,6 +4352,7 @@
     <w:qFormat/>
     <w:rsid w:val="00FC693F"/>
     <w:rPr>
+      <w:rFonts w:eastAsia="黑体"/>
       <w:b/>
       <w:bCs/>
       <w:i/>
@@ -4054,6 +4367,7 @@
     <w:qFormat/>
     <w:rsid w:val="00FC693F"/>
     <w:rPr>
+      <w:rFonts w:eastAsia="黑体"/>
       <w:smallCaps/>
       <w:color w:themeColor="accent2" w:val="C0504D"/>
       <w:u w:val="single"/>
@@ -4066,6 +4380,7 @@
     <w:qFormat/>
     <w:rsid w:val="00FC693F"/>
     <w:rPr>
+      <w:rFonts w:eastAsia="黑体"/>
       <w:b/>
       <w:bCs/>
       <w:smallCaps/>
@@ -4081,6 +4396,7 @@
     <w:qFormat/>
     <w:rsid w:val="00FC693F"/>
     <w:rPr>
+      <w:rFonts w:eastAsia="黑体"/>
       <w:b/>
       <w:bCs/>
       <w:smallCaps/>
@@ -4135,6 +4451,7 @@
       <w:spacing w:after="0" w:line="240" w:lineRule="auto"/>
     </w:pPr>
     <w:rPr>
+      <w:rFonts w:eastAsia="黑体"/>
       <w:color w:themeColor="text1" w:themeShade="BF" w:val="000000"/>
     </w:rPr>
     <w:tblPr>
@@ -4157,6 +4474,7 @@
         <w:spacing w:after="0" w:before="0" w:line="240" w:lineRule="auto"/>
       </w:pPr>
       <w:rPr>
+        <w:rFonts w:eastAsia="黑体"/>
         <w:b/>
         <w:bCs/>
       </w:rPr>
@@ -4177,6 +4495,7 @@
         <w:spacing w:after="0" w:before="0" w:line="240" w:lineRule="auto"/>
       </w:pPr>
       <w:rPr>
+        <w:rFonts w:eastAsia="黑体"/>
         <w:b/>
         <w:bCs/>
       </w:rPr>
@@ -4194,12 +4513,14 @@
     </w:tblStylePr>
     <w:tblStylePr w:type="firstCol">
       <w:rPr>
+        <w:rFonts w:eastAsia="黑体"/>
         <w:b/>
         <w:bCs/>
       </w:rPr>
     </w:tblStylePr>
     <w:tblStylePr w:type="lastCol">
       <w:rPr>
+        <w:rFonts w:eastAsia="黑体"/>
         <w:b/>
         <w:bCs/>
       </w:rPr>
@@ -4238,6 +4559,7 @@
       <w:spacing w:after="0" w:line="240" w:lineRule="auto"/>
     </w:pPr>
     <w:rPr>
+      <w:rFonts w:eastAsia="黑体"/>
       <w:color w:themeColor="accent1" w:themeShade="BF" w:val="365F91"/>
     </w:rPr>
     <w:tblPr>
@@ -4260,6 +4582,7 @@
         <w:spacing w:after="0" w:before="0" w:line="240" w:lineRule="auto"/>
       </w:pPr>
       <w:rPr>
+        <w:rFonts w:eastAsia="黑体"/>
         <w:b/>
         <w:bCs/>
       </w:rPr>
@@ -4280,6 +4603,7 @@
         <w:spacing w:after="0" w:before="0" w:line="240" w:lineRule="auto"/>
       </w:pPr>
       <w:rPr>
+        <w:rFonts w:eastAsia="黑体"/>
         <w:b/>
         <w:bCs/>
       </w:rPr>
@@ -4297,12 +4621,14 @@
     </w:tblStylePr>
     <w:tblStylePr w:type="firstCol">
       <w:rPr>
+        <w:rFonts w:eastAsia="黑体"/>
         <w:b/>
         <w:bCs/>
       </w:rPr>
     </w:tblStylePr>
     <w:tblStylePr w:type="lastCol">
       <w:rPr>
+        <w:rFonts w:eastAsia="黑体"/>
         <w:b/>
         <w:bCs/>
       </w:rPr>
@@ -4341,6 +4667,7 @@
       <w:spacing w:after="0" w:line="240" w:lineRule="auto"/>
     </w:pPr>
     <w:rPr>
+      <w:rFonts w:eastAsia="黑体"/>
       <w:color w:themeColor="accent2" w:themeShade="BF" w:val="943634"/>
     </w:rPr>
     <w:tblPr>
@@ -4363,6 +4690,7 @@
         <w:spacing w:after="0" w:before="0" w:line="240" w:lineRule="auto"/>
       </w:pPr>
       <w:rPr>
+        <w:rFonts w:eastAsia="黑体"/>
         <w:b/>
         <w:bCs/>
       </w:rPr>
@@ -4383,6 +4711,7 @@
         <w:spacing w:after="0" w:before="0" w:line="240" w:lineRule="auto"/>
       </w:pPr>
       <w:rPr>
+        <w:rFonts w:eastAsia="黑体"/>
         <w:b/>
         <w:bCs/>
       </w:rPr>
@@ -4400,12 +4729,14 @@
     </w:tblStylePr>
     <w:tblStylePr w:type="firstCol">
       <w:rPr>
+        <w:rFonts w:eastAsia="黑体"/>
         <w:b/>
         <w:bCs/>
       </w:rPr>
     </w:tblStylePr>
     <w:tblStylePr w:type="lastCol">
       <w:rPr>
+        <w:rFonts w:eastAsia="黑体"/>
         <w:b/>
         <w:bCs/>
       </w:rPr>
@@ -4444,6 +4775,7 @@
       <w:spacing w:after="0" w:line="240" w:lineRule="auto"/>
     </w:pPr>
     <w:rPr>
+      <w:rFonts w:eastAsia="黑体"/>
       <w:color w:themeColor="accent3" w:themeShade="BF" w:val="76923C"/>
     </w:rPr>
     <w:tblPr>
@@ -4466,6 +4798,7 @@
         <w:spacing w:after="0" w:before="0" w:line="240" w:lineRule="auto"/>
       </w:pPr>
       <w:rPr>
+        <w:rFonts w:eastAsia="黑体"/>
         <w:b/>
         <w:bCs/>
       </w:rPr>
@@ -4486,6 +4819,7 @@
         <w:spacing w:after="0" w:before="0" w:line="240" w:lineRule="auto"/>
       </w:pPr>
       <w:rPr>
+        <w:rFonts w:eastAsia="黑体"/>
         <w:b/>
         <w:bCs/>
       </w:rPr>
@@ -4503,12 +4837,14 @@
     </w:tblStylePr>
     <w:tblStylePr w:type="firstCol">
       <w:rPr>
+        <w:rFonts w:eastAsia="黑体"/>
         <w:b/>
         <w:bCs/>
       </w:rPr>
     </w:tblStylePr>
     <w:tblStylePr w:type="lastCol">
       <w:rPr>
+        <w:rFonts w:eastAsia="黑体"/>
         <w:b/>
         <w:bCs/>
       </w:rPr>
@@ -4547,6 +4883,7 @@
       <w:spacing w:after="0" w:line="240" w:lineRule="auto"/>
     </w:pPr>
     <w:rPr>
+      <w:rFonts w:eastAsia="黑体"/>
       <w:color w:themeColor="accent4" w:themeShade="BF" w:val="5F497A"/>
     </w:rPr>
     <w:tblPr>
@@ -4569,6 +4906,7 @@
         <w:spacing w:after="0" w:before="0" w:line="240" w:lineRule="auto"/>
       </w:pPr>
       <w:rPr>
+        <w:rFonts w:eastAsia="黑体"/>
         <w:b/>
         <w:bCs/>
       </w:rPr>
@@ -4589,6 +4927,7 @@
         <w:spacing w:after="0" w:before="0" w:line="240" w:lineRule="auto"/>
       </w:pPr>
       <w:rPr>
+        <w:rFonts w:eastAsia="黑体"/>
         <w:b/>
         <w:bCs/>
       </w:rPr>
@@ -4606,12 +4945,14 @@
     </w:tblStylePr>
     <w:tblStylePr w:type="firstCol">
       <w:rPr>
+        <w:rFonts w:eastAsia="黑体"/>
         <w:b/>
         <w:bCs/>
       </w:rPr>
     </w:tblStylePr>
     <w:tblStylePr w:type="lastCol">
       <w:rPr>
+        <w:rFonts w:eastAsia="黑体"/>
         <w:b/>
         <w:bCs/>
       </w:rPr>
@@ -4650,6 +4991,7 @@
       <w:spacing w:after="0" w:line="240" w:lineRule="auto"/>
     </w:pPr>
     <w:rPr>
+      <w:rFonts w:eastAsia="黑体"/>
       <w:color w:themeColor="accent5" w:themeShade="BF" w:val="31849B"/>
     </w:rPr>
     <w:tblPr>
@@ -4672,6 +5014,7 @@
         <w:spacing w:after="0" w:before="0" w:line="240" w:lineRule="auto"/>
       </w:pPr>
       <w:rPr>
+        <w:rFonts w:eastAsia="黑体"/>
         <w:b/>
         <w:bCs/>
       </w:rPr>
@@ -4692,6 +5035,7 @@
         <w:spacing w:after="0" w:before="0" w:line="240" w:lineRule="auto"/>
       </w:pPr>
       <w:rPr>
+        <w:rFonts w:eastAsia="黑体"/>
         <w:b/>
         <w:bCs/>
       </w:rPr>
@@ -4709,12 +5053,14 @@
     </w:tblStylePr>
     <w:tblStylePr w:type="firstCol">
       <w:rPr>
+        <w:rFonts w:eastAsia="黑体"/>
         <w:b/>
         <w:bCs/>
       </w:rPr>
     </w:tblStylePr>
     <w:tblStylePr w:type="lastCol">
       <w:rPr>
+        <w:rFonts w:eastAsia="黑体"/>
         <w:b/>
         <w:bCs/>
       </w:rPr>
@@ -4753,6 +5099,7 @@
       <w:spacing w:after="0" w:line="240" w:lineRule="auto"/>
     </w:pPr>
     <w:rPr>
+      <w:rFonts w:eastAsia="黑体"/>
       <w:color w:themeColor="accent6" w:themeShade="BF" w:val="E36C0A"/>
     </w:rPr>
     <w:tblPr>
@@ -4775,6 +5122,7 @@
         <w:spacing w:after="0" w:before="0" w:line="240" w:lineRule="auto"/>
       </w:pPr>
       <w:rPr>
+        <w:rFonts w:eastAsia="黑体"/>
         <w:b/>
         <w:bCs/>
       </w:rPr>
@@ -4795,6 +5143,7 @@
         <w:spacing w:after="0" w:before="0" w:line="240" w:lineRule="auto"/>
       </w:pPr>
       <w:rPr>
+        <w:rFonts w:eastAsia="黑体"/>
         <w:b/>
         <w:bCs/>
       </w:rPr>
@@ -4812,12 +5161,14 @@
     </w:tblStylePr>
     <w:tblStylePr w:type="firstCol">
       <w:rPr>
+        <w:rFonts w:eastAsia="黑体"/>
         <w:b/>
         <w:bCs/>
       </w:rPr>
     </w:tblStylePr>
     <w:tblStylePr w:type="lastCol">
       <w:rPr>
+        <w:rFonts w:eastAsia="黑体"/>
         <w:b/>
         <w:bCs/>
       </w:rPr>
@@ -4877,6 +5228,7 @@
         <w:spacing w:after="0" w:before="0" w:line="240" w:lineRule="auto"/>
       </w:pPr>
       <w:rPr>
+        <w:rFonts w:eastAsia="黑体"/>
         <w:b/>
         <w:bCs/>
         <w:color w:themeColor="background1" w:val="FFFFFF"/>
@@ -4891,6 +5243,7 @@
         <w:spacing w:after="0" w:before="0" w:line="240" w:lineRule="auto"/>
       </w:pPr>
       <w:rPr>
+        <w:rFonts w:eastAsia="黑体"/>
         <w:b/>
         <w:bCs/>
       </w:rPr>
@@ -4906,12 +5259,14 @@
     </w:tblStylePr>
     <w:tblStylePr w:type="firstCol">
       <w:rPr>
+        <w:rFonts w:eastAsia="黑体"/>
         <w:b/>
         <w:bCs/>
       </w:rPr>
     </w:tblStylePr>
     <w:tblStylePr w:type="lastCol">
       <w:rPr>
+        <w:rFonts w:eastAsia="黑体"/>
         <w:b/>
         <w:bCs/>
       </w:rPr>
@@ -4969,6 +5324,7 @@
         <w:spacing w:after="0" w:before="0" w:line="240" w:lineRule="auto"/>
       </w:pPr>
       <w:rPr>
+        <w:rFonts w:eastAsia="黑体"/>
         <w:b/>
         <w:bCs/>
         <w:color w:themeColor="background1" w:val="FFFFFF"/>
@@ -4983,6 +5339,7 @@
         <w:spacing w:after="0" w:before="0" w:line="240" w:lineRule="auto"/>
       </w:pPr>
       <w:rPr>
+        <w:rFonts w:eastAsia="黑体"/>
         <w:b/>
         <w:bCs/>
       </w:rPr>
@@ -4998,12 +5355,14 @@
     </w:tblStylePr>
     <w:tblStylePr w:type="firstCol">
       <w:rPr>
+        <w:rFonts w:eastAsia="黑体"/>
         <w:b/>
         <w:bCs/>
       </w:rPr>
     </w:tblStylePr>
     <w:tblStylePr w:type="lastCol">
       <w:rPr>
+        <w:rFonts w:eastAsia="黑体"/>
         <w:b/>
         <w:bCs/>
       </w:rPr>
@@ -5061,6 +5420,7 @@
         <w:spacing w:after="0" w:before="0" w:line="240" w:lineRule="auto"/>
       </w:pPr>
       <w:rPr>
+        <w:rFonts w:eastAsia="黑体"/>
         <w:b/>
         <w:bCs/>
         <w:color w:themeColor="background1" w:val="FFFFFF"/>
@@ -5075,6 +5435,7 @@
         <w:spacing w:after="0" w:before="0" w:line="240" w:lineRule="auto"/>
       </w:pPr>
       <w:rPr>
+        <w:rFonts w:eastAsia="黑体"/>
         <w:b/>
         <w:bCs/>
       </w:rPr>
@@ -5090,12 +5451,14 @@
     </w:tblStylePr>
     <w:tblStylePr w:type="firstCol">
       <w:rPr>
+        <w:rFonts w:eastAsia="黑体"/>
         <w:b/>
         <w:bCs/>
       </w:rPr>
     </w:tblStylePr>
     <w:tblStylePr w:type="lastCol">
       <w:rPr>
+        <w:rFonts w:eastAsia="黑体"/>
         <w:b/>
         <w:bCs/>
       </w:rPr>
@@ -5153,6 +5516,7 @@
         <w:spacing w:after="0" w:before="0" w:line="240" w:lineRule="auto"/>
       </w:pPr>
       <w:rPr>
+        <w:rFonts w:eastAsia="黑体"/>
         <w:b/>
         <w:bCs/>
         <w:color w:themeColor="background1" w:val="FFFFFF"/>
@@ -5167,6 +5531,7 @@
         <w:spacing w:after="0" w:before="0" w:line="240" w:lineRule="auto"/>
       </w:pPr>
       <w:rPr>
+        <w:rFonts w:eastAsia="黑体"/>
         <w:b/>
         <w:bCs/>
       </w:rPr>
@@ -5182,12 +5547,14 @@
     </w:tblStylePr>
     <w:tblStylePr w:type="firstCol">
       <w:rPr>
+        <w:rFonts w:eastAsia="黑体"/>
         <w:b/>
         <w:bCs/>
       </w:rPr>
     </w:tblStylePr>
     <w:tblStylePr w:type="lastCol">
       <w:rPr>
+        <w:rFonts w:eastAsia="黑体"/>
         <w:b/>
         <w:bCs/>
       </w:rPr>
@@ -5245,6 +5612,7 @@
         <w:spacing w:after="0" w:before="0" w:line="240" w:lineRule="auto"/>
       </w:pPr>
       <w:rPr>
+        <w:rFonts w:eastAsia="黑体"/>
         <w:b/>
         <w:bCs/>
         <w:color w:themeColor="background1" w:val="FFFFFF"/>
@@ -5259,6 +5627,7 @@
         <w:spacing w:after="0" w:before="0" w:line="240" w:lineRule="auto"/>
       </w:pPr>
       <w:rPr>
+        <w:rFonts w:eastAsia="黑体"/>
         <w:b/>
         <w:bCs/>
       </w:rPr>
@@ -5274,12 +5643,14 @@
     </w:tblStylePr>
     <w:tblStylePr w:type="firstCol">
       <w:rPr>
+        <w:rFonts w:eastAsia="黑体"/>
         <w:b/>
         <w:bCs/>
       </w:rPr>
     </w:tblStylePr>
     <w:tblStylePr w:type="lastCol">
       <w:rPr>
+        <w:rFonts w:eastAsia="黑体"/>
         <w:b/>
         <w:bCs/>
       </w:rPr>
@@ -5337,6 +5708,7 @@
         <w:spacing w:after="0" w:before="0" w:line="240" w:lineRule="auto"/>
       </w:pPr>
       <w:rPr>
+        <w:rFonts w:eastAsia="黑体"/>
         <w:b/>
         <w:bCs/>
         <w:color w:themeColor="background1" w:val="FFFFFF"/>
@@ -5351,6 +5723,7 @@
         <w:spacing w:after="0" w:before="0" w:line="240" w:lineRule="auto"/>
       </w:pPr>
       <w:rPr>
+        <w:rFonts w:eastAsia="黑体"/>
         <w:b/>
         <w:bCs/>
       </w:rPr>
@@ -5366,12 +5739,14 @@
     </w:tblStylePr>
     <w:tblStylePr w:type="firstCol">
       <w:rPr>
+        <w:rFonts w:eastAsia="黑体"/>
         <w:b/>
         <w:bCs/>
       </w:rPr>
     </w:tblStylePr>
     <w:tblStylePr w:type="lastCol">
       <w:rPr>
+        <w:rFonts w:eastAsia="黑体"/>
         <w:b/>
         <w:bCs/>
       </w:rPr>
@@ -5429,6 +5804,7 @@
         <w:spacing w:after="0" w:before="0" w:line="240" w:lineRule="auto"/>
       </w:pPr>
       <w:rPr>
+        <w:rFonts w:eastAsia="黑体"/>
         <w:b/>
         <w:bCs/>
         <w:color w:themeColor="background1" w:val="FFFFFF"/>
@@ -5443,6 +5819,7 @@
         <w:spacing w:after="0" w:before="0" w:line="240" w:lineRule="auto"/>
       </w:pPr>
       <w:rPr>
+        <w:rFonts w:eastAsia="黑体"/>
         <w:b/>
         <w:bCs/>
       </w:rPr>
@@ -5458,12 +5835,14 @@
     </w:tblStylePr>
     <w:tblStylePr w:type="firstCol">
       <w:rPr>
+        <w:rFonts w:eastAsia="黑体"/>
         <w:b/>
         <w:bCs/>
       </w:rPr>
     </w:tblStylePr>
     <w:tblStylePr w:type="lastCol">
       <w:rPr>
+        <w:rFonts w:eastAsia="黑体"/>
         <w:b/>
         <w:bCs/>
       </w:rPr>
@@ -5523,7 +5902,7 @@
         <w:spacing w:after="0" w:before="0" w:line="240" w:lineRule="auto"/>
       </w:pPr>
       <w:rPr>
-        <w:rFonts w:asciiTheme="majorHAnsi" w:cstheme="majorBidi" w:eastAsiaTheme="majorEastAsia" w:hAnsiTheme="majorHAnsi"/>
+        <w:rFonts w:asciiTheme="majorHAnsi" w:cstheme="majorBidi" w:hAnsiTheme="majorHAnsi" w:eastAsia="黑体"/>
         <w:b/>
         <w:bCs/>
       </w:rPr>
@@ -5544,7 +5923,7 @@
         <w:spacing w:after="0" w:before="0" w:line="240" w:lineRule="auto"/>
       </w:pPr>
       <w:rPr>
-        <w:rFonts w:asciiTheme="majorHAnsi" w:cstheme="majorBidi" w:eastAsiaTheme="majorEastAsia" w:hAnsiTheme="majorHAnsi"/>
+        <w:rFonts w:asciiTheme="majorHAnsi" w:cstheme="majorBidi" w:hAnsiTheme="majorHAnsi" w:eastAsia="黑体"/>
         <w:b/>
         <w:bCs/>
       </w:rPr>
@@ -5562,14 +5941,14 @@
     </w:tblStylePr>
     <w:tblStylePr w:type="firstCol">
       <w:rPr>
-        <w:rFonts w:asciiTheme="majorHAnsi" w:cstheme="majorBidi" w:eastAsiaTheme="majorEastAsia" w:hAnsiTheme="majorHAnsi"/>
+        <w:rFonts w:asciiTheme="majorHAnsi" w:cstheme="majorBidi" w:hAnsiTheme="majorHAnsi" w:eastAsia="黑体"/>
         <w:b/>
         <w:bCs/>
       </w:rPr>
     </w:tblStylePr>
     <w:tblStylePr w:type="lastCol">
       <w:rPr>
-        <w:rFonts w:asciiTheme="majorHAnsi" w:cstheme="majorBidi" w:eastAsiaTheme="majorEastAsia" w:hAnsiTheme="majorHAnsi"/>
+        <w:rFonts w:asciiTheme="majorHAnsi" w:cstheme="majorBidi" w:hAnsiTheme="majorHAnsi" w:eastAsia="黑体"/>
         <w:b/>
         <w:bCs/>
       </w:rPr>
@@ -5653,7 +6032,7 @@
         <w:spacing w:after="0" w:before="0" w:line="240" w:lineRule="auto"/>
       </w:pPr>
       <w:rPr>
-        <w:rFonts w:asciiTheme="majorHAnsi" w:cstheme="majorBidi" w:eastAsiaTheme="majorEastAsia" w:hAnsiTheme="majorHAnsi"/>
+        <w:rFonts w:asciiTheme="majorHAnsi" w:cstheme="majorBidi" w:hAnsiTheme="majorHAnsi" w:eastAsia="黑体"/>
         <w:b/>
         <w:bCs/>
       </w:rPr>
@@ -5674,7 +6053,7 @@
         <w:spacing w:after="0" w:before="0" w:line="240" w:lineRule="auto"/>
       </w:pPr>
       <w:rPr>
-        <w:rFonts w:asciiTheme="majorHAnsi" w:cstheme="majorBidi" w:eastAsiaTheme="majorEastAsia" w:hAnsiTheme="majorHAnsi"/>
+        <w:rFonts w:asciiTheme="majorHAnsi" w:cstheme="majorBidi" w:hAnsiTheme="majorHAnsi" w:eastAsia="黑体"/>
         <w:b/>
         <w:bCs/>
       </w:rPr>
@@ -5692,14 +6071,14 @@
     </w:tblStylePr>
     <w:tblStylePr w:type="firstCol">
       <w:rPr>
-        <w:rFonts w:asciiTheme="majorHAnsi" w:cstheme="majorBidi" w:eastAsiaTheme="majorEastAsia" w:hAnsiTheme="majorHAnsi"/>
+        <w:rFonts w:asciiTheme="majorHAnsi" w:cstheme="majorBidi" w:hAnsiTheme="majorHAnsi" w:eastAsia="黑体"/>
         <w:b/>
         <w:bCs/>
       </w:rPr>
     </w:tblStylePr>
     <w:tblStylePr w:type="lastCol">
       <w:rPr>
-        <w:rFonts w:asciiTheme="majorHAnsi" w:cstheme="majorBidi" w:eastAsiaTheme="majorEastAsia" w:hAnsiTheme="majorHAnsi"/>
+        <w:rFonts w:asciiTheme="majorHAnsi" w:cstheme="majorBidi" w:hAnsiTheme="majorHAnsi" w:eastAsia="黑体"/>
         <w:b/>
         <w:bCs/>
       </w:rPr>
@@ -5783,7 +6162,7 @@
         <w:spacing w:after="0" w:before="0" w:line="240" w:lineRule="auto"/>
       </w:pPr>
       <w:rPr>
-        <w:rFonts w:asciiTheme="majorHAnsi" w:cstheme="majorBidi" w:eastAsiaTheme="majorEastAsia" w:hAnsiTheme="majorHAnsi"/>
+        <w:rFonts w:asciiTheme="majorHAnsi" w:cstheme="majorBidi" w:hAnsiTheme="majorHAnsi" w:eastAsia="黑体"/>
         <w:b/>
         <w:bCs/>
       </w:rPr>
@@ -5804,7 +6183,7 @@
         <w:spacing w:after="0" w:before="0" w:line="240" w:lineRule="auto"/>
       </w:pPr>
       <w:rPr>
-        <w:rFonts w:asciiTheme="majorHAnsi" w:cstheme="majorBidi" w:eastAsiaTheme="majorEastAsia" w:hAnsiTheme="majorHAnsi"/>
+        <w:rFonts w:asciiTheme="majorHAnsi" w:cstheme="majorBidi" w:hAnsiTheme="majorHAnsi" w:eastAsia="黑体"/>
         <w:b/>
         <w:bCs/>
       </w:rPr>
@@ -5822,14 +6201,14 @@
     </w:tblStylePr>
     <w:tblStylePr w:type="firstCol">
       <w:rPr>
-        <w:rFonts w:asciiTheme="majorHAnsi" w:cstheme="majorBidi" w:eastAsiaTheme="majorEastAsia" w:hAnsiTheme="majorHAnsi"/>
+        <w:rFonts w:asciiTheme="majorHAnsi" w:cstheme="majorBidi" w:hAnsiTheme="majorHAnsi" w:eastAsia="黑体"/>
         <w:b/>
         <w:bCs/>
       </w:rPr>
     </w:tblStylePr>
     <w:tblStylePr w:type="lastCol">
       <w:rPr>
-        <w:rFonts w:asciiTheme="majorHAnsi" w:cstheme="majorBidi" w:eastAsiaTheme="majorEastAsia" w:hAnsiTheme="majorHAnsi"/>
+        <w:rFonts w:asciiTheme="majorHAnsi" w:cstheme="majorBidi" w:hAnsiTheme="majorHAnsi" w:eastAsia="黑体"/>
         <w:b/>
         <w:bCs/>
       </w:rPr>
@@ -5913,7 +6292,7 @@
         <w:spacing w:after="0" w:before="0" w:line="240" w:lineRule="auto"/>
       </w:pPr>
       <w:rPr>
-        <w:rFonts w:asciiTheme="majorHAnsi" w:cstheme="majorBidi" w:eastAsiaTheme="majorEastAsia" w:hAnsiTheme="majorHAnsi"/>
+        <w:rFonts w:asciiTheme="majorHAnsi" w:cstheme="majorBidi" w:hAnsiTheme="majorHAnsi" w:eastAsia="黑体"/>
         <w:b/>
         <w:bCs/>
       </w:rPr>
@@ -5934,7 +6313,7 @@
         <w:spacing w:after="0" w:before="0" w:line="240" w:lineRule="auto"/>
       </w:pPr>
       <w:rPr>
-        <w:rFonts w:asciiTheme="majorHAnsi" w:cstheme="majorBidi" w:eastAsiaTheme="majorEastAsia" w:hAnsiTheme="majorHAnsi"/>
+        <w:rFonts w:asciiTheme="majorHAnsi" w:cstheme="majorBidi" w:hAnsiTheme="majorHAnsi" w:eastAsia="黑体"/>
         <w:b/>
         <w:bCs/>
       </w:rPr>
@@ -5952,14 +6331,14 @@
     </w:tblStylePr>
     <w:tblStylePr w:type="firstCol">
       <w:rPr>
-        <w:rFonts w:asciiTheme="majorHAnsi" w:cstheme="majorBidi" w:eastAsiaTheme="majorEastAsia" w:hAnsiTheme="majorHAnsi"/>
+        <w:rFonts w:asciiTheme="majorHAnsi" w:cstheme="majorBidi" w:hAnsiTheme="majorHAnsi" w:eastAsia="黑体"/>
         <w:b/>
         <w:bCs/>
       </w:rPr>
     </w:tblStylePr>
     <w:tblStylePr w:type="lastCol">
       <w:rPr>
-        <w:rFonts w:asciiTheme="majorHAnsi" w:cstheme="majorBidi" w:eastAsiaTheme="majorEastAsia" w:hAnsiTheme="majorHAnsi"/>
+        <w:rFonts w:asciiTheme="majorHAnsi" w:cstheme="majorBidi" w:hAnsiTheme="majorHAnsi" w:eastAsia="黑体"/>
         <w:b/>
         <w:bCs/>
       </w:rPr>
@@ -6043,7 +6422,7 @@
         <w:spacing w:after="0" w:before="0" w:line="240" w:lineRule="auto"/>
       </w:pPr>
       <w:rPr>
-        <w:rFonts w:asciiTheme="majorHAnsi" w:cstheme="majorBidi" w:eastAsiaTheme="majorEastAsia" w:hAnsiTheme="majorHAnsi"/>
+        <w:rFonts w:asciiTheme="majorHAnsi" w:cstheme="majorBidi" w:hAnsiTheme="majorHAnsi" w:eastAsia="黑体"/>
         <w:b/>
         <w:bCs/>
       </w:rPr>
@@ -6064,7 +6443,7 @@
         <w:spacing w:after="0" w:before="0" w:line="240" w:lineRule="auto"/>
       </w:pPr>
       <w:rPr>
-        <w:rFonts w:asciiTheme="majorHAnsi" w:cstheme="majorBidi" w:eastAsiaTheme="majorEastAsia" w:hAnsiTheme="majorHAnsi"/>
+        <w:rFonts w:asciiTheme="majorHAnsi" w:cstheme="majorBidi" w:hAnsiTheme="majorHAnsi" w:eastAsia="黑体"/>
         <w:b/>
         <w:bCs/>
       </w:rPr>
@@ -6082,14 +6461,14 @@
     </w:tblStylePr>
     <w:tblStylePr w:type="firstCol">
       <w:rPr>
-        <w:rFonts w:asciiTheme="majorHAnsi" w:cstheme="majorBidi" w:eastAsiaTheme="majorEastAsia" w:hAnsiTheme="majorHAnsi"/>
+        <w:rFonts w:asciiTheme="majorHAnsi" w:cstheme="majorBidi" w:hAnsiTheme="majorHAnsi" w:eastAsia="黑体"/>
         <w:b/>
         <w:bCs/>
       </w:rPr>
     </w:tblStylePr>
     <w:tblStylePr w:type="lastCol">
       <w:rPr>
-        <w:rFonts w:asciiTheme="majorHAnsi" w:cstheme="majorBidi" w:eastAsiaTheme="majorEastAsia" w:hAnsiTheme="majorHAnsi"/>
+        <w:rFonts w:asciiTheme="majorHAnsi" w:cstheme="majorBidi" w:hAnsiTheme="majorHAnsi" w:eastAsia="黑体"/>
         <w:b/>
         <w:bCs/>
       </w:rPr>
@@ -6173,7 +6552,7 @@
         <w:spacing w:after="0" w:before="0" w:line="240" w:lineRule="auto"/>
       </w:pPr>
       <w:rPr>
-        <w:rFonts w:asciiTheme="majorHAnsi" w:cstheme="majorBidi" w:eastAsiaTheme="majorEastAsia" w:hAnsiTheme="majorHAnsi"/>
+        <w:rFonts w:asciiTheme="majorHAnsi" w:cstheme="majorBidi" w:hAnsiTheme="majorHAnsi" w:eastAsia="黑体"/>
         <w:b/>
         <w:bCs/>
       </w:rPr>
@@ -6194,7 +6573,7 @@
         <w:spacing w:after="0" w:before="0" w:line="240" w:lineRule="auto"/>
       </w:pPr>
       <w:rPr>
-        <w:rFonts w:asciiTheme="majorHAnsi" w:cstheme="majorBidi" w:eastAsiaTheme="majorEastAsia" w:hAnsiTheme="majorHAnsi"/>
+        <w:rFonts w:asciiTheme="majorHAnsi" w:cstheme="majorBidi" w:hAnsiTheme="majorHAnsi" w:eastAsia="黑体"/>
         <w:b/>
         <w:bCs/>
       </w:rPr>
@@ -6212,14 +6591,14 @@
     </w:tblStylePr>
     <w:tblStylePr w:type="firstCol">
       <w:rPr>
-        <w:rFonts w:asciiTheme="majorHAnsi" w:cstheme="majorBidi" w:eastAsiaTheme="majorEastAsia" w:hAnsiTheme="majorHAnsi"/>
+        <w:rFonts w:asciiTheme="majorHAnsi" w:cstheme="majorBidi" w:hAnsiTheme="majorHAnsi" w:eastAsia="黑体"/>
         <w:b/>
         <w:bCs/>
       </w:rPr>
     </w:tblStylePr>
     <w:tblStylePr w:type="lastCol">
       <w:rPr>
-        <w:rFonts w:asciiTheme="majorHAnsi" w:cstheme="majorBidi" w:eastAsiaTheme="majorEastAsia" w:hAnsiTheme="majorHAnsi"/>
+        <w:rFonts w:asciiTheme="majorHAnsi" w:cstheme="majorBidi" w:hAnsiTheme="majorHAnsi" w:eastAsia="黑体"/>
         <w:b/>
         <w:bCs/>
       </w:rPr>
@@ -6303,7 +6682,7 @@
         <w:spacing w:after="0" w:before="0" w:line="240" w:lineRule="auto"/>
       </w:pPr>
       <w:rPr>
-        <w:rFonts w:asciiTheme="majorHAnsi" w:cstheme="majorBidi" w:eastAsiaTheme="majorEastAsia" w:hAnsiTheme="majorHAnsi"/>
+        <w:rFonts w:asciiTheme="majorHAnsi" w:cstheme="majorBidi" w:hAnsiTheme="majorHAnsi" w:eastAsia="黑体"/>
         <w:b/>
         <w:bCs/>
       </w:rPr>
@@ -6324,7 +6703,7 @@
         <w:spacing w:after="0" w:before="0" w:line="240" w:lineRule="auto"/>
       </w:pPr>
       <w:rPr>
-        <w:rFonts w:asciiTheme="majorHAnsi" w:cstheme="majorBidi" w:eastAsiaTheme="majorEastAsia" w:hAnsiTheme="majorHAnsi"/>
+        <w:rFonts w:asciiTheme="majorHAnsi" w:cstheme="majorBidi" w:hAnsiTheme="majorHAnsi" w:eastAsia="黑体"/>
         <w:b/>
         <w:bCs/>
       </w:rPr>
@@ -6342,14 +6721,14 @@
     </w:tblStylePr>
     <w:tblStylePr w:type="firstCol">
       <w:rPr>
-        <w:rFonts w:asciiTheme="majorHAnsi" w:cstheme="majorBidi" w:eastAsiaTheme="majorEastAsia" w:hAnsiTheme="majorHAnsi"/>
+        <w:rFonts w:asciiTheme="majorHAnsi" w:cstheme="majorBidi" w:hAnsiTheme="majorHAnsi" w:eastAsia="黑体"/>
         <w:b/>
         <w:bCs/>
       </w:rPr>
     </w:tblStylePr>
     <w:tblStylePr w:type="lastCol">
       <w:rPr>
-        <w:rFonts w:asciiTheme="majorHAnsi" w:cstheme="majorBidi" w:eastAsiaTheme="majorEastAsia" w:hAnsiTheme="majorHAnsi"/>
+        <w:rFonts w:asciiTheme="majorHAnsi" w:cstheme="majorBidi" w:hAnsiTheme="majorHAnsi" w:eastAsia="黑体"/>
         <w:b/>
         <w:bCs/>
       </w:rPr>
@@ -6432,6 +6811,7 @@
         <w:spacing w:after="0" w:before="0" w:line="240" w:lineRule="auto"/>
       </w:pPr>
       <w:rPr>
+        <w:rFonts w:eastAsia="黑体"/>
         <w:b/>
         <w:bCs/>
         <w:color w:themeColor="background1" w:val="FFFFFF"/>
@@ -6454,6 +6834,7 @@
         <w:spacing w:after="0" w:before="0" w:line="240" w:lineRule="auto"/>
       </w:pPr>
       <w:rPr>
+        <w:rFonts w:eastAsia="黑体"/>
         <w:b/>
         <w:bCs/>
       </w:rPr>
@@ -6471,12 +6852,14 @@
     </w:tblStylePr>
     <w:tblStylePr w:type="firstCol">
       <w:rPr>
+        <w:rFonts w:eastAsia="黑体"/>
         <w:b/>
         <w:bCs/>
       </w:rPr>
     </w:tblStylePr>
     <w:tblStylePr w:type="lastCol">
       <w:rPr>
+        <w:rFonts w:eastAsia="黑体"/>
         <w:b/>
         <w:bCs/>
       </w:rPr>
@@ -6538,6 +6921,7 @@
         <w:spacing w:after="0" w:before="0" w:line="240" w:lineRule="auto"/>
       </w:pPr>
       <w:rPr>
+        <w:rFonts w:eastAsia="黑体"/>
         <w:b/>
         <w:bCs/>
         <w:color w:themeColor="background1" w:val="FFFFFF"/>
@@ -6560,6 +6944,7 @@
         <w:spacing w:after="0" w:before="0" w:line="240" w:lineRule="auto"/>
       </w:pPr>
       <w:rPr>
+        <w:rFonts w:eastAsia="黑体"/>
         <w:b/>
         <w:bCs/>
       </w:rPr>
@@ -6577,12 +6962,14 @@
     </w:tblStylePr>
     <w:tblStylePr w:type="firstCol">
       <w:rPr>
+        <w:rFonts w:eastAsia="黑体"/>
         <w:b/>
         <w:bCs/>
       </w:rPr>
     </w:tblStylePr>
     <w:tblStylePr w:type="lastCol">
       <w:rPr>
+        <w:rFonts w:eastAsia="黑体"/>
         <w:b/>
         <w:bCs/>
       </w:rPr>
@@ -6644,6 +7031,7 @@
         <w:spacing w:after="0" w:before="0" w:line="240" w:lineRule="auto"/>
       </w:pPr>
       <w:rPr>
+        <w:rFonts w:eastAsia="黑体"/>
         <w:b/>
         <w:bCs/>
         <w:color w:themeColor="background1" w:val="FFFFFF"/>
@@ -6666,6 +7054,7 @@
         <w:spacing w:after="0" w:before="0" w:line="240" w:lineRule="auto"/>
       </w:pPr>
       <w:rPr>
+        <w:rFonts w:eastAsia="黑体"/>
         <w:b/>
         <w:bCs/>
       </w:rPr>
@@ -6683,12 +7072,14 @@
     </w:tblStylePr>
     <w:tblStylePr w:type="firstCol">
       <w:rPr>
+        <w:rFonts w:eastAsia="黑体"/>
         <w:b/>
         <w:bCs/>
       </w:rPr>
     </w:tblStylePr>
     <w:tblStylePr w:type="lastCol">
       <w:rPr>
+        <w:rFonts w:eastAsia="黑体"/>
         <w:b/>
         <w:bCs/>
       </w:rPr>
@@ -6750,6 +7141,7 @@
         <w:spacing w:after="0" w:before="0" w:line="240" w:lineRule="auto"/>
       </w:pPr>
       <w:rPr>
+        <w:rFonts w:eastAsia="黑体"/>
         <w:b/>
         <w:bCs/>
         <w:color w:themeColor="background1" w:val="FFFFFF"/>
@@ -6772,6 +7164,7 @@
         <w:spacing w:after="0" w:before="0" w:line="240" w:lineRule="auto"/>
       </w:pPr>
       <w:rPr>
+        <w:rFonts w:eastAsia="黑体"/>
         <w:b/>
         <w:bCs/>
       </w:rPr>
@@ -6789,12 +7182,14 @@
     </w:tblStylePr>
     <w:tblStylePr w:type="firstCol">
       <w:rPr>
+        <w:rFonts w:eastAsia="黑体"/>
         <w:b/>
         <w:bCs/>
       </w:rPr>
     </w:tblStylePr>
     <w:tblStylePr w:type="lastCol">
       <w:rPr>
+        <w:rFonts w:eastAsia="黑体"/>
         <w:b/>
         <w:bCs/>
       </w:rPr>
@@ -6856,6 +7251,7 @@
         <w:spacing w:after="0" w:before="0" w:line="240" w:lineRule="auto"/>
       </w:pPr>
       <w:rPr>
+        <w:rFonts w:eastAsia="黑体"/>
         <w:b/>
         <w:bCs/>
         <w:color w:themeColor="background1" w:val="FFFFFF"/>
@@ -6878,6 +7274,7 @@
         <w:spacing w:after="0" w:before="0" w:line="240" w:lineRule="auto"/>
       </w:pPr>
       <w:rPr>
+        <w:rFonts w:eastAsia="黑体"/>
         <w:b/>
         <w:bCs/>
       </w:rPr>
@@ -6895,12 +7292,14 @@
     </w:tblStylePr>
     <w:tblStylePr w:type="firstCol">
       <w:rPr>
+        <w:rFonts w:eastAsia="黑体"/>
         <w:b/>
         <w:bCs/>
       </w:rPr>
     </w:tblStylePr>
     <w:tblStylePr w:type="lastCol">
       <w:rPr>
+        <w:rFonts w:eastAsia="黑体"/>
         <w:b/>
         <w:bCs/>
       </w:rPr>
@@ -6962,6 +7361,7 @@
         <w:spacing w:after="0" w:before="0" w:line="240" w:lineRule="auto"/>
       </w:pPr>
       <w:rPr>
+        <w:rFonts w:eastAsia="黑体"/>
         <w:b/>
         <w:bCs/>
         <w:color w:themeColor="background1" w:val="FFFFFF"/>
@@ -6984,6 +7384,7 @@
         <w:spacing w:after="0" w:before="0" w:line="240" w:lineRule="auto"/>
       </w:pPr>
       <w:rPr>
+        <w:rFonts w:eastAsia="黑体"/>
         <w:b/>
         <w:bCs/>
       </w:rPr>
@@ -7001,12 +7402,14 @@
     </w:tblStylePr>
     <w:tblStylePr w:type="firstCol">
       <w:rPr>
+        <w:rFonts w:eastAsia="黑体"/>
         <w:b/>
         <w:bCs/>
       </w:rPr>
     </w:tblStylePr>
     <w:tblStylePr w:type="lastCol">
       <w:rPr>
+        <w:rFonts w:eastAsia="黑体"/>
         <w:b/>
         <w:bCs/>
       </w:rPr>
@@ -7068,6 +7471,7 @@
         <w:spacing w:after="0" w:before="0" w:line="240" w:lineRule="auto"/>
       </w:pPr>
       <w:rPr>
+        <w:rFonts w:eastAsia="黑体"/>
         <w:b/>
         <w:bCs/>
         <w:color w:themeColor="background1" w:val="FFFFFF"/>
@@ -7090,6 +7494,7 @@
         <w:spacing w:after="0" w:before="0" w:line="240" w:lineRule="auto"/>
       </w:pPr>
       <w:rPr>
+        <w:rFonts w:eastAsia="黑体"/>
         <w:b/>
         <w:bCs/>
       </w:rPr>
@@ -7107,12 +7512,14 @@
     </w:tblStylePr>
     <w:tblStylePr w:type="firstCol">
       <w:rPr>
+        <w:rFonts w:eastAsia="黑体"/>
         <w:b/>
         <w:bCs/>
       </w:rPr>
     </w:tblStylePr>
     <w:tblStylePr w:type="lastCol">
       <w:rPr>
+        <w:rFonts w:eastAsia="黑体"/>
         <w:b/>
         <w:bCs/>
       </w:rPr>
@@ -7171,6 +7578,7 @@
         <w:spacing w:after="0" w:before="0" w:line="240" w:lineRule="auto"/>
       </w:pPr>
       <w:rPr>
+        <w:rFonts w:eastAsia="黑体"/>
         <w:b/>
         <w:bCs/>
         <w:color w:themeColor="background1" w:val="FFFFFF"/>
@@ -7193,6 +7601,7 @@
         <w:spacing w:after="0" w:before="0" w:line="240" w:lineRule="auto"/>
       </w:pPr>
       <w:rPr>
+        <w:rFonts w:eastAsia="黑体"/>
         <w:color w:val="auto"/>
       </w:rPr>
       <w:tblPr/>
@@ -7210,6 +7619,7 @@
     </w:tblStylePr>
     <w:tblStylePr w:type="firstCol">
       <w:rPr>
+        <w:rFonts w:eastAsia="黑体"/>
         <w:b/>
         <w:bCs/>
         <w:color w:themeColor="background1" w:val="FFFFFF"/>
@@ -7229,6 +7639,7 @@
     </w:tblStylePr>
     <w:tblStylePr w:type="lastCol">
       <w:rPr>
+        <w:rFonts w:eastAsia="黑体"/>
         <w:b/>
         <w:bCs/>
         <w:color w:themeColor="background1" w:val="FFFFFF"/>
@@ -7277,6 +7688,7 @@
     </w:tblStylePr>
     <w:tblStylePr w:type="nwCell">
       <w:rPr>
+        <w:rFonts w:eastAsia="黑体"/>
         <w:color w:themeColor="background1" w:val="FFFFFF"/>
       </w:rPr>
       <w:tblPr/>
@@ -7320,6 +7732,7 @@
         <w:spacing w:after="0" w:before="0" w:line="240" w:lineRule="auto"/>
       </w:pPr>
       <w:rPr>
+        <w:rFonts w:eastAsia="黑体"/>
         <w:b/>
         <w:bCs/>
         <w:color w:themeColor="background1" w:val="FFFFFF"/>
@@ -7342,6 +7755,7 @@
         <w:spacing w:after="0" w:before="0" w:line="240" w:lineRule="auto"/>
       </w:pPr>
       <w:rPr>
+        <w:rFonts w:eastAsia="黑体"/>
         <w:color w:val="auto"/>
       </w:rPr>
       <w:tblPr/>
@@ -7359,6 +7773,7 @@
     </w:tblStylePr>
     <w:tblStylePr w:type="firstCol">
       <w:rPr>
+        <w:rFonts w:eastAsia="黑体"/>
         <w:b/>
         <w:bCs/>
         <w:color w:themeColor="background1" w:val="FFFFFF"/>
@@ -7378,6 +7793,7 @@
     </w:tblStylePr>
     <w:tblStylePr w:type="lastCol">
       <w:rPr>
+        <w:rFonts w:eastAsia="黑体"/>
         <w:b/>
         <w:bCs/>
         <w:color w:themeColor="background1" w:val="FFFFFF"/>
@@ -7426,6 +7842,7 @@
     </w:tblStylePr>
     <w:tblStylePr w:type="nwCell">
       <w:rPr>
+        <w:rFonts w:eastAsia="黑体"/>
         <w:color w:themeColor="background1" w:val="FFFFFF"/>
       </w:rPr>
       <w:tblPr/>
@@ -7469,6 +7886,7 @@
         <w:spacing w:after="0" w:before="0" w:line="240" w:lineRule="auto"/>
       </w:pPr>
       <w:rPr>
+        <w:rFonts w:eastAsia="黑体"/>
         <w:b/>
         <w:bCs/>
         <w:color w:themeColor="background1" w:val="FFFFFF"/>
@@ -7491,6 +7909,7 @@
         <w:spacing w:after="0" w:before="0" w:line="240" w:lineRule="auto"/>
       </w:pPr>
       <w:rPr>
+        <w:rFonts w:eastAsia="黑体"/>
         <w:color w:val="auto"/>
       </w:rPr>
       <w:tblPr/>
@@ -7508,6 +7927,7 @@
     </w:tblStylePr>
     <w:tblStylePr w:type="firstCol">
       <w:rPr>
+        <w:rFonts w:eastAsia="黑体"/>
         <w:b/>
         <w:bCs/>
         <w:color w:themeColor="background1" w:val="FFFFFF"/>
@@ -7527,6 +7947,7 @@
     </w:tblStylePr>
     <w:tblStylePr w:type="lastCol">
       <w:rPr>
+        <w:rFonts w:eastAsia="黑体"/>
         <w:b/>
         <w:bCs/>
         <w:color w:themeColor="background1" w:val="FFFFFF"/>
@@ -7575,6 +7996,7 @@
     </w:tblStylePr>
     <w:tblStylePr w:type="nwCell">
       <w:rPr>
+        <w:rFonts w:eastAsia="黑体"/>
         <w:color w:themeColor="background1" w:val="FFFFFF"/>
       </w:rPr>
       <w:tblPr/>
@@ -7618,6 +8040,7 @@
         <w:spacing w:after="0" w:before="0" w:line="240" w:lineRule="auto"/>
       </w:pPr>
       <w:rPr>
+        <w:rFonts w:eastAsia="黑体"/>
         <w:b/>
         <w:bCs/>
         <w:color w:themeColor="background1" w:val="FFFFFF"/>
@@ -7640,6 +8063,7 @@
         <w:spacing w:after="0" w:before="0" w:line="240" w:lineRule="auto"/>
       </w:pPr>
       <w:rPr>
+        <w:rFonts w:eastAsia="黑体"/>
         <w:color w:val="auto"/>
       </w:rPr>
       <w:tblPr/>
@@ -7657,6 +8081,7 @@
     </w:tblStylePr>
     <w:tblStylePr w:type="firstCol">
       <w:rPr>
+        <w:rFonts w:eastAsia="黑体"/>
         <w:b/>
         <w:bCs/>
         <w:color w:themeColor="background1" w:val="FFFFFF"/>
@@ -7676,6 +8101,7 @@
     </w:tblStylePr>
     <w:tblStylePr w:type="lastCol">
       <w:rPr>
+        <w:rFonts w:eastAsia="黑体"/>
         <w:b/>
         <w:bCs/>
         <w:color w:themeColor="background1" w:val="FFFFFF"/>
@@ -7724,6 +8150,7 @@
     </w:tblStylePr>
     <w:tblStylePr w:type="nwCell">
       <w:rPr>
+        <w:rFonts w:eastAsia="黑体"/>
         <w:color w:themeColor="background1" w:val="FFFFFF"/>
       </w:rPr>
       <w:tblPr/>
@@ -7767,6 +8194,7 @@
         <w:spacing w:after="0" w:before="0" w:line="240" w:lineRule="auto"/>
       </w:pPr>
       <w:rPr>
+        <w:rFonts w:eastAsia="黑体"/>
         <w:b/>
         <w:bCs/>
         <w:color w:themeColor="background1" w:val="FFFFFF"/>
@@ -7789,6 +8217,7 @@
         <w:spacing w:after="0" w:before="0" w:line="240" w:lineRule="auto"/>
       </w:pPr>
       <w:rPr>
+        <w:rFonts w:eastAsia="黑体"/>
         <w:color w:val="auto"/>
       </w:rPr>
       <w:tblPr/>
@@ -7806,6 +8235,7 @@
     </w:tblStylePr>
     <w:tblStylePr w:type="firstCol">
       <w:rPr>
+        <w:rFonts w:eastAsia="黑体"/>
         <w:b/>
         <w:bCs/>
         <w:color w:themeColor="background1" w:val="FFFFFF"/>
@@ -7825,6 +8255,7 @@
     </w:tblStylePr>
     <w:tblStylePr w:type="lastCol">
       <w:rPr>
+        <w:rFonts w:eastAsia="黑体"/>
         <w:b/>
         <w:bCs/>
         <w:color w:themeColor="background1" w:val="FFFFFF"/>
@@ -7873,6 +8304,7 @@
     </w:tblStylePr>
     <w:tblStylePr w:type="nwCell">
       <w:rPr>
+        <w:rFonts w:eastAsia="黑体"/>
         <w:color w:themeColor="background1" w:val="FFFFFF"/>
       </w:rPr>
       <w:tblPr/>
@@ -7916,6 +8348,7 @@
         <w:spacing w:after="0" w:before="0" w:line="240" w:lineRule="auto"/>
       </w:pPr>
       <w:rPr>
+        <w:rFonts w:eastAsia="黑体"/>
         <w:b/>
         <w:bCs/>
         <w:color w:themeColor="background1" w:val="FFFFFF"/>
@@ -7938,6 +8371,7 @@
         <w:spacing w:after="0" w:before="0" w:line="240" w:lineRule="auto"/>
       </w:pPr>
       <w:rPr>
+        <w:rFonts w:eastAsia="黑体"/>
         <w:color w:val="auto"/>
       </w:rPr>
       <w:tblPr/>
@@ -7955,6 +8389,7 @@
     </w:tblStylePr>
     <w:tblStylePr w:type="firstCol">
       <w:rPr>
+        <w:rFonts w:eastAsia="黑体"/>
         <w:b/>
         <w:bCs/>
         <w:color w:themeColor="background1" w:val="FFFFFF"/>
@@ -7974,6 +8409,7 @@
     </w:tblStylePr>
     <w:tblStylePr w:type="lastCol">
       <w:rPr>
+        <w:rFonts w:eastAsia="黑体"/>
         <w:b/>
         <w:bCs/>
         <w:color w:themeColor="background1" w:val="FFFFFF"/>
@@ -8022,6 +8458,7 @@
     </w:tblStylePr>
     <w:tblStylePr w:type="nwCell">
       <w:rPr>
+        <w:rFonts w:eastAsia="黑体"/>
         <w:color w:themeColor="background1" w:val="FFFFFF"/>
       </w:rPr>
       <w:tblPr/>
@@ -8065,6 +8502,7 @@
         <w:spacing w:after="0" w:before="0" w:line="240" w:lineRule="auto"/>
       </w:pPr>
       <w:rPr>
+        <w:rFonts w:eastAsia="黑体"/>
         <w:b/>
         <w:bCs/>
         <w:color w:themeColor="background1" w:val="FFFFFF"/>
@@ -8087,6 +8525,7 @@
         <w:spacing w:after="0" w:before="0" w:line="240" w:lineRule="auto"/>
       </w:pPr>
       <w:rPr>
+        <w:rFonts w:eastAsia="黑体"/>
         <w:color w:val="auto"/>
       </w:rPr>
       <w:tblPr/>
@@ -8104,6 +8543,7 @@
     </w:tblStylePr>
     <w:tblStylePr w:type="firstCol">
       <w:rPr>
+        <w:rFonts w:eastAsia="黑体"/>
         <w:b/>
         <w:bCs/>
         <w:color w:themeColor="background1" w:val="FFFFFF"/>
@@ -8123,6 +8563,7 @@
     </w:tblStylePr>
     <w:tblStylePr w:type="lastCol">
       <w:rPr>
+        <w:rFonts w:eastAsia="黑体"/>
         <w:b/>
         <w:bCs/>
         <w:color w:themeColor="background1" w:val="FFFFFF"/>
@@ -8171,6 +8612,7 @@
     </w:tblStylePr>
     <w:tblStylePr w:type="nwCell">
       <w:rPr>
+        <w:rFonts w:eastAsia="黑体"/>
         <w:color w:themeColor="background1" w:val="FFFFFF"/>
       </w:rPr>
       <w:tblPr/>
@@ -8195,6 +8637,7 @@
       <w:spacing w:after="0" w:line="240" w:lineRule="auto"/>
     </w:pPr>
     <w:rPr>
+      <w:rFonts w:eastAsia="黑体"/>
       <w:color w:themeColor="text1" w:val="000000"/>
     </w:rPr>
     <w:tblPr>
@@ -8214,7 +8657,7 @@
     </w:tblPr>
     <w:tblStylePr w:type="firstRow">
       <w:rPr>
-        <w:rFonts w:asciiTheme="majorHAnsi" w:cstheme="majorBidi" w:eastAsiaTheme="majorEastAsia" w:hAnsiTheme="majorHAnsi"/>
+        <w:rFonts w:asciiTheme="majorHAnsi" w:cstheme="majorBidi" w:hAnsiTheme="majorHAnsi" w:eastAsia="黑体"/>
       </w:rPr>
       <w:tblPr/>
       <w:tcPr>
@@ -8226,6 +8669,7 @@
     </w:tblStylePr>
     <w:tblStylePr w:type="lastRow">
       <w:rPr>
+        <w:rFonts w:eastAsia="黑体"/>
         <w:b/>
         <w:bCs/>
         <w:color w:themeColor="text2" w:val="1F497D"/>
@@ -8240,12 +8684,14 @@
     </w:tblStylePr>
     <w:tblStylePr w:type="firstCol">
       <w:rPr>
+        <w:rFonts w:eastAsia="黑体"/>
         <w:b/>
         <w:bCs/>
       </w:rPr>
     </w:tblStylePr>
     <w:tblStylePr w:type="lastCol">
       <w:rPr>
+        <w:rFonts w:eastAsia="黑体"/>
         <w:b/>
         <w:bCs/>
       </w:rPr>
@@ -8279,6 +8725,7 @@
       <w:spacing w:after="0" w:line="240" w:lineRule="auto"/>
     </w:pPr>
     <w:rPr>
+      <w:rFonts w:eastAsia="黑体"/>
       <w:color w:themeColor="text1" w:val="000000"/>
     </w:rPr>
     <w:tblPr>
@@ -8298,7 +8745,7 @@
     </w:tblPr>
     <w:tblStylePr w:type="firstRow">
       <w:rPr>
-        <w:rFonts w:asciiTheme="majorHAnsi" w:cstheme="majorBidi" w:eastAsiaTheme="majorEastAsia" w:hAnsiTheme="majorHAnsi"/>
+        <w:rFonts w:asciiTheme="majorHAnsi" w:cstheme="majorBidi" w:hAnsiTheme="majorHAnsi" w:eastAsia="黑体"/>
       </w:rPr>
       <w:tblPr/>
       <w:tcPr>
@@ -8310,6 +8757,7 @@
     </w:tblStylePr>
     <w:tblStylePr w:type="lastRow">
       <w:rPr>
+        <w:rFonts w:eastAsia="黑体"/>
         <w:b/>
         <w:bCs/>
         <w:color w:themeColor="text2" w:val="1F497D"/>
@@ -8324,12 +8772,14 @@
     </w:tblStylePr>
     <w:tblStylePr w:type="firstCol">
       <w:rPr>
+        <w:rFonts w:eastAsia="黑体"/>
         <w:b/>
         <w:bCs/>
       </w:rPr>
     </w:tblStylePr>
     <w:tblStylePr w:type="lastCol">
       <w:rPr>
+        <w:rFonts w:eastAsia="黑体"/>
         <w:b/>
         <w:bCs/>
       </w:rPr>
@@ -8363,6 +8813,7 @@
       <w:spacing w:after="0" w:line="240" w:lineRule="auto"/>
     </w:pPr>
     <w:rPr>
+      <w:rFonts w:eastAsia="黑体"/>
       <w:color w:themeColor="text1" w:val="000000"/>
     </w:rPr>
     <w:tblPr>
@@ -8382,7 +8833,7 @@
     </w:tblPr>
     <w:tblStylePr w:type="firstRow">
       <w:rPr>
-        <w:rFonts w:asciiTheme="majorHAnsi" w:cstheme="majorBidi" w:eastAsiaTheme="majorEastAsia" w:hAnsiTheme="majorHAnsi"/>
+        <w:rFonts w:asciiTheme="majorHAnsi" w:cstheme="majorBidi" w:hAnsiTheme="majorHAnsi" w:eastAsia="黑体"/>
       </w:rPr>
       <w:tblPr/>
       <w:tcPr>
@@ -8394,6 +8845,7 @@
     </w:tblStylePr>
     <w:tblStylePr w:type="lastRow">
       <w:rPr>
+        <w:rFonts w:eastAsia="黑体"/>
         <w:b/>
         <w:bCs/>
         <w:color w:themeColor="text2" w:val="1F497D"/>
@@ -8408,12 +8860,14 @@
     </w:tblStylePr>
     <w:tblStylePr w:type="firstCol">
       <w:rPr>
+        <w:rFonts w:eastAsia="黑体"/>
         <w:b/>
         <w:bCs/>
       </w:rPr>
     </w:tblStylePr>
     <w:tblStylePr w:type="lastCol">
       <w:rPr>
+        <w:rFonts w:eastAsia="黑体"/>
         <w:b/>
         <w:bCs/>
       </w:rPr>
@@ -8447,6 +8901,7 @@
       <w:spacing w:after="0" w:line="240" w:lineRule="auto"/>
     </w:pPr>
     <w:rPr>
+      <w:rFonts w:eastAsia="黑体"/>
       <w:color w:themeColor="text1" w:val="000000"/>
     </w:rPr>
     <w:tblPr>
@@ -8466,7 +8921,7 @@
     </w:tblPr>
     <w:tblStylePr w:type="firstRow">
       <w:rPr>
-        <w:rFonts w:asciiTheme="majorHAnsi" w:cstheme="majorBidi" w:eastAsiaTheme="majorEastAsia" w:hAnsiTheme="majorHAnsi"/>
+        <w:rFonts w:asciiTheme="majorHAnsi" w:cstheme="majorBidi" w:hAnsiTheme="majorHAnsi" w:eastAsia="黑体"/>
       </w:rPr>
       <w:tblPr/>
       <w:tcPr>
@@ -8478,6 +8933,7 @@
     </w:tblStylePr>
     <w:tblStylePr w:type="lastRow">
       <w:rPr>
+        <w:rFonts w:eastAsia="黑体"/>
         <w:b/>
         <w:bCs/>
         <w:color w:themeColor="text2" w:val="1F497D"/>
@@ -8492,12 +8948,14 @@
     </w:tblStylePr>
     <w:tblStylePr w:type="firstCol">
       <w:rPr>
+        <w:rFonts w:eastAsia="黑体"/>
         <w:b/>
         <w:bCs/>
       </w:rPr>
     </w:tblStylePr>
     <w:tblStylePr w:type="lastCol">
       <w:rPr>
+        <w:rFonts w:eastAsia="黑体"/>
         <w:b/>
         <w:bCs/>
       </w:rPr>
@@ -8531,6 +8989,7 @@
       <w:spacing w:after="0" w:line="240" w:lineRule="auto"/>
     </w:pPr>
     <w:rPr>
+      <w:rFonts w:eastAsia="黑体"/>
       <w:color w:themeColor="text1" w:val="000000"/>
     </w:rPr>
     <w:tblPr>
@@ -8550,7 +9009,7 @@
     </w:tblPr>
     <w:tblStylePr w:type="firstRow">
       <w:rPr>
-        <w:rFonts w:asciiTheme="majorHAnsi" w:cstheme="majorBidi" w:eastAsiaTheme="majorEastAsia" w:hAnsiTheme="majorHAnsi"/>
+        <w:rFonts w:asciiTheme="majorHAnsi" w:cstheme="majorBidi" w:hAnsiTheme="majorHAnsi" w:eastAsia="黑体"/>
       </w:rPr>
       <w:tblPr/>
       <w:tcPr>
@@ -8562,6 +9021,7 @@
     </w:tblStylePr>
     <w:tblStylePr w:type="lastRow">
       <w:rPr>
+        <w:rFonts w:eastAsia="黑体"/>
         <w:b/>
         <w:bCs/>
         <w:color w:themeColor="text2" w:val="1F497D"/>
@@ -8576,12 +9036,14 @@
     </w:tblStylePr>
     <w:tblStylePr w:type="firstCol">
       <w:rPr>
+        <w:rFonts w:eastAsia="黑体"/>
         <w:b/>
         <w:bCs/>
       </w:rPr>
     </w:tblStylePr>
     <w:tblStylePr w:type="lastCol">
       <w:rPr>
+        <w:rFonts w:eastAsia="黑体"/>
         <w:b/>
         <w:bCs/>
       </w:rPr>
@@ -8615,6 +9077,7 @@
       <w:spacing w:after="0" w:line="240" w:lineRule="auto"/>
     </w:pPr>
     <w:rPr>
+      <w:rFonts w:eastAsia="黑体"/>
       <w:color w:themeColor="text1" w:val="000000"/>
     </w:rPr>
     <w:tblPr>
@@ -8634,7 +9097,7 @@
     </w:tblPr>
     <w:tblStylePr w:type="firstRow">
       <w:rPr>
-        <w:rFonts w:asciiTheme="majorHAnsi" w:cstheme="majorBidi" w:eastAsiaTheme="majorEastAsia" w:hAnsiTheme="majorHAnsi"/>
+        <w:rFonts w:asciiTheme="majorHAnsi" w:cstheme="majorBidi" w:hAnsiTheme="majorHAnsi" w:eastAsia="黑体"/>
       </w:rPr>
       <w:tblPr/>
       <w:tcPr>
@@ -8646,6 +9109,7 @@
     </w:tblStylePr>
     <w:tblStylePr w:type="lastRow">
       <w:rPr>
+        <w:rFonts w:eastAsia="黑体"/>
         <w:b/>
         <w:bCs/>
         <w:color w:themeColor="text2" w:val="1F497D"/>
@@ -8660,12 +9124,14 @@
     </w:tblStylePr>
     <w:tblStylePr w:type="firstCol">
       <w:rPr>
+        <w:rFonts w:eastAsia="黑体"/>
         <w:b/>
         <w:bCs/>
       </w:rPr>
     </w:tblStylePr>
     <w:tblStylePr w:type="lastCol">
       <w:rPr>
+        <w:rFonts w:eastAsia="黑体"/>
         <w:b/>
         <w:bCs/>
       </w:rPr>
@@ -8699,6 +9165,7 @@
       <w:spacing w:after="0" w:line="240" w:lineRule="auto"/>
     </w:pPr>
     <w:rPr>
+      <w:rFonts w:eastAsia="黑体"/>
       <w:color w:themeColor="text1" w:val="000000"/>
     </w:rPr>
     <w:tblPr>
@@ -8718,7 +9185,7 @@
     </w:tblPr>
     <w:tblStylePr w:type="firstRow">
       <w:rPr>
-        <w:rFonts w:asciiTheme="majorHAnsi" w:cstheme="majorBidi" w:eastAsiaTheme="majorEastAsia" w:hAnsiTheme="majorHAnsi"/>
+        <w:rFonts w:asciiTheme="majorHAnsi" w:cstheme="majorBidi" w:hAnsiTheme="majorHAnsi" w:eastAsia="黑体"/>
       </w:rPr>
       <w:tblPr/>
       <w:tcPr>
@@ -8730,6 +9197,7 @@
     </w:tblStylePr>
     <w:tblStylePr w:type="lastRow">
       <w:rPr>
+        <w:rFonts w:eastAsia="黑体"/>
         <w:b/>
         <w:bCs/>
         <w:color w:themeColor="text2" w:val="1F497D"/>
@@ -8744,12 +9212,14 @@
     </w:tblStylePr>
     <w:tblStylePr w:type="firstCol">
       <w:rPr>
+        <w:rFonts w:eastAsia="黑体"/>
         <w:b/>
         <w:bCs/>
       </w:rPr>
     </w:tblStylePr>
     <w:tblStylePr w:type="lastCol">
       <w:rPr>
+        <w:rFonts w:eastAsia="黑体"/>
         <w:b/>
         <w:bCs/>
       </w:rPr>
@@ -8783,7 +9253,7 @@
       <w:spacing w:after="0" w:line="240" w:lineRule="auto"/>
     </w:pPr>
     <w:rPr>
-      <w:rFonts w:asciiTheme="majorHAnsi" w:cstheme="majorBidi" w:eastAsiaTheme="majorEastAsia" w:hAnsiTheme="majorHAnsi"/>
+      <w:rFonts w:asciiTheme="majorHAnsi" w:cstheme="majorBidi" w:hAnsiTheme="majorHAnsi" w:eastAsia="黑体"/>
       <w:color w:themeColor="text1" w:val="000000"/>
     </w:rPr>
     <w:tblPr>
@@ -8805,6 +9275,7 @@
     </w:tblPr>
     <w:tblStylePr w:type="firstRow">
       <w:rPr>
+        <w:rFonts w:eastAsia="黑体"/>
         <w:sz w:val="24"/>
         <w:szCs w:val="24"/>
       </w:rPr>
@@ -8911,7 +9382,7 @@
       <w:spacing w:after="0" w:line="240" w:lineRule="auto"/>
     </w:pPr>
     <w:rPr>
-      <w:rFonts w:asciiTheme="majorHAnsi" w:cstheme="majorBidi" w:eastAsiaTheme="majorEastAsia" w:hAnsiTheme="majorHAnsi"/>
+      <w:rFonts w:asciiTheme="majorHAnsi" w:cstheme="majorBidi" w:hAnsiTheme="majorHAnsi" w:eastAsia="黑体"/>
       <w:color w:themeColor="text1" w:val="000000"/>
     </w:rPr>
     <w:tblPr>
@@ -8933,6 +9404,7 @@
     </w:tblPr>
     <w:tblStylePr w:type="firstRow">
       <w:rPr>
+        <w:rFonts w:eastAsia="黑体"/>
         <w:sz w:val="24"/>
         <w:szCs w:val="24"/>
       </w:rPr>
@@ -9039,7 +9511,7 @@
       <w:spacing w:after="0" w:line="240" w:lineRule="auto"/>
     </w:pPr>
     <w:rPr>
-      <w:rFonts w:asciiTheme="majorHAnsi" w:cstheme="majorBidi" w:eastAsiaTheme="majorEastAsia" w:hAnsiTheme="majorHAnsi"/>
+      <w:rFonts w:asciiTheme="majorHAnsi" w:cstheme="majorBidi" w:hAnsiTheme="majorHAnsi" w:eastAsia="黑体"/>
       <w:color w:themeColor="text1" w:val="000000"/>
     </w:rPr>
     <w:tblPr>
@@ -9061,6 +9533,7 @@
     </w:tblPr>
     <w:tblStylePr w:type="firstRow">
       <w:rPr>
+        <w:rFonts w:eastAsia="黑体"/>
         <w:sz w:val="24"/>
         <w:szCs w:val="24"/>
       </w:rPr>
@@ -9167,7 +9640,7 @@
       <w:spacing w:after="0" w:line="240" w:lineRule="auto"/>
     </w:pPr>
     <w:rPr>
-      <w:rFonts w:asciiTheme="majorHAnsi" w:cstheme="majorBidi" w:eastAsiaTheme="majorEastAsia" w:hAnsiTheme="majorHAnsi"/>
+      <w:rFonts w:asciiTheme="majorHAnsi" w:cstheme="majorBidi" w:hAnsiTheme="majorHAnsi" w:eastAsia="黑体"/>
       <w:color w:themeColor="text1" w:val="000000"/>
     </w:rPr>
     <w:tblPr>
@@ -9189,6 +9662,7 @@
     </w:tblPr>
     <w:tblStylePr w:type="firstRow">
       <w:rPr>
+        <w:rFonts w:eastAsia="黑体"/>
         <w:sz w:val="24"/>
         <w:szCs w:val="24"/>
       </w:rPr>
@@ -9295,7 +9769,7 @@
       <w:spacing w:after="0" w:line="240" w:lineRule="auto"/>
     </w:pPr>
     <w:rPr>
-      <w:rFonts w:asciiTheme="majorHAnsi" w:cstheme="majorBidi" w:eastAsiaTheme="majorEastAsia" w:hAnsiTheme="majorHAnsi"/>
+      <w:rFonts w:asciiTheme="majorHAnsi" w:cstheme="majorBidi" w:hAnsiTheme="majorHAnsi" w:eastAsia="黑体"/>
       <w:color w:themeColor="text1" w:val="000000"/>
     </w:rPr>
     <w:tblPr>
@@ -9317,6 +9791,7 @@
     </w:tblPr>
     <w:tblStylePr w:type="firstRow">
       <w:rPr>
+        <w:rFonts w:eastAsia="黑体"/>
         <w:sz w:val="24"/>
         <w:szCs w:val="24"/>
       </w:rPr>
@@ -9423,7 +9898,7 @@
       <w:spacing w:after="0" w:line="240" w:lineRule="auto"/>
     </w:pPr>
     <w:rPr>
-      <w:rFonts w:asciiTheme="majorHAnsi" w:cstheme="majorBidi" w:eastAsiaTheme="majorEastAsia" w:hAnsiTheme="majorHAnsi"/>
+      <w:rFonts w:asciiTheme="majorHAnsi" w:cstheme="majorBidi" w:hAnsiTheme="majorHAnsi" w:eastAsia="黑体"/>
       <w:color w:themeColor="text1" w:val="000000"/>
     </w:rPr>
     <w:tblPr>
@@ -9445,6 +9920,7 @@
     </w:tblPr>
     <w:tblStylePr w:type="firstRow">
       <w:rPr>
+        <w:rFonts w:eastAsia="黑体"/>
         <w:sz w:val="24"/>
         <w:szCs w:val="24"/>
       </w:rPr>
@@ -9551,7 +10027,7 @@
       <w:spacing w:after="0" w:line="240" w:lineRule="auto"/>
     </w:pPr>
     <w:rPr>
-      <w:rFonts w:asciiTheme="majorHAnsi" w:cstheme="majorBidi" w:eastAsiaTheme="majorEastAsia" w:hAnsiTheme="majorHAnsi"/>
+      <w:rFonts w:asciiTheme="majorHAnsi" w:cstheme="majorBidi" w:hAnsiTheme="majorHAnsi" w:eastAsia="黑体"/>
       <w:color w:themeColor="text1" w:val="000000"/>
     </w:rPr>
     <w:tblPr>
@@ -9573,6 +10049,7 @@
     </w:tblPr>
     <w:tblStylePr w:type="firstRow">
       <w:rPr>
+        <w:rFonts w:eastAsia="黑体"/>
         <w:sz w:val="24"/>
         <w:szCs w:val="24"/>
       </w:rPr>
@@ -9702,12 +10179,14 @@
     </w:tcPr>
     <w:tblStylePr w:type="firstRow">
       <w:rPr>
+        <w:rFonts w:eastAsia="黑体"/>
         <w:b/>
         <w:bCs/>
       </w:rPr>
     </w:tblStylePr>
     <w:tblStylePr w:type="lastRow">
       <w:rPr>
+        <w:rFonts w:eastAsia="黑体"/>
         <w:b/>
         <w:bCs/>
       </w:rPr>
@@ -9720,12 +10199,14 @@
     </w:tblStylePr>
     <w:tblStylePr w:type="firstCol">
       <w:rPr>
+        <w:rFonts w:eastAsia="黑体"/>
         <w:b/>
         <w:bCs/>
       </w:rPr>
     </w:tblStylePr>
     <w:tblStylePr w:type="lastCol">
       <w:rPr>
+        <w:rFonts w:eastAsia="黑体"/>
         <w:b/>
         <w:bCs/>
       </w:rPr>
@@ -9775,12 +10256,14 @@
     </w:tcPr>
     <w:tblStylePr w:type="firstRow">
       <w:rPr>
+        <w:rFonts w:eastAsia="黑体"/>
         <w:b/>
         <w:bCs/>
       </w:rPr>
     </w:tblStylePr>
     <w:tblStylePr w:type="lastRow">
       <w:rPr>
+        <w:rFonts w:eastAsia="黑体"/>
         <w:b/>
         <w:bCs/>
       </w:rPr>
@@ -9793,12 +10276,14 @@
     </w:tblStylePr>
     <w:tblStylePr w:type="firstCol">
       <w:rPr>
+        <w:rFonts w:eastAsia="黑体"/>
         <w:b/>
         <w:bCs/>
       </w:rPr>
     </w:tblStylePr>
     <w:tblStylePr w:type="lastCol">
       <w:rPr>
+        <w:rFonts w:eastAsia="黑体"/>
         <w:b/>
         <w:bCs/>
       </w:rPr>
@@ -9848,12 +10333,14 @@
     </w:tcPr>
     <w:tblStylePr w:type="firstRow">
       <w:rPr>
+        <w:rFonts w:eastAsia="黑体"/>
         <w:b/>
         <w:bCs/>
       </w:rPr>
     </w:tblStylePr>
     <w:tblStylePr w:type="lastRow">
       <w:rPr>
+        <w:rFonts w:eastAsia="黑体"/>
         <w:b/>
         <w:bCs/>
       </w:rPr>
@@ -9866,12 +10353,14 @@
     </w:tblStylePr>
     <w:tblStylePr w:type="firstCol">
       <w:rPr>
+        <w:rFonts w:eastAsia="黑体"/>
         <w:b/>
         <w:bCs/>
       </w:rPr>
     </w:tblStylePr>
     <w:tblStylePr w:type="lastCol">
       <w:rPr>
+        <w:rFonts w:eastAsia="黑体"/>
         <w:b/>
         <w:bCs/>
       </w:rPr>
@@ -9921,12 +10410,14 @@
     </w:tcPr>
     <w:tblStylePr w:type="firstRow">
       <w:rPr>
+        <w:rFonts w:eastAsia="黑体"/>
         <w:b/>
         <w:bCs/>
       </w:rPr>
     </w:tblStylePr>
     <w:tblStylePr w:type="lastRow">
       <w:rPr>
+        <w:rFonts w:eastAsia="黑体"/>
         <w:b/>
         <w:bCs/>
       </w:rPr>
@@ -9939,12 +10430,14 @@
     </w:tblStylePr>
     <w:tblStylePr w:type="firstCol">
       <w:rPr>
+        <w:rFonts w:eastAsia="黑体"/>
         <w:b/>
         <w:bCs/>
       </w:rPr>
     </w:tblStylePr>
     <w:tblStylePr w:type="lastCol">
       <w:rPr>
+        <w:rFonts w:eastAsia="黑体"/>
         <w:b/>
         <w:bCs/>
       </w:rPr>
@@ -9994,12 +10487,14 @@
     </w:tcPr>
     <w:tblStylePr w:type="firstRow">
       <w:rPr>
+        <w:rFonts w:eastAsia="黑体"/>
         <w:b/>
         <w:bCs/>
       </w:rPr>
     </w:tblStylePr>
     <w:tblStylePr w:type="lastRow">
       <w:rPr>
+        <w:rFonts w:eastAsia="黑体"/>
         <w:b/>
         <w:bCs/>
       </w:rPr>
@@ -10012,12 +10507,14 @@
     </w:tblStylePr>
     <w:tblStylePr w:type="firstCol">
       <w:rPr>
+        <w:rFonts w:eastAsia="黑体"/>
         <w:b/>
         <w:bCs/>
       </w:rPr>
     </w:tblStylePr>
     <w:tblStylePr w:type="lastCol">
       <w:rPr>
+        <w:rFonts w:eastAsia="黑体"/>
         <w:b/>
         <w:bCs/>
       </w:rPr>
@@ -10067,12 +10564,14 @@
     </w:tcPr>
     <w:tblStylePr w:type="firstRow">
       <w:rPr>
+        <w:rFonts w:eastAsia="黑体"/>
         <w:b/>
         <w:bCs/>
       </w:rPr>
     </w:tblStylePr>
     <w:tblStylePr w:type="lastRow">
       <w:rPr>
+        <w:rFonts w:eastAsia="黑体"/>
         <w:b/>
         <w:bCs/>
       </w:rPr>
@@ -10085,12 +10584,14 @@
     </w:tblStylePr>
     <w:tblStylePr w:type="firstCol">
       <w:rPr>
+        <w:rFonts w:eastAsia="黑体"/>
         <w:b/>
         <w:bCs/>
       </w:rPr>
     </w:tblStylePr>
     <w:tblStylePr w:type="lastCol">
       <w:rPr>
+        <w:rFonts w:eastAsia="黑体"/>
         <w:b/>
         <w:bCs/>
       </w:rPr>
@@ -10140,12 +10641,14 @@
     </w:tcPr>
     <w:tblStylePr w:type="firstRow">
       <w:rPr>
+        <w:rFonts w:eastAsia="黑体"/>
         <w:b/>
         <w:bCs/>
       </w:rPr>
     </w:tblStylePr>
     <w:tblStylePr w:type="lastRow">
       <w:rPr>
+        <w:rFonts w:eastAsia="黑体"/>
         <w:b/>
         <w:bCs/>
       </w:rPr>
@@ -10158,12 +10661,14 @@
     </w:tblStylePr>
     <w:tblStylePr w:type="firstCol">
       <w:rPr>
+        <w:rFonts w:eastAsia="黑体"/>
         <w:b/>
         <w:bCs/>
       </w:rPr>
     </w:tblStylePr>
     <w:tblStylePr w:type="lastCol">
       <w:rPr>
+        <w:rFonts w:eastAsia="黑体"/>
         <w:b/>
         <w:bCs/>
       </w:rPr>
@@ -10190,7 +10695,7 @@
       <w:spacing w:after="0" w:line="240" w:lineRule="auto"/>
     </w:pPr>
     <w:rPr>
-      <w:rFonts w:asciiTheme="majorHAnsi" w:cstheme="majorBidi" w:eastAsiaTheme="majorEastAsia" w:hAnsiTheme="majorHAnsi"/>
+      <w:rFonts w:asciiTheme="majorHAnsi" w:cstheme="majorBidi" w:hAnsiTheme="majorHAnsi" w:eastAsia="黑体"/>
       <w:color w:themeColor="text1" w:val="000000"/>
     </w:rPr>
     <w:tblPr>
@@ -10217,6 +10722,7 @@
     </w:tcPr>
     <w:tblStylePr w:type="firstRow">
       <w:rPr>
+        <w:rFonts w:eastAsia="黑体"/>
         <w:b/>
         <w:bCs/>
         <w:color w:themeColor="text1" w:val="000000"/>
@@ -10228,6 +10734,7 @@
     </w:tblStylePr>
     <w:tblStylePr w:type="lastRow">
       <w:rPr>
+        <w:rFonts w:eastAsia="黑体"/>
         <w:b/>
         <w:bCs/>
         <w:color w:themeColor="text1" w:val="000000"/>
@@ -10247,6 +10754,7 @@
     </w:tblStylePr>
     <w:tblStylePr w:type="firstCol">
       <w:rPr>
+        <w:rFonts w:eastAsia="黑体"/>
         <w:b/>
         <w:bCs/>
         <w:color w:themeColor="text1" w:val="000000"/>
@@ -10266,6 +10774,7 @@
     </w:tblStylePr>
     <w:tblStylePr w:type="lastCol">
       <w:rPr>
+        <w:rFonts w:eastAsia="黑体"/>
         <w:b w:val="0"/>
         <w:bCs w:val="0"/>
         <w:color w:themeColor="text1" w:val="000000"/>
@@ -10315,7 +10824,7 @@
       <w:spacing w:after="0" w:line="240" w:lineRule="auto"/>
     </w:pPr>
     <w:rPr>
-      <w:rFonts w:asciiTheme="majorHAnsi" w:cstheme="majorBidi" w:eastAsiaTheme="majorEastAsia" w:hAnsiTheme="majorHAnsi"/>
+      <w:rFonts w:asciiTheme="majorHAnsi" w:cstheme="majorBidi" w:hAnsiTheme="majorHAnsi" w:eastAsia="黑体"/>
       <w:color w:themeColor="text1" w:val="000000"/>
     </w:rPr>
     <w:tblPr>
@@ -10342,6 +10851,7 @@
     </w:tcPr>
     <w:tblStylePr w:type="firstRow">
       <w:rPr>
+        <w:rFonts w:eastAsia="黑体"/>
         <w:b/>
         <w:bCs/>
         <w:color w:themeColor="text1" w:val="000000"/>
@@ -10353,6 +10863,7 @@
     </w:tblStylePr>
     <w:tblStylePr w:type="lastRow">
       <w:rPr>
+        <w:rFonts w:eastAsia="黑体"/>
         <w:b/>
         <w:bCs/>
         <w:color w:themeColor="text1" w:val="000000"/>
@@ -10372,6 +10883,7 @@
     </w:tblStylePr>
     <w:tblStylePr w:type="firstCol">
       <w:rPr>
+        <w:rFonts w:eastAsia="黑体"/>
         <w:b/>
         <w:bCs/>
         <w:color w:themeColor="text1" w:val="000000"/>
@@ -10391,6 +10903,7 @@
     </w:tblStylePr>
     <w:tblStylePr w:type="lastCol">
       <w:rPr>
+        <w:rFonts w:eastAsia="黑体"/>
         <w:b w:val="0"/>
         <w:bCs w:val="0"/>
         <w:color w:themeColor="text1" w:val="000000"/>
@@ -10440,7 +10953,7 @@
       <w:spacing w:after="0" w:line="240" w:lineRule="auto"/>
     </w:pPr>
     <w:rPr>
-      <w:rFonts w:asciiTheme="majorHAnsi" w:cstheme="majorBidi" w:eastAsiaTheme="majorEastAsia" w:hAnsiTheme="majorHAnsi"/>
+      <w:rFonts w:asciiTheme="majorHAnsi" w:cstheme="majorBidi" w:hAnsiTheme="majorHAnsi" w:eastAsia="黑体"/>
       <w:color w:themeColor="text1" w:val="000000"/>
     </w:rPr>
     <w:tblPr>
@@ -10467,6 +10980,7 @@
     </w:tcPr>
     <w:tblStylePr w:type="firstRow">
       <w:rPr>
+        <w:rFonts w:eastAsia="黑体"/>
         <w:b/>
         <w:bCs/>
         <w:color w:themeColor="text1" w:val="000000"/>
@@ -10478,6 +10992,7 @@
     </w:tblStylePr>
     <w:tblStylePr w:type="lastRow">
       <w:rPr>
+        <w:rFonts w:eastAsia="黑体"/>
         <w:b/>
         <w:bCs/>
         <w:color w:themeColor="text1" w:val="000000"/>
@@ -10497,6 +11012,7 @@
     </w:tblStylePr>
     <w:tblStylePr w:type="firstCol">
       <w:rPr>
+        <w:rFonts w:eastAsia="黑体"/>
         <w:b/>
         <w:bCs/>
         <w:color w:themeColor="text1" w:val="000000"/>
@@ -10516,6 +11032,7 @@
     </w:tblStylePr>
     <w:tblStylePr w:type="lastCol">
       <w:rPr>
+        <w:rFonts w:eastAsia="黑体"/>
         <w:b w:val="0"/>
         <w:bCs w:val="0"/>
         <w:color w:themeColor="text1" w:val="000000"/>
@@ -10565,7 +11082,7 @@
       <w:spacing w:after="0" w:line="240" w:lineRule="auto"/>
     </w:pPr>
     <w:rPr>
-      <w:rFonts w:asciiTheme="majorHAnsi" w:cstheme="majorBidi" w:eastAsiaTheme="majorEastAsia" w:hAnsiTheme="majorHAnsi"/>
+      <w:rFonts w:asciiTheme="majorHAnsi" w:cstheme="majorBidi" w:hAnsiTheme="majorHAnsi" w:eastAsia="黑体"/>
       <w:color w:themeColor="text1" w:val="000000"/>
     </w:rPr>
     <w:tblPr>
@@ -10592,6 +11109,7 @@
     </w:tcPr>
     <w:tblStylePr w:type="firstRow">
       <w:rPr>
+        <w:rFonts w:eastAsia="黑体"/>
         <w:b/>
         <w:bCs/>
         <w:color w:themeColor="text1" w:val="000000"/>
@@ -10603,6 +11121,7 @@
     </w:tblStylePr>
     <w:tblStylePr w:type="lastRow">
       <w:rPr>
+        <w:rFonts w:eastAsia="黑体"/>
         <w:b/>
         <w:bCs/>
         <w:color w:themeColor="text1" w:val="000000"/>
@@ -10622,6 +11141,7 @@
     </w:tblStylePr>
     <w:tblStylePr w:type="firstCol">
       <w:rPr>
+        <w:rFonts w:eastAsia="黑体"/>
         <w:b/>
         <w:bCs/>
         <w:color w:themeColor="text1" w:val="000000"/>
@@ -10641,6 +11161,7 @@
     </w:tblStylePr>
     <w:tblStylePr w:type="lastCol">
       <w:rPr>
+        <w:rFonts w:eastAsia="黑体"/>
         <w:b w:val="0"/>
         <w:bCs w:val="0"/>
         <w:color w:themeColor="text1" w:val="000000"/>
@@ -10690,7 +11211,7 @@
       <w:spacing w:after="0" w:line="240" w:lineRule="auto"/>
     </w:pPr>
     <w:rPr>
-      <w:rFonts w:asciiTheme="majorHAnsi" w:cstheme="majorBidi" w:eastAsiaTheme="majorEastAsia" w:hAnsiTheme="majorHAnsi"/>
+      <w:rFonts w:asciiTheme="majorHAnsi" w:cstheme="majorBidi" w:hAnsiTheme="majorHAnsi" w:eastAsia="黑体"/>
       <w:color w:themeColor="text1" w:val="000000"/>
     </w:rPr>
     <w:tblPr>
@@ -10717,6 +11238,7 @@
     </w:tcPr>
     <w:tblStylePr w:type="firstRow">
       <w:rPr>
+        <w:rFonts w:eastAsia="黑体"/>
         <w:b/>
         <w:bCs/>
         <w:color w:themeColor="text1" w:val="000000"/>
@@ -10728,6 +11250,7 @@
     </w:tblStylePr>
     <w:tblStylePr w:type="lastRow">
       <w:rPr>
+        <w:rFonts w:eastAsia="黑体"/>
         <w:b/>
         <w:bCs/>
         <w:color w:themeColor="text1" w:val="000000"/>
@@ -10747,6 +11270,7 @@
     </w:tblStylePr>
     <w:tblStylePr w:type="firstCol">
       <w:rPr>
+        <w:rFonts w:eastAsia="黑体"/>
         <w:b/>
         <w:bCs/>
         <w:color w:themeColor="text1" w:val="000000"/>
@@ -10766,6 +11290,7 @@
     </w:tblStylePr>
     <w:tblStylePr w:type="lastCol">
       <w:rPr>
+        <w:rFonts w:eastAsia="黑体"/>
         <w:b w:val="0"/>
         <w:bCs w:val="0"/>
         <w:color w:themeColor="text1" w:val="000000"/>
@@ -10815,7 +11340,7 @@
       <w:spacing w:after="0" w:line="240" w:lineRule="auto"/>
     </w:pPr>
     <w:rPr>
-      <w:rFonts w:asciiTheme="majorHAnsi" w:cstheme="majorBidi" w:eastAsiaTheme="majorEastAsia" w:hAnsiTheme="majorHAnsi"/>
+      <w:rFonts w:asciiTheme="majorHAnsi" w:cstheme="majorBidi" w:hAnsiTheme="majorHAnsi" w:eastAsia="黑体"/>
       <w:color w:themeColor="text1" w:val="000000"/>
     </w:rPr>
     <w:tblPr>
@@ -10842,6 +11367,7 @@
     </w:tcPr>
     <w:tblStylePr w:type="firstRow">
       <w:rPr>
+        <w:rFonts w:eastAsia="黑体"/>
         <w:b/>
         <w:bCs/>
         <w:color w:themeColor="text1" w:val="000000"/>
@@ -10853,6 +11379,7 @@
     </w:tblStylePr>
     <w:tblStylePr w:type="lastRow">
       <w:rPr>
+        <w:rFonts w:eastAsia="黑体"/>
         <w:b/>
         <w:bCs/>
         <w:color w:themeColor="text1" w:val="000000"/>
@@ -10872,6 +11399,7 @@
     </w:tblStylePr>
     <w:tblStylePr w:type="firstCol">
       <w:rPr>
+        <w:rFonts w:eastAsia="黑体"/>
         <w:b/>
         <w:bCs/>
         <w:color w:themeColor="text1" w:val="000000"/>
@@ -10891,6 +11419,7 @@
     </w:tblStylePr>
     <w:tblStylePr w:type="lastCol">
       <w:rPr>
+        <w:rFonts w:eastAsia="黑体"/>
         <w:b w:val="0"/>
         <w:bCs w:val="0"/>
         <w:color w:themeColor="text1" w:val="000000"/>
@@ -10940,7 +11469,7 @@
       <w:spacing w:after="0" w:line="240" w:lineRule="auto"/>
     </w:pPr>
     <w:rPr>
-      <w:rFonts w:asciiTheme="majorHAnsi" w:cstheme="majorBidi" w:eastAsiaTheme="majorEastAsia" w:hAnsiTheme="majorHAnsi"/>
+      <w:rFonts w:asciiTheme="majorHAnsi" w:cstheme="majorBidi" w:hAnsiTheme="majorHAnsi" w:eastAsia="黑体"/>
       <w:color w:themeColor="text1" w:val="000000"/>
     </w:rPr>
     <w:tblPr>
@@ -10967,6 +11496,7 @@
     </w:tcPr>
     <w:tblStylePr w:type="firstRow">
       <w:rPr>
+        <w:rFonts w:eastAsia="黑体"/>
         <w:b/>
         <w:bCs/>
         <w:color w:themeColor="text1" w:val="000000"/>
@@ -10978,6 +11508,7 @@
     </w:tblStylePr>
     <w:tblStylePr w:type="lastRow">
       <w:rPr>
+        <w:rFonts w:eastAsia="黑体"/>
         <w:b/>
         <w:bCs/>
         <w:color w:themeColor="text1" w:val="000000"/>
@@ -10997,6 +11528,7 @@
     </w:tblStylePr>
     <w:tblStylePr w:type="firstCol">
       <w:rPr>
+        <w:rFonts w:eastAsia="黑体"/>
         <w:b/>
         <w:bCs/>
         <w:color w:themeColor="text1" w:val="000000"/>
@@ -11016,6 +11548,7 @@
     </w:tblStylePr>
     <w:tblStylePr w:type="lastCol">
       <w:rPr>
+        <w:rFonts w:eastAsia="黑体"/>
         <w:b w:val="0"/>
         <w:bCs w:val="0"/>
         <w:color w:themeColor="text1" w:val="000000"/>
@@ -11088,6 +11621,7 @@
     </w:tcPr>
     <w:tblStylePr w:type="firstRow">
       <w:rPr>
+        <w:rFonts w:eastAsia="黑体"/>
         <w:b/>
         <w:bCs/>
         <w:i w:val="0"/>
@@ -11109,6 +11643,7 @@
     </w:tblStylePr>
     <w:tblStylePr w:type="lastRow">
       <w:rPr>
+        <w:rFonts w:eastAsia="黑体"/>
         <w:b/>
         <w:bCs/>
         <w:i w:val="0"/>
@@ -11130,6 +11665,7 @@
     </w:tblStylePr>
     <w:tblStylePr w:type="firstCol">
       <w:rPr>
+        <w:rFonts w:eastAsia="黑体"/>
         <w:b/>
         <w:bCs/>
         <w:i w:val="0"/>
@@ -11149,6 +11685,7 @@
     </w:tblStylePr>
     <w:tblStylePr w:type="lastCol">
       <w:rPr>
+        <w:rFonts w:eastAsia="黑体"/>
         <w:b/>
         <w:bCs/>
         <w:i w:val="0"/>
@@ -11229,6 +11766,7 @@
     </w:tcPr>
     <w:tblStylePr w:type="firstRow">
       <w:rPr>
+        <w:rFonts w:eastAsia="黑体"/>
         <w:b/>
         <w:bCs/>
         <w:i w:val="0"/>
@@ -11250,6 +11788,7 @@
     </w:tblStylePr>
     <w:tblStylePr w:type="lastRow">
       <w:rPr>
+        <w:rFonts w:eastAsia="黑体"/>
         <w:b/>
         <w:bCs/>
         <w:i w:val="0"/>
@@ -11271,6 +11810,7 @@
     </w:tblStylePr>
     <w:tblStylePr w:type="firstCol">
       <w:rPr>
+        <w:rFonts w:eastAsia="黑体"/>
         <w:b/>
         <w:bCs/>
         <w:i w:val="0"/>
@@ -11290,6 +11830,7 @@
     </w:tblStylePr>
     <w:tblStylePr w:type="lastCol">
       <w:rPr>
+        <w:rFonts w:eastAsia="黑体"/>
         <w:b/>
         <w:bCs/>
         <w:i w:val="0"/>
@@ -11370,6 +11911,7 @@
     </w:tcPr>
     <w:tblStylePr w:type="firstRow">
       <w:rPr>
+        <w:rFonts w:eastAsia="黑体"/>
         <w:b/>
         <w:bCs/>
         <w:i w:val="0"/>
@@ -11391,6 +11933,7 @@
     </w:tblStylePr>
     <w:tblStylePr w:type="lastRow">
       <w:rPr>
+        <w:rFonts w:eastAsia="黑体"/>
         <w:b/>
         <w:bCs/>
         <w:i w:val="0"/>
@@ -11412,6 +11955,7 @@
     </w:tblStylePr>
     <w:tblStylePr w:type="firstCol">
       <w:rPr>
+        <w:rFonts w:eastAsia="黑体"/>
         <w:b/>
         <w:bCs/>
         <w:i w:val="0"/>
@@ -11431,6 +11975,7 @@
     </w:tblStylePr>
     <w:tblStylePr w:type="lastCol">
       <w:rPr>
+        <w:rFonts w:eastAsia="黑体"/>
         <w:b/>
         <w:bCs/>
         <w:i w:val="0"/>
@@ -11511,6 +12056,7 @@
     </w:tcPr>
     <w:tblStylePr w:type="firstRow">
       <w:rPr>
+        <w:rFonts w:eastAsia="黑体"/>
         <w:b/>
         <w:bCs/>
         <w:i w:val="0"/>
@@ -11532,6 +12078,7 @@
     </w:tblStylePr>
     <w:tblStylePr w:type="lastRow">
       <w:rPr>
+        <w:rFonts w:eastAsia="黑体"/>
         <w:b/>
         <w:bCs/>
         <w:i w:val="0"/>
@@ -11553,6 +12100,7 @@
     </w:tblStylePr>
     <w:tblStylePr w:type="firstCol">
       <w:rPr>
+        <w:rFonts w:eastAsia="黑体"/>
         <w:b/>
         <w:bCs/>
         <w:i w:val="0"/>
@@ -11572,6 +12120,7 @@
     </w:tblStylePr>
     <w:tblStylePr w:type="lastCol">
       <w:rPr>
+        <w:rFonts w:eastAsia="黑体"/>
         <w:b/>
         <w:bCs/>
         <w:i w:val="0"/>
@@ -11652,6 +12201,7 @@
     </w:tcPr>
     <w:tblStylePr w:type="firstRow">
       <w:rPr>
+        <w:rFonts w:eastAsia="黑体"/>
         <w:b/>
         <w:bCs/>
         <w:i w:val="0"/>
@@ -11673,6 +12223,7 @@
     </w:tblStylePr>
     <w:tblStylePr w:type="lastRow">
       <w:rPr>
+        <w:rFonts w:eastAsia="黑体"/>
         <w:b/>
         <w:bCs/>
         <w:i w:val="0"/>
@@ -11694,6 +12245,7 @@
     </w:tblStylePr>
     <w:tblStylePr w:type="firstCol">
       <w:rPr>
+        <w:rFonts w:eastAsia="黑体"/>
         <w:b/>
         <w:bCs/>
         <w:i w:val="0"/>
@@ -11713,6 +12265,7 @@
     </w:tblStylePr>
     <w:tblStylePr w:type="lastCol">
       <w:rPr>
+        <w:rFonts w:eastAsia="黑体"/>
         <w:b/>
         <w:bCs/>
         <w:i w:val="0"/>
@@ -11793,6 +12346,7 @@
     </w:tcPr>
     <w:tblStylePr w:type="firstRow">
       <w:rPr>
+        <w:rFonts w:eastAsia="黑体"/>
         <w:b/>
         <w:bCs/>
         <w:i w:val="0"/>
@@ -11814,6 +12368,7 @@
     </w:tblStylePr>
     <w:tblStylePr w:type="lastRow">
       <w:rPr>
+        <w:rFonts w:eastAsia="黑体"/>
         <w:b/>
         <w:bCs/>
         <w:i w:val="0"/>
@@ -11835,6 +12390,7 @@
     </w:tblStylePr>
     <w:tblStylePr w:type="firstCol">
       <w:rPr>
+        <w:rFonts w:eastAsia="黑体"/>
         <w:b/>
         <w:bCs/>
         <w:i w:val="0"/>
@@ -11854,6 +12410,7 @@
     </w:tblStylePr>
     <w:tblStylePr w:type="lastCol">
       <w:rPr>
+        <w:rFonts w:eastAsia="黑体"/>
         <w:b/>
         <w:bCs/>
         <w:i w:val="0"/>
@@ -11934,6 +12491,7 @@
     </w:tcPr>
     <w:tblStylePr w:type="firstRow">
       <w:rPr>
+        <w:rFonts w:eastAsia="黑体"/>
         <w:b/>
         <w:bCs/>
         <w:i w:val="0"/>
@@ -11955,6 +12513,7 @@
     </w:tblStylePr>
     <w:tblStylePr w:type="lastRow">
       <w:rPr>
+        <w:rFonts w:eastAsia="黑体"/>
         <w:b/>
         <w:bCs/>
         <w:i w:val="0"/>
@@ -11976,6 +12535,7 @@
     </w:tblStylePr>
     <w:tblStylePr w:type="firstCol">
       <w:rPr>
+        <w:rFonts w:eastAsia="黑体"/>
         <w:b/>
         <w:bCs/>
         <w:i w:val="0"/>
@@ -11995,6 +12555,7 @@
     </w:tblStylePr>
     <w:tblStylePr w:type="lastCol">
       <w:rPr>
+        <w:rFonts w:eastAsia="黑体"/>
         <w:b/>
         <w:bCs/>
         <w:i w:val="0"/>
@@ -12052,6 +12613,7 @@
       <w:spacing w:after="0" w:line="240" w:lineRule="auto"/>
     </w:pPr>
     <w:rPr>
+      <w:rFonts w:eastAsia="黑体"/>
       <w:color w:themeColor="background1" w:val="FFFFFF"/>
     </w:rPr>
     <w:tblPr>
@@ -12070,6 +12632,7 @@
     </w:tcPr>
     <w:tblStylePr w:type="firstRow">
       <w:rPr>
+        <w:rFonts w:eastAsia="黑体"/>
         <w:b/>
         <w:bCs/>
       </w:rPr>
@@ -12166,6 +12729,7 @@
       <w:spacing w:after="0" w:line="240" w:lineRule="auto"/>
     </w:pPr>
     <w:rPr>
+      <w:rFonts w:eastAsia="黑体"/>
       <w:color w:themeColor="background1" w:val="FFFFFF"/>
     </w:rPr>
     <w:tblPr>
@@ -12184,6 +12748,7 @@
     </w:tcPr>
     <w:tblStylePr w:type="firstRow">
       <w:rPr>
+        <w:rFonts w:eastAsia="黑体"/>
         <w:b/>
         <w:bCs/>
       </w:rPr>
@@ -12280,6 +12845,7 @@
       <w:spacing w:after="0" w:line="240" w:lineRule="auto"/>
     </w:pPr>
     <w:rPr>
+      <w:rFonts w:eastAsia="黑体"/>
       <w:color w:themeColor="background1" w:val="FFFFFF"/>
     </w:rPr>
     <w:tblPr>
@@ -12298,6 +12864,7 @@
     </w:tcPr>
     <w:tblStylePr w:type="firstRow">
       <w:rPr>
+        <w:rFonts w:eastAsia="黑体"/>
         <w:b/>
         <w:bCs/>
       </w:rPr>
@@ -12394,6 +12961,7 @@
       <w:spacing w:after="0" w:line="240" w:lineRule="auto"/>
     </w:pPr>
     <w:rPr>
+      <w:rFonts w:eastAsia="黑体"/>
       <w:color w:themeColor="background1" w:val="FFFFFF"/>
     </w:rPr>
     <w:tblPr>
@@ -12412,6 +12980,7 @@
     </w:tcPr>
     <w:tblStylePr w:type="firstRow">
       <w:rPr>
+        <w:rFonts w:eastAsia="黑体"/>
         <w:b/>
         <w:bCs/>
       </w:rPr>
@@ -12508,6 +13077,7 @@
       <w:spacing w:after="0" w:line="240" w:lineRule="auto"/>
     </w:pPr>
     <w:rPr>
+      <w:rFonts w:eastAsia="黑体"/>
       <w:color w:themeColor="background1" w:val="FFFFFF"/>
     </w:rPr>
     <w:tblPr>
@@ -12526,6 +13096,7 @@
     </w:tcPr>
     <w:tblStylePr w:type="firstRow">
       <w:rPr>
+        <w:rFonts w:eastAsia="黑体"/>
         <w:b/>
         <w:bCs/>
       </w:rPr>
@@ -12622,6 +13193,7 @@
       <w:spacing w:after="0" w:line="240" w:lineRule="auto"/>
     </w:pPr>
     <w:rPr>
+      <w:rFonts w:eastAsia="黑体"/>
       <w:color w:themeColor="background1" w:val="FFFFFF"/>
     </w:rPr>
     <w:tblPr>
@@ -12640,6 +13212,7 @@
     </w:tcPr>
     <w:tblStylePr w:type="firstRow">
       <w:rPr>
+        <w:rFonts w:eastAsia="黑体"/>
         <w:b/>
         <w:bCs/>
       </w:rPr>
@@ -12736,6 +13309,7 @@
       <w:spacing w:after="0" w:line="240" w:lineRule="auto"/>
     </w:pPr>
     <w:rPr>
+      <w:rFonts w:eastAsia="黑体"/>
       <w:color w:themeColor="background1" w:val="FFFFFF"/>
     </w:rPr>
     <w:tblPr>
@@ -12754,6 +13328,7 @@
     </w:tcPr>
     <w:tblStylePr w:type="firstRow">
       <w:rPr>
+        <w:rFonts w:eastAsia="黑体"/>
         <w:b/>
         <w:bCs/>
       </w:rPr>
@@ -12850,6 +13425,7 @@
       <w:spacing w:after="0" w:line="240" w:lineRule="auto"/>
     </w:pPr>
     <w:rPr>
+      <w:rFonts w:eastAsia="黑体"/>
       <w:color w:themeColor="text1" w:val="000000"/>
     </w:rPr>
     <w:tblPr>
@@ -12876,6 +13452,7 @@
     </w:tcPr>
     <w:tblStylePr w:type="firstRow">
       <w:rPr>
+        <w:rFonts w:eastAsia="黑体"/>
         <w:b/>
         <w:bCs/>
       </w:rPr>
@@ -12894,6 +13471,7 @@
     </w:tblStylePr>
     <w:tblStylePr w:type="lastRow">
       <w:rPr>
+        <w:rFonts w:eastAsia="黑体"/>
         <w:b/>
         <w:bCs/>
         <w:color w:themeColor="background1" w:val="FFFFFF"/>
@@ -12908,6 +13486,7 @@
     </w:tblStylePr>
     <w:tblStylePr w:type="firstCol">
       <w:rPr>
+        <w:rFonts w:eastAsia="黑体"/>
         <w:color w:themeColor="background1" w:val="FFFFFF"/>
       </w:rPr>
       <w:tblPr/>
@@ -12925,6 +13504,7 @@
     </w:tblStylePr>
     <w:tblStylePr w:type="lastCol">
       <w:rPr>
+        <w:rFonts w:eastAsia="黑体"/>
         <w:color w:themeColor="background1" w:val="FFFFFF"/>
       </w:rPr>
       <w:tblPr/>
@@ -12954,11 +13534,13 @@
     </w:tblStylePr>
     <w:tblStylePr w:type="neCell">
       <w:rPr>
+        <w:rFonts w:eastAsia="黑体"/>
         <w:color w:themeColor="text1" w:val="000000"/>
       </w:rPr>
     </w:tblStylePr>
     <w:tblStylePr w:type="nwCell">
       <w:rPr>
+        <w:rFonts w:eastAsia="黑体"/>
         <w:color w:themeColor="text1" w:val="000000"/>
       </w:rPr>
     </w:tblStylePr>
@@ -12972,6 +13554,7 @@
       <w:spacing w:after="0" w:line="240" w:lineRule="auto"/>
     </w:pPr>
     <w:rPr>
+      <w:rFonts w:eastAsia="黑体"/>
       <w:color w:themeColor="text1" w:val="000000"/>
     </w:rPr>
     <w:tblPr>
@@ -12998,6 +13581,7 @@
     </w:tcPr>
     <w:tblStylePr w:type="firstRow">
       <w:rPr>
+        <w:rFonts w:eastAsia="黑体"/>
         <w:b/>
         <w:bCs/>
       </w:rPr>
@@ -13016,6 +13600,7 @@
     </w:tblStylePr>
     <w:tblStylePr w:type="lastRow">
       <w:rPr>
+        <w:rFonts w:eastAsia="黑体"/>
         <w:b/>
         <w:bCs/>
         <w:color w:themeColor="background1" w:val="FFFFFF"/>
@@ -13030,6 +13615,7 @@
     </w:tblStylePr>
     <w:tblStylePr w:type="firstCol">
       <w:rPr>
+        <w:rFonts w:eastAsia="黑体"/>
         <w:color w:themeColor="background1" w:val="FFFFFF"/>
       </w:rPr>
       <w:tblPr/>
@@ -13047,6 +13633,7 @@
     </w:tblStylePr>
     <w:tblStylePr w:type="lastCol">
       <w:rPr>
+        <w:rFonts w:eastAsia="黑体"/>
         <w:color w:themeColor="background1" w:val="FFFFFF"/>
       </w:rPr>
       <w:tblPr/>
@@ -13076,11 +13663,13 @@
     </w:tblStylePr>
     <w:tblStylePr w:type="neCell">
       <w:rPr>
+        <w:rFonts w:eastAsia="黑体"/>
         <w:color w:themeColor="text1" w:val="000000"/>
       </w:rPr>
     </w:tblStylePr>
     <w:tblStylePr w:type="nwCell">
       <w:rPr>
+        <w:rFonts w:eastAsia="黑体"/>
         <w:color w:themeColor="text1" w:val="000000"/>
       </w:rPr>
     </w:tblStylePr>
@@ -13094,6 +13683,7 @@
       <w:spacing w:after="0" w:line="240" w:lineRule="auto"/>
     </w:pPr>
     <w:rPr>
+      <w:rFonts w:eastAsia="黑体"/>
       <w:color w:themeColor="text1" w:val="000000"/>
     </w:rPr>
     <w:tblPr>
@@ -13120,6 +13710,7 @@
     </w:tcPr>
     <w:tblStylePr w:type="firstRow">
       <w:rPr>
+        <w:rFonts w:eastAsia="黑体"/>
         <w:b/>
         <w:bCs/>
       </w:rPr>
@@ -13138,6 +13729,7 @@
     </w:tblStylePr>
     <w:tblStylePr w:type="lastRow">
       <w:rPr>
+        <w:rFonts w:eastAsia="黑体"/>
         <w:b/>
         <w:bCs/>
         <w:color w:themeColor="background1" w:val="FFFFFF"/>
@@ -13152,6 +13744,7 @@
     </w:tblStylePr>
     <w:tblStylePr w:type="firstCol">
       <w:rPr>
+        <w:rFonts w:eastAsia="黑体"/>
         <w:color w:themeColor="background1" w:val="FFFFFF"/>
       </w:rPr>
       <w:tblPr/>
@@ -13169,6 +13762,7 @@
     </w:tblStylePr>
     <w:tblStylePr w:type="lastCol">
       <w:rPr>
+        <w:rFonts w:eastAsia="黑体"/>
         <w:color w:themeColor="background1" w:val="FFFFFF"/>
       </w:rPr>
       <w:tblPr/>
@@ -13198,11 +13792,13 @@
     </w:tblStylePr>
     <w:tblStylePr w:type="neCell">
       <w:rPr>
+        <w:rFonts w:eastAsia="黑体"/>
         <w:color w:themeColor="text1" w:val="000000"/>
       </w:rPr>
     </w:tblStylePr>
     <w:tblStylePr w:type="nwCell">
       <w:rPr>
+        <w:rFonts w:eastAsia="黑体"/>
         <w:color w:themeColor="text1" w:val="000000"/>
       </w:rPr>
     </w:tblStylePr>
@@ -13216,6 +13812,7 @@
       <w:spacing w:after="0" w:line="240" w:lineRule="auto"/>
     </w:pPr>
     <w:rPr>
+      <w:rFonts w:eastAsia="黑体"/>
       <w:color w:themeColor="text1" w:val="000000"/>
     </w:rPr>
     <w:tblPr>
@@ -13242,6 +13839,7 @@
     </w:tcPr>
     <w:tblStylePr w:type="firstRow">
       <w:rPr>
+        <w:rFonts w:eastAsia="黑体"/>
         <w:b/>
         <w:bCs/>
       </w:rPr>
@@ -13260,6 +13858,7 @@
     </w:tblStylePr>
     <w:tblStylePr w:type="lastRow">
       <w:rPr>
+        <w:rFonts w:eastAsia="黑体"/>
         <w:b/>
         <w:bCs/>
         <w:color w:themeColor="background1" w:val="FFFFFF"/>
@@ -13274,6 +13873,7 @@
     </w:tblStylePr>
     <w:tblStylePr w:type="firstCol">
       <w:rPr>
+        <w:rFonts w:eastAsia="黑体"/>
         <w:color w:themeColor="background1" w:val="FFFFFF"/>
       </w:rPr>
       <w:tblPr/>
@@ -13291,6 +13891,7 @@
     </w:tblStylePr>
     <w:tblStylePr w:type="lastCol">
       <w:rPr>
+        <w:rFonts w:eastAsia="黑体"/>
         <w:color w:themeColor="background1" w:val="FFFFFF"/>
       </w:rPr>
       <w:tblPr/>
@@ -13328,6 +13929,7 @@
       <w:spacing w:after="0" w:line="240" w:lineRule="auto"/>
     </w:pPr>
     <w:rPr>
+      <w:rFonts w:eastAsia="黑体"/>
       <w:color w:themeColor="text1" w:val="000000"/>
     </w:rPr>
     <w:tblPr>
@@ -13354,6 +13956,7 @@
     </w:tcPr>
     <w:tblStylePr w:type="firstRow">
       <w:rPr>
+        <w:rFonts w:eastAsia="黑体"/>
         <w:b/>
         <w:bCs/>
       </w:rPr>
@@ -13372,6 +13975,7 @@
     </w:tblStylePr>
     <w:tblStylePr w:type="lastRow">
       <w:rPr>
+        <w:rFonts w:eastAsia="黑体"/>
         <w:b/>
         <w:bCs/>
         <w:color w:themeColor="background1" w:val="FFFFFF"/>
@@ -13386,6 +13990,7 @@
     </w:tblStylePr>
     <w:tblStylePr w:type="firstCol">
       <w:rPr>
+        <w:rFonts w:eastAsia="黑体"/>
         <w:color w:themeColor="background1" w:val="FFFFFF"/>
       </w:rPr>
       <w:tblPr/>
@@ -13403,6 +14008,7 @@
     </w:tblStylePr>
     <w:tblStylePr w:type="lastCol">
       <w:rPr>
+        <w:rFonts w:eastAsia="黑体"/>
         <w:color w:themeColor="background1" w:val="FFFFFF"/>
       </w:rPr>
       <w:tblPr/>
@@ -13432,11 +14038,13 @@
     </w:tblStylePr>
     <w:tblStylePr w:type="neCell">
       <w:rPr>
+        <w:rFonts w:eastAsia="黑体"/>
         <w:color w:themeColor="text1" w:val="000000"/>
       </w:rPr>
     </w:tblStylePr>
     <w:tblStylePr w:type="nwCell">
       <w:rPr>
+        <w:rFonts w:eastAsia="黑体"/>
         <w:color w:themeColor="text1" w:val="000000"/>
       </w:rPr>
     </w:tblStylePr>
@@ -13450,6 +14058,7 @@
       <w:spacing w:after="0" w:line="240" w:lineRule="auto"/>
     </w:pPr>
     <w:rPr>
+      <w:rFonts w:eastAsia="黑体"/>
       <w:color w:themeColor="text1" w:val="000000"/>
     </w:rPr>
     <w:tblPr>
@@ -13476,6 +14085,7 @@
     </w:tcPr>
     <w:tblStylePr w:type="firstRow">
       <w:rPr>
+        <w:rFonts w:eastAsia="黑体"/>
         <w:b/>
         <w:bCs/>
       </w:rPr>
@@ -13494,6 +14104,7 @@
     </w:tblStylePr>
     <w:tblStylePr w:type="lastRow">
       <w:rPr>
+        <w:rFonts w:eastAsia="黑体"/>
         <w:b/>
         <w:bCs/>
         <w:color w:themeColor="background1" w:val="FFFFFF"/>
@@ -13508,6 +14119,7 @@
     </w:tblStylePr>
     <w:tblStylePr w:type="firstCol">
       <w:rPr>
+        <w:rFonts w:eastAsia="黑体"/>
         <w:color w:themeColor="background1" w:val="FFFFFF"/>
       </w:rPr>
       <w:tblPr/>
@@ -13525,6 +14137,7 @@
     </w:tblStylePr>
     <w:tblStylePr w:type="lastCol">
       <w:rPr>
+        <w:rFonts w:eastAsia="黑体"/>
         <w:color w:themeColor="background1" w:val="FFFFFF"/>
       </w:rPr>
       <w:tblPr/>
@@ -13554,11 +14167,13 @@
     </w:tblStylePr>
     <w:tblStylePr w:type="neCell">
       <w:rPr>
+        <w:rFonts w:eastAsia="黑体"/>
         <w:color w:themeColor="text1" w:val="000000"/>
       </w:rPr>
     </w:tblStylePr>
     <w:tblStylePr w:type="nwCell">
       <w:rPr>
+        <w:rFonts w:eastAsia="黑体"/>
         <w:color w:themeColor="text1" w:val="000000"/>
       </w:rPr>
     </w:tblStylePr>
@@ -13572,6 +14187,7 @@
       <w:spacing w:after="0" w:line="240" w:lineRule="auto"/>
     </w:pPr>
     <w:rPr>
+      <w:rFonts w:eastAsia="黑体"/>
       <w:color w:themeColor="text1" w:val="000000"/>
     </w:rPr>
     <w:tblPr>
@@ -13598,6 +14214,7 @@
     </w:tcPr>
     <w:tblStylePr w:type="firstRow">
       <w:rPr>
+        <w:rFonts w:eastAsia="黑体"/>
         <w:b/>
         <w:bCs/>
       </w:rPr>
@@ -13616,6 +14233,7 @@
     </w:tblStylePr>
     <w:tblStylePr w:type="lastRow">
       <w:rPr>
+        <w:rFonts w:eastAsia="黑体"/>
         <w:b/>
         <w:bCs/>
         <w:color w:themeColor="background1" w:val="FFFFFF"/>
@@ -13630,6 +14248,7 @@
     </w:tblStylePr>
     <w:tblStylePr w:type="firstCol">
       <w:rPr>
+        <w:rFonts w:eastAsia="黑体"/>
         <w:color w:themeColor="background1" w:val="FFFFFF"/>
       </w:rPr>
       <w:tblPr/>
@@ -13647,6 +14266,7 @@
     </w:tblStylePr>
     <w:tblStylePr w:type="lastCol">
       <w:rPr>
+        <w:rFonts w:eastAsia="黑体"/>
         <w:color w:themeColor="background1" w:val="FFFFFF"/>
       </w:rPr>
       <w:tblPr/>
@@ -13676,11 +14296,13 @@
     </w:tblStylePr>
     <w:tblStylePr w:type="neCell">
       <w:rPr>
+        <w:rFonts w:eastAsia="黑体"/>
         <w:color w:themeColor="text1" w:val="000000"/>
       </w:rPr>
     </w:tblStylePr>
     <w:tblStylePr w:type="nwCell">
       <w:rPr>
+        <w:rFonts w:eastAsia="黑体"/>
         <w:color w:themeColor="text1" w:val="000000"/>
       </w:rPr>
     </w:tblStylePr>
@@ -13694,6 +14316,7 @@
       <w:spacing w:after="0" w:line="240" w:lineRule="auto"/>
     </w:pPr>
     <w:rPr>
+      <w:rFonts w:eastAsia="黑体"/>
       <w:color w:themeColor="text1" w:val="000000"/>
     </w:rPr>
     <w:tblPr>
@@ -13712,6 +14335,7 @@
     </w:tcPr>
     <w:tblStylePr w:type="firstRow">
       <w:rPr>
+        <w:rFonts w:eastAsia="黑体"/>
         <w:b/>
         <w:bCs/>
         <w:color w:themeColor="background1" w:val="FFFFFF"/>
@@ -13726,6 +14350,7 @@
     </w:tblStylePr>
     <w:tblStylePr w:type="lastRow">
       <w:rPr>
+        <w:rFonts w:eastAsia="黑体"/>
         <w:b/>
         <w:bCs/>
         <w:color w:themeColor="accent2" w:themeShade="CC" w:val="9E3A38"/>
@@ -13740,12 +14365,14 @@
     </w:tblStylePr>
     <w:tblStylePr w:type="firstCol">
       <w:rPr>
+        <w:rFonts w:eastAsia="黑体"/>
         <w:b/>
         <w:bCs/>
       </w:rPr>
     </w:tblStylePr>
     <w:tblStylePr w:type="lastCol">
       <w:rPr>
+        <w:rFonts w:eastAsia="黑体"/>
         <w:b/>
         <w:bCs/>
       </w:rPr>
@@ -13780,6 +14407,7 @@
       <w:spacing w:after="0" w:line="240" w:lineRule="auto"/>
     </w:pPr>
     <w:rPr>
+      <w:rFonts w:eastAsia="黑体"/>
       <w:color w:themeColor="text1" w:val="000000"/>
     </w:rPr>
     <w:tblPr>
@@ -13798,6 +14426,7 @@
     </w:tcPr>
     <w:tblStylePr w:type="firstRow">
       <w:rPr>
+        <w:rFonts w:eastAsia="黑体"/>
         <w:b/>
         <w:bCs/>
         <w:color w:themeColor="background1" w:val="FFFFFF"/>
@@ -13812,6 +14441,7 @@
     </w:tblStylePr>
     <w:tblStylePr w:type="lastRow">
       <w:rPr>
+        <w:rFonts w:eastAsia="黑体"/>
         <w:b/>
         <w:bCs/>
         <w:color w:themeColor="accent2" w:themeShade="CC" w:val="9E3A38"/>
@@ -13826,12 +14456,14 @@
     </w:tblStylePr>
     <w:tblStylePr w:type="firstCol">
       <w:rPr>
+        <w:rFonts w:eastAsia="黑体"/>
         <w:b/>
         <w:bCs/>
       </w:rPr>
     </w:tblStylePr>
     <w:tblStylePr w:type="lastCol">
       <w:rPr>
+        <w:rFonts w:eastAsia="黑体"/>
         <w:b/>
         <w:bCs/>
       </w:rPr>
@@ -13866,6 +14498,7 @@
       <w:spacing w:after="0" w:line="240" w:lineRule="auto"/>
     </w:pPr>
     <w:rPr>
+      <w:rFonts w:eastAsia="黑体"/>
       <w:color w:themeColor="text1" w:val="000000"/>
     </w:rPr>
     <w:tblPr>
@@ -13884,6 +14517,7 @@
     </w:tcPr>
     <w:tblStylePr w:type="firstRow">
       <w:rPr>
+        <w:rFonts w:eastAsia="黑体"/>
         <w:b/>
         <w:bCs/>
         <w:color w:themeColor="background1" w:val="FFFFFF"/>
@@ -13898,6 +14532,7 @@
     </w:tblStylePr>
     <w:tblStylePr w:type="lastRow">
       <w:rPr>
+        <w:rFonts w:eastAsia="黑体"/>
         <w:b/>
         <w:bCs/>
         <w:color w:themeColor="accent2" w:themeShade="CC" w:val="9E3A38"/>
@@ -13912,12 +14547,14 @@
     </w:tblStylePr>
     <w:tblStylePr w:type="firstCol">
       <w:rPr>
+        <w:rFonts w:eastAsia="黑体"/>
         <w:b/>
         <w:bCs/>
       </w:rPr>
     </w:tblStylePr>
     <w:tblStylePr w:type="lastCol">
       <w:rPr>
+        <w:rFonts w:eastAsia="黑体"/>
         <w:b/>
         <w:bCs/>
       </w:rPr>
@@ -13952,6 +14589,7 @@
       <w:spacing w:after="0" w:line="240" w:lineRule="auto"/>
     </w:pPr>
     <w:rPr>
+      <w:rFonts w:eastAsia="黑体"/>
       <w:color w:themeColor="text1" w:val="000000"/>
     </w:rPr>
     <w:tblPr>
@@ -13970,6 +14608,7 @@
     </w:tcPr>
     <w:tblStylePr w:type="firstRow">
       <w:rPr>
+        <w:rFonts w:eastAsia="黑体"/>
         <w:b/>
         <w:bCs/>
         <w:color w:themeColor="background1" w:val="FFFFFF"/>
@@ -13984,6 +14623,7 @@
     </w:tblStylePr>
     <w:tblStylePr w:type="lastRow">
       <w:rPr>
+        <w:rFonts w:eastAsia="黑体"/>
         <w:b/>
         <w:bCs/>
         <w:color w:themeColor="accent4" w:themeShade="CC" w:val="664E82"/>
@@ -13998,12 +14638,14 @@
     </w:tblStylePr>
     <w:tblStylePr w:type="firstCol">
       <w:rPr>
+        <w:rFonts w:eastAsia="黑体"/>
         <w:b/>
         <w:bCs/>
       </w:rPr>
     </w:tblStylePr>
     <w:tblStylePr w:type="lastCol">
       <w:rPr>
+        <w:rFonts w:eastAsia="黑体"/>
         <w:b/>
         <w:bCs/>
       </w:rPr>
@@ -14038,6 +14680,7 @@
       <w:spacing w:after="0" w:line="240" w:lineRule="auto"/>
     </w:pPr>
     <w:rPr>
+      <w:rFonts w:eastAsia="黑体"/>
       <w:color w:themeColor="text1" w:val="000000"/>
     </w:rPr>
     <w:tblPr>
@@ -14056,6 +14699,7 @@
     </w:tcPr>
     <w:tblStylePr w:type="firstRow">
       <w:rPr>
+        <w:rFonts w:eastAsia="黑体"/>
         <w:b/>
         <w:bCs/>
         <w:color w:themeColor="background1" w:val="FFFFFF"/>
@@ -14070,6 +14714,7 @@
     </w:tblStylePr>
     <w:tblStylePr w:type="lastRow">
       <w:rPr>
+        <w:rFonts w:eastAsia="黑体"/>
         <w:b/>
         <w:bCs/>
         <w:color w:themeColor="accent3" w:themeShade="CC" w:val="7E9C40"/>
@@ -14084,12 +14729,14 @@
     </w:tblStylePr>
     <w:tblStylePr w:type="firstCol">
       <w:rPr>
+        <w:rFonts w:eastAsia="黑体"/>
         <w:b/>
         <w:bCs/>
       </w:rPr>
     </w:tblStylePr>
     <w:tblStylePr w:type="lastCol">
       <w:rPr>
+        <w:rFonts w:eastAsia="黑体"/>
         <w:b/>
         <w:bCs/>
       </w:rPr>
@@ -14124,6 +14771,7 @@
       <w:spacing w:after="0" w:line="240" w:lineRule="auto"/>
     </w:pPr>
     <w:rPr>
+      <w:rFonts w:eastAsia="黑体"/>
       <w:color w:themeColor="text1" w:val="000000"/>
     </w:rPr>
     <w:tblPr>
@@ -14142,6 +14790,7 @@
     </w:tcPr>
     <w:tblStylePr w:type="firstRow">
       <w:rPr>
+        <w:rFonts w:eastAsia="黑体"/>
         <w:b/>
         <w:bCs/>
         <w:color w:themeColor="background1" w:val="FFFFFF"/>
@@ -14156,6 +14805,7 @@
     </w:tblStylePr>
     <w:tblStylePr w:type="lastRow">
       <w:rPr>
+        <w:rFonts w:eastAsia="黑体"/>
         <w:b/>
         <w:bCs/>
         <w:color w:themeColor="accent6" w:themeShade="CC" w:val="F2730A"/>
@@ -14170,12 +14820,14 @@
     </w:tblStylePr>
     <w:tblStylePr w:type="firstCol">
       <w:rPr>
+        <w:rFonts w:eastAsia="黑体"/>
         <w:b/>
         <w:bCs/>
       </w:rPr>
     </w:tblStylePr>
     <w:tblStylePr w:type="lastCol">
       <w:rPr>
+        <w:rFonts w:eastAsia="黑体"/>
         <w:b/>
         <w:bCs/>
       </w:rPr>
@@ -14210,6 +14862,7 @@
       <w:spacing w:after="0" w:line="240" w:lineRule="auto"/>
     </w:pPr>
     <w:rPr>
+      <w:rFonts w:eastAsia="黑体"/>
       <w:color w:themeColor="text1" w:val="000000"/>
     </w:rPr>
     <w:tblPr>
@@ -14228,6 +14881,7 @@
     </w:tcPr>
     <w:tblStylePr w:type="firstRow">
       <w:rPr>
+        <w:rFonts w:eastAsia="黑体"/>
         <w:b/>
         <w:bCs/>
         <w:color w:themeColor="background1" w:val="FFFFFF"/>
@@ -14242,6 +14896,7 @@
     </w:tblStylePr>
     <w:tblStylePr w:type="lastRow">
       <w:rPr>
+        <w:rFonts w:eastAsia="黑体"/>
         <w:b/>
         <w:bCs/>
         <w:color w:themeColor="accent5" w:themeShade="CC" w:val="348DA5"/>
@@ -14256,12 +14911,14 @@
     </w:tblStylePr>
     <w:tblStylePr w:type="firstCol">
       <w:rPr>
+        <w:rFonts w:eastAsia="黑体"/>
         <w:b/>
         <w:bCs/>
       </w:rPr>
     </w:tblStylePr>
     <w:tblStylePr w:type="lastCol">
       <w:rPr>
+        <w:rFonts w:eastAsia="黑体"/>
         <w:b/>
         <w:bCs/>
       </w:rPr>
@@ -14296,6 +14953,7 @@
       <w:spacing w:after="0" w:line="240" w:lineRule="auto"/>
     </w:pPr>
     <w:rPr>
+      <w:rFonts w:eastAsia="黑体"/>
       <w:color w:themeColor="text1" w:val="000000"/>
     </w:rPr>
     <w:tblPr>
@@ -14317,6 +14975,7 @@
     </w:tcPr>
     <w:tblStylePr w:type="firstRow">
       <w:rPr>
+        <w:rFonts w:eastAsia="黑体"/>
         <w:b/>
         <w:bCs/>
       </w:rPr>
@@ -14327,6 +14986,7 @@
     </w:tblStylePr>
     <w:tblStylePr w:type="lastRow">
       <w:rPr>
+        <w:rFonts w:eastAsia="黑体"/>
         <w:b/>
         <w:bCs/>
         <w:color w:themeColor="text1" w:val="000000"/>
@@ -14338,6 +14998,7 @@
     </w:tblStylePr>
     <w:tblStylePr w:type="firstCol">
       <w:rPr>
+        <w:rFonts w:eastAsia="黑体"/>
         <w:color w:themeColor="background1" w:val="FFFFFF"/>
       </w:rPr>
       <w:tblPr/>
@@ -14347,6 +15008,7 @@
     </w:tblStylePr>
     <w:tblStylePr w:type="lastCol">
       <w:rPr>
+        <w:rFonts w:eastAsia="黑体"/>
         <w:color w:themeColor="background1" w:val="FFFFFF"/>
       </w:rPr>
       <w:tblPr/>
@@ -14376,6 +15038,7 @@
       <w:spacing w:after="0" w:line="240" w:lineRule="auto"/>
     </w:pPr>
     <w:rPr>
+      <w:rFonts w:eastAsia="黑体"/>
       <w:color w:themeColor="text1" w:val="000000"/>
     </w:rPr>
     <w:tblPr>
@@ -14397,6 +15060,7 @@
     </w:tcPr>
     <w:tblStylePr w:type="firstRow">
       <w:rPr>
+        <w:rFonts w:eastAsia="黑体"/>
         <w:b/>
         <w:bCs/>
       </w:rPr>
@@ -14407,6 +15071,7 @@
     </w:tblStylePr>
     <w:tblStylePr w:type="lastRow">
       <w:rPr>
+        <w:rFonts w:eastAsia="黑体"/>
         <w:b/>
         <w:bCs/>
         <w:color w:themeColor="text1" w:val="000000"/>
@@ -14418,6 +15083,7 @@
     </w:tblStylePr>
     <w:tblStylePr w:type="firstCol">
       <w:rPr>
+        <w:rFonts w:eastAsia="黑体"/>
         <w:color w:themeColor="background1" w:val="FFFFFF"/>
       </w:rPr>
       <w:tblPr/>
@@ -14427,6 +15093,7 @@
     </w:tblStylePr>
     <w:tblStylePr w:type="lastCol">
       <w:rPr>
+        <w:rFonts w:eastAsia="黑体"/>
         <w:color w:themeColor="background1" w:val="FFFFFF"/>
       </w:rPr>
       <w:tblPr/>
@@ -14456,6 +15123,7 @@
       <w:spacing w:after="0" w:line="240" w:lineRule="auto"/>
     </w:pPr>
     <w:rPr>
+      <w:rFonts w:eastAsia="黑体"/>
       <w:color w:themeColor="text1" w:val="000000"/>
     </w:rPr>
     <w:tblPr>
@@ -14477,6 +15145,7 @@
     </w:tcPr>
     <w:tblStylePr w:type="firstRow">
       <w:rPr>
+        <w:rFonts w:eastAsia="黑体"/>
         <w:b/>
         <w:bCs/>
       </w:rPr>
@@ -14487,6 +15156,7 @@
     </w:tblStylePr>
     <w:tblStylePr w:type="lastRow">
       <w:rPr>
+        <w:rFonts w:eastAsia="黑体"/>
         <w:b/>
         <w:bCs/>
         <w:color w:themeColor="text1" w:val="000000"/>
@@ -14498,6 +15168,7 @@
     </w:tblStylePr>
     <w:tblStylePr w:type="firstCol">
       <w:rPr>
+        <w:rFonts w:eastAsia="黑体"/>
         <w:color w:themeColor="background1" w:val="FFFFFF"/>
       </w:rPr>
       <w:tblPr/>
@@ -14507,6 +15178,7 @@
     </w:tblStylePr>
     <w:tblStylePr w:type="lastCol">
       <w:rPr>
+        <w:rFonts w:eastAsia="黑体"/>
         <w:color w:themeColor="background1" w:val="FFFFFF"/>
       </w:rPr>
       <w:tblPr/>
@@ -14536,6 +15208,7 @@
       <w:spacing w:after="0" w:line="240" w:lineRule="auto"/>
     </w:pPr>
     <w:rPr>
+      <w:rFonts w:eastAsia="黑体"/>
       <w:color w:themeColor="text1" w:val="000000"/>
     </w:rPr>
     <w:tblPr>
@@ -14557,6 +15230,7 @@
     </w:tcPr>
     <w:tblStylePr w:type="firstRow">
       <w:rPr>
+        <w:rFonts w:eastAsia="黑体"/>
         <w:b/>
         <w:bCs/>
       </w:rPr>
@@ -14567,6 +15241,7 @@
     </w:tblStylePr>
     <w:tblStylePr w:type="lastRow">
       <w:rPr>
+        <w:rFonts w:eastAsia="黑体"/>
         <w:b/>
         <w:bCs/>
         <w:color w:themeColor="text1" w:val="000000"/>
@@ -14578,6 +15253,7 @@
     </w:tblStylePr>
     <w:tblStylePr w:type="firstCol">
       <w:rPr>
+        <w:rFonts w:eastAsia="黑体"/>
         <w:color w:themeColor="background1" w:val="FFFFFF"/>
       </w:rPr>
       <w:tblPr/>
@@ -14587,6 +15263,7 @@
     </w:tblStylePr>
     <w:tblStylePr w:type="lastCol">
       <w:rPr>
+        <w:rFonts w:eastAsia="黑体"/>
         <w:color w:themeColor="background1" w:val="FFFFFF"/>
       </w:rPr>
       <w:tblPr/>
@@ -14616,6 +15293,7 @@
       <w:spacing w:after="0" w:line="240" w:lineRule="auto"/>
     </w:pPr>
     <w:rPr>
+      <w:rFonts w:eastAsia="黑体"/>
       <w:color w:themeColor="text1" w:val="000000"/>
     </w:rPr>
     <w:tblPr>
@@ -14637,6 +15315,7 @@
     </w:tcPr>
     <w:tblStylePr w:type="firstRow">
       <w:rPr>
+        <w:rFonts w:eastAsia="黑体"/>
         <w:b/>
         <w:bCs/>
       </w:rPr>
@@ -14647,6 +15326,7 @@
     </w:tblStylePr>
     <w:tblStylePr w:type="lastRow">
       <w:rPr>
+        <w:rFonts w:eastAsia="黑体"/>
         <w:b/>
         <w:bCs/>
         <w:color w:themeColor="text1" w:val="000000"/>
@@ -14658,6 +15338,7 @@
     </w:tblStylePr>
     <w:tblStylePr w:type="firstCol">
       <w:rPr>
+        <w:rFonts w:eastAsia="黑体"/>
         <w:color w:themeColor="background1" w:val="FFFFFF"/>
       </w:rPr>
       <w:tblPr/>
@@ -14667,6 +15348,7 @@
     </w:tblStylePr>
     <w:tblStylePr w:type="lastCol">
       <w:rPr>
+        <w:rFonts w:eastAsia="黑体"/>
         <w:color w:themeColor="background1" w:val="FFFFFF"/>
       </w:rPr>
       <w:tblPr/>
@@ -14696,6 +15378,7 @@
       <w:spacing w:after="0" w:line="240" w:lineRule="auto"/>
     </w:pPr>
     <w:rPr>
+      <w:rFonts w:eastAsia="黑体"/>
       <w:color w:themeColor="text1" w:val="000000"/>
     </w:rPr>
     <w:tblPr>
@@ -14717,6 +15400,7 @@
     </w:tcPr>
     <w:tblStylePr w:type="firstRow">
       <w:rPr>
+        <w:rFonts w:eastAsia="黑体"/>
         <w:b/>
         <w:bCs/>
       </w:rPr>
@@ -14727,6 +15411,7 @@
     </w:tblStylePr>
     <w:tblStylePr w:type="lastRow">
       <w:rPr>
+        <w:rFonts w:eastAsia="黑体"/>
         <w:b/>
         <w:bCs/>
         <w:color w:themeColor="text1" w:val="000000"/>
@@ -14738,6 +15423,7 @@
     </w:tblStylePr>
     <w:tblStylePr w:type="firstCol">
       <w:rPr>
+        <w:rFonts w:eastAsia="黑体"/>
         <w:color w:themeColor="background1" w:val="FFFFFF"/>
       </w:rPr>
       <w:tblPr/>
@@ -14747,6 +15433,7 @@
     </w:tblStylePr>
     <w:tblStylePr w:type="lastCol">
       <w:rPr>
+        <w:rFonts w:eastAsia="黑体"/>
         <w:color w:themeColor="background1" w:val="FFFFFF"/>
       </w:rPr>
       <w:tblPr/>
@@ -14776,6 +15463,7 @@
       <w:spacing w:after="0" w:line="240" w:lineRule="auto"/>
     </w:pPr>
     <w:rPr>
+      <w:rFonts w:eastAsia="黑体"/>
       <w:color w:themeColor="text1" w:val="000000"/>
     </w:rPr>
     <w:tblPr>
@@ -14797,6 +15485,7 @@
     </w:tcPr>
     <w:tblStylePr w:type="firstRow">
       <w:rPr>
+        <w:rFonts w:eastAsia="黑体"/>
         <w:b/>
         <w:bCs/>
       </w:rPr>
@@ -14807,6 +15496,7 @@
     </w:tblStylePr>
     <w:tblStylePr w:type="lastRow">
       <w:rPr>
+        <w:rFonts w:eastAsia="黑体"/>
         <w:b/>
         <w:bCs/>
         <w:color w:themeColor="text1" w:val="000000"/>
@@ -14818,6 +15508,7 @@
     </w:tblStylePr>
     <w:tblStylePr w:type="firstCol">
       <w:rPr>
+        <w:rFonts w:eastAsia="黑体"/>
         <w:color w:themeColor="background1" w:val="FFFFFF"/>
       </w:rPr>
       <w:tblPr/>
@@ -14827,6 +15518,7 @@
     </w:tblStylePr>
     <w:tblStylePr w:type="lastCol">
       <w:rPr>
+        <w:rFonts w:eastAsia="黑体"/>
         <w:color w:themeColor="background1" w:val="FFFFFF"/>
       </w:rPr>
       <w:tblPr/>
@@ -14859,6 +15551,7 @@
     <w:name w:val="KeywordTok"/>
     <w:basedOn w:val="VerbatimChar"/>
     <w:rPr>
+      <w:rFonts w:eastAsia="黑体"/>
       <w:b/>
       <w:color w:val="007020"/>
     </w:rPr>
@@ -14867,6 +15560,7 @@
     <w:name w:val="DataTypeTok"/>
     <w:basedOn w:val="VerbatimChar"/>
     <w:rPr>
+      <w:rFonts w:eastAsia="黑体"/>
       <w:color w:val="902000"/>
     </w:rPr>
   </w:style>
@@ -14874,6 +15568,7 @@
     <w:name w:val="DecValTok"/>
     <w:basedOn w:val="VerbatimChar"/>
     <w:rPr>
+      <w:rFonts w:eastAsia="黑体"/>
       <w:color w:val="40a070"/>
     </w:rPr>
   </w:style>
@@ -14881,6 +15576,7 @@
     <w:name w:val="BaseNTok"/>
     <w:basedOn w:val="VerbatimChar"/>
     <w:rPr>
+      <w:rFonts w:eastAsia="黑体"/>
       <w:color w:val="40a070"/>
     </w:rPr>
   </w:style>
@@ -14888,6 +15584,7 @@
     <w:name w:val="FloatTok"/>
     <w:basedOn w:val="VerbatimChar"/>
     <w:rPr>
+      <w:rFonts w:eastAsia="黑体"/>
       <w:color w:val="40a070"/>
     </w:rPr>
   </w:style>
@@ -14895,6 +15592,7 @@
     <w:name w:val="ConstantTok"/>
     <w:basedOn w:val="VerbatimChar"/>
     <w:rPr>
+      <w:rFonts w:eastAsia="黑体"/>
       <w:color w:val="880000"/>
     </w:rPr>
   </w:style>
@@ -14902,6 +15600,7 @@
     <w:name w:val="CharTok"/>
     <w:basedOn w:val="VerbatimChar"/>
     <w:rPr>
+      <w:rFonts w:eastAsia="黑体"/>
       <w:color w:val="4070a0"/>
     </w:rPr>
   </w:style>
@@ -14909,6 +15608,7 @@
     <w:name w:val="SpecialCharTok"/>
     <w:basedOn w:val="VerbatimChar"/>
     <w:rPr>
+      <w:rFonts w:eastAsia="黑体"/>
       <w:color w:val="4070a0"/>
     </w:rPr>
   </w:style>
@@ -14916,6 +15616,7 @@
     <w:name w:val="StringTok"/>
     <w:basedOn w:val="VerbatimChar"/>
     <w:rPr>
+      <w:rFonts w:eastAsia="黑体"/>
       <w:color w:val="4070a0"/>
     </w:rPr>
   </w:style>
@@ -14923,6 +15624,7 @@
     <w:name w:val="VerbatimStringTok"/>
     <w:basedOn w:val="VerbatimChar"/>
     <w:rPr>
+      <w:rFonts w:eastAsia="黑体"/>
       <w:color w:val="4070a0"/>
     </w:rPr>
   </w:style>
@@ -14930,6 +15632,7 @@
     <w:name w:val="SpecialStringTok"/>
     <w:basedOn w:val="VerbatimChar"/>
     <w:rPr>
+      <w:rFonts w:eastAsia="黑体"/>
       <w:color w:val="bb6688"/>
     </w:rPr>
   </w:style>
@@ -14937,6 +15640,7 @@
     <w:name w:val="ImportTok"/>
     <w:basedOn w:val="VerbatimChar"/>
     <w:rPr>
+      <w:rFonts w:eastAsia="黑体"/>
       <w:b/>
       <w:color w:val="008000"/>
     </w:rPr>
@@ -14945,6 +15649,7 @@
     <w:name w:val="CommentTok"/>
     <w:basedOn w:val="VerbatimChar"/>
     <w:rPr>
+      <w:rFonts w:eastAsia="黑体"/>
       <w:i/>
       <w:color w:val="60a0b0"/>
     </w:rPr>
@@ -14953,6 +15658,7 @@
     <w:name w:val="DocumentationTok"/>
     <w:basedOn w:val="VerbatimChar"/>
     <w:rPr>
+      <w:rFonts w:eastAsia="黑体"/>
       <w:i/>
       <w:color w:val="ba2121"/>
     </w:rPr>
@@ -14961,6 +15667,7 @@
     <w:name w:val="AnnotationTok"/>
     <w:basedOn w:val="VerbatimChar"/>
     <w:rPr>
+      <w:rFonts w:eastAsia="黑体"/>
       <w:b/>
       <w:i/>
       <w:color w:val="60a0b0"/>
@@ -14970,6 +15677,7 @@
     <w:name w:val="CommentVarTok"/>
     <w:basedOn w:val="VerbatimChar"/>
     <w:rPr>
+      <w:rFonts w:eastAsia="黑体"/>
       <w:b/>
       <w:i/>
       <w:color w:val="60a0b0"/>
@@ -14979,6 +15687,7 @@
     <w:name w:val="OtherTok"/>
     <w:basedOn w:val="VerbatimChar"/>
     <w:rPr>
+      <w:rFonts w:eastAsia="黑体"/>
       <w:color w:val="007020"/>
     </w:rPr>
   </w:style>
@@ -14986,6 +15695,7 @@
     <w:name w:val="FunctionTok"/>
     <w:basedOn w:val="VerbatimChar"/>
     <w:rPr>
+      <w:rFonts w:eastAsia="黑体"/>
       <w:color w:val="06287e"/>
     </w:rPr>
   </w:style>
@@ -14993,6 +15703,7 @@
     <w:name w:val="VariableTok"/>
     <w:basedOn w:val="VerbatimChar"/>
     <w:rPr>
+      <w:rFonts w:eastAsia="黑体"/>
       <w:color w:val="19177c"/>
     </w:rPr>
   </w:style>
@@ -15000,6 +15711,7 @@
     <w:name w:val="ControlFlowTok"/>
     <w:basedOn w:val="VerbatimChar"/>
     <w:rPr>
+      <w:rFonts w:eastAsia="黑体"/>
       <w:b/>
       <w:color w:val="007020"/>
     </w:rPr>
@@ -15008,6 +15720,7 @@
     <w:name w:val="OperatorTok"/>
     <w:basedOn w:val="VerbatimChar"/>
     <w:rPr>
+      <w:rFonts w:eastAsia="黑体"/>
       <w:color w:val="666666"/>
     </w:rPr>
   </w:style>
@@ -15015,18 +15728,22 @@
     <w:name w:val="BuiltInTok"/>
     <w:basedOn w:val="VerbatimChar"/>
     <w:rPr>
+      <w:rFonts w:eastAsia="黑体"/>
       <w:color w:val="008000"/>
     </w:rPr>
   </w:style>
   <w:style w:type="character" w:customStyle="1" w:styleId="ExtensionTok">
     <w:name w:val="ExtensionTok"/>
     <w:basedOn w:val="VerbatimChar"/>
-    <w:rPr/>
+    <w:rPr>
+      <w:rFonts w:eastAsia="黑体"/>
+    </w:rPr>
   </w:style>
   <w:style w:type="character" w:customStyle="1" w:styleId="PreprocessorTok">
     <w:name w:val="PreprocessorTok"/>
     <w:basedOn w:val="VerbatimChar"/>
     <w:rPr>
+      <w:rFonts w:eastAsia="黑体"/>
       <w:color w:val="bc7a00"/>
     </w:rPr>
   </w:style>
@@ -15034,18 +15751,22 @@
     <w:name w:val="AttributeTok"/>
     <w:basedOn w:val="VerbatimChar"/>
     <w:rPr>
+      <w:rFonts w:eastAsia="黑体"/>
       <w:color w:val="7d9029"/>
     </w:rPr>
   </w:style>
   <w:style w:type="character" w:customStyle="1" w:styleId="RegionMarkerTok">
     <w:name w:val="RegionMarkerTok"/>
     <w:basedOn w:val="VerbatimChar"/>
-    <w:rPr/>
+    <w:rPr>
+      <w:rFonts w:eastAsia="黑体"/>
+    </w:rPr>
   </w:style>
   <w:style w:type="character" w:customStyle="1" w:styleId="InformationTok">
     <w:name w:val="InformationTok"/>
     <w:basedOn w:val="VerbatimChar"/>
     <w:rPr>
+      <w:rFonts w:eastAsia="黑体"/>
       <w:b/>
       <w:i/>
       <w:color w:val="60a0b0"/>
@@ -15055,6 +15776,7 @@
     <w:name w:val="WarningTok"/>
     <w:basedOn w:val="VerbatimChar"/>
     <w:rPr>
+      <w:rFonts w:eastAsia="黑体"/>
       <w:b/>
       <w:i/>
       <w:color w:val="60a0b0"/>
@@ -15064,6 +15786,7 @@
     <w:name w:val="AlertTok"/>
     <w:basedOn w:val="VerbatimChar"/>
     <w:rPr>
+      <w:rFonts w:eastAsia="黑体"/>
       <w:b/>
       <w:color w:val="ff0000"/>
     </w:rPr>
@@ -15072,6 +15795,7 @@
     <w:name w:val="ErrorTok"/>
     <w:basedOn w:val="VerbatimChar"/>
     <w:rPr>
+      <w:rFonts w:eastAsia="黑体"/>
       <w:b/>
       <w:color w:val="ff0000"/>
     </w:rPr>
@@ -15079,7 +15803,9 @@
   <w:style w:type="character" w:customStyle="1" w:styleId="NormalTok">
     <w:name w:val="NormalTok"/>
     <w:basedOn w:val="VerbatimChar"/>
-    <w:rPr/>
+    <w:rPr>
+      <w:rFonts w:eastAsia="黑体"/>
+    </w:rPr>
   </w:style>
 </w:styles>
 </file>
@@ -15128,12 +15854,12 @@
     <a:fontScheme name="Office">
       <a:majorFont>
         <a:latin typeface="Calibri"/>
-        <a:ea typeface=""/>
+        <a:ea typeface="黑体"/>
         <a:cs typeface=""/>
         <a:font script="Jpan" typeface="ＭＳ ゴシック"/>
         <a:font script="Hang" typeface="맑은 고딕"/>
-        <a:font script="Hans" typeface="宋体"/>
-        <a:font script="Hant" typeface="新細明體"/>
+        <a:font script="Hans" typeface="黑体"/>
+        <a:font script="Hant" typeface="黑体"/>
         <a:font script="Arab" typeface="Times New Roman"/>
         <a:font script="Hebr" typeface="Times New Roman"/>
         <a:font script="Thai" typeface="Angsana New"/>
@@ -15163,12 +15889,12 @@
       </a:majorFont>
       <a:minorFont>
         <a:latin typeface="Cambria"/>
-        <a:ea typeface=""/>
+        <a:ea typeface="黑体"/>
         <a:cs typeface=""/>
         <a:font script="Jpan" typeface="ＭＳ 明朝"/>
         <a:font script="Hang" typeface="맑은 고딕"/>
-        <a:font script="Hans" typeface="宋体"/>
-        <a:font script="Hant" typeface="新細明體"/>
+        <a:font script="Hans" typeface="黑体"/>
+        <a:font script="Hant" typeface="黑体"/>
         <a:font script="Arab" typeface="Arial"/>
         <a:font script="Hebr" typeface="Arial"/>
         <a:font script="Thai" typeface="Cordia New"/>

--- a/05-数字电路/02-时序逻辑电路/十进制计数器电路/十进制计数器电路.docx
+++ b/05-数字电路/02-时序逻辑电路/十进制计数器电路/十进制计数器电路.docx
@@ -2783,7 +2783,7 @@
           <w:color w:val="555555"/>
           <w:sz w:val="21"/>
         </w:rPr>
-        <w:t>材料收集者：杜文杰，WX手机：19519196569，QQ:3478827729</w:t>
+        <w:t>材料收集者：杜文杰，微信/手机：19519196569，QQ:3478827729</w:t>
       </w:r>
     </w:p>
     <w:sectPr>
